--- a/video-film-editing/output/07 3.4b Soalan Penilaian Pengetahuan/CU C01-C05/3.4b-05 Penilaian Pengetahuan C05 ONLINE VISUAL EDITING (IT-072).docx
+++ b/video-film-editing/output/07 3.4b Soalan Penilaian Pengetahuan/CU C01-C05/3.4b-05 Penilaian Pengetahuan C05 ONLINE VISUAL EDITING (IT-072).docx
@@ -924,7 +924,8 @@
     </w:p>
     <w:p>
       <w:pPr>
-        <w:spacing w:line="360" w:lineRule="auto"/>
+        <w:spacing w:line="276" w:lineRule="auto" w:after="120"/>
+        <w:jc w:val="left"/>
         <w:rPr>
           <w:rFonts w:ascii="Arial" w:eastAsia="Arial" w:hAnsi="Arial" w:cs="Arial"/>
           <w:b/>
@@ -935,6 +936,8 @@
         <w:rPr>
           <w:rFonts w:ascii="Arial" w:eastAsia="Arial" w:hAnsi="Arial" w:cs="Arial"/>
           <w:b/>
+          <w:color w:val="000000"/>
+          <w:sz w:val="22"/>
         </w:rPr>
         <w:t>Untuk</w:t>
       </w:r>
@@ -943,6 +946,8 @@
         <w:rPr>
           <w:rFonts w:ascii="Arial" w:eastAsia="Arial" w:hAnsi="Arial" w:cs="Arial"/>
           <w:b/>
+          <w:color w:val="000000"/>
+          <w:sz w:val="22"/>
         </w:rPr>
         <w:t xml:space="preserve"> </w:t>
       </w:r>
@@ -951,6 +956,8 @@
         <w:rPr>
           <w:rFonts w:ascii="Arial" w:eastAsia="Arial" w:hAnsi="Arial" w:cs="Arial"/>
           <w:b/>
+          <w:color w:val="000000"/>
+          <w:sz w:val="22"/>
         </w:rPr>
         <w:t>Pengesahan</w:t>
       </w:r>
@@ -959,6 +966,8 @@
         <w:rPr>
           <w:rFonts w:ascii="Arial" w:eastAsia="Arial" w:hAnsi="Arial" w:cs="Arial"/>
           <w:b/>
+          <w:color w:val="000000"/>
+          <w:sz w:val="22"/>
         </w:rPr>
         <w:t xml:space="preserve"> </w:t>
       </w:r>
@@ -967,6 +976,8 @@
         <w:rPr>
           <w:rFonts w:ascii="Arial" w:eastAsia="Arial" w:hAnsi="Arial" w:cs="Arial"/>
           <w:b/>
+          <w:color w:val="000000"/>
+          <w:sz w:val="22"/>
         </w:rPr>
         <w:t>Pengajar</w:t>
       </w:r>
@@ -977,6 +988,7 @@
         <w:tblStyle w:val="TableGrid"/>
         <w:tblW w:w="0" w:type="auto"/>
         <w:tblInd w:w="-5" w:type="dxa"/>
+        <w:tblLayout w:type="autofit"/>
         <w:tblLook w:val="04A0" w:firstRow="1" w:lastRow="0" w:firstColumn="1" w:lastColumn="0" w:noHBand="0" w:noVBand="1"/>
       </w:tblPr>
       <w:tblGrid>
@@ -984,9 +996,20 @@
         <w:gridCol w:w="5665"/>
       </w:tblGrid>
       <w:tr>
+        <w:trPr>
+          <w:tblHeader w:val="true"/>
+          <w:cantSplit w:val="true"/>
+        </w:trPr>
         <w:tc>
           <w:tcPr>
             <w:tcW w:w="3402" w:type="dxa"/>
+            <w:tcMar>
+              <w:top w:w="57" w:type="dxa"/>
+              <w:left w:w="57" w:type="dxa"/>
+              <w:bottom w:w="57" w:type="dxa"/>
+              <w:right w:w="57" w:type="dxa"/>
+            </w:tcMar>
+            <w:shd w:val="clear" w:color="auto" w:fill="D9D9D9"/>
           </w:tcPr>
           <w:p>
             <w:pPr>
@@ -999,7 +1022,10 @@
             <w:r>
               <w:rPr>
                 <w:rFonts w:ascii="Arial" w:eastAsia="Arial" w:hAnsi="Arial" w:cs="Arial"/>
+                <w:b/>
                 <w:bCs/>
+                <w:color w:val="000000"/>
+                <w:sz w:val="20"/>
               </w:rPr>
               <w:t>NAMA PENGAJAR</w:t>
             </w:r>
@@ -1008,6 +1034,13 @@
         <w:tc>
           <w:tcPr>
             <w:tcW w:w="5665" w:type="dxa"/>
+            <w:tcMar>
+              <w:top w:w="57" w:type="dxa"/>
+              <w:left w:w="57" w:type="dxa"/>
+              <w:bottom w:w="57" w:type="dxa"/>
+              <w:right w:w="57" w:type="dxa"/>
+            </w:tcMar>
+            <w:shd w:val="clear" w:color="auto" w:fill="D9D9D9"/>
           </w:tcPr>
           <w:p>
             <w:pPr>
@@ -1021,9 +1054,18 @@
         </w:tc>
       </w:tr>
       <w:tr>
+        <w:trPr>
+          <w:cantSplit w:val="true"/>
+        </w:trPr>
         <w:tc>
           <w:tcPr>
             <w:tcW w:w="3402" w:type="dxa"/>
+            <w:tcMar>
+              <w:top w:w="57" w:type="dxa"/>
+              <w:left w:w="57" w:type="dxa"/>
+              <w:bottom w:w="57" w:type="dxa"/>
+              <w:right w:w="57" w:type="dxa"/>
+            </w:tcMar>
           </w:tcPr>
           <w:p>
             <w:pPr>
@@ -1037,6 +1079,8 @@
               <w:rPr>
                 <w:rFonts w:ascii="Arial" w:eastAsia="Arial" w:hAnsi="Arial" w:cs="Arial"/>
                 <w:bCs/>
+                <w:color w:val="000000"/>
+                <w:sz w:val="20"/>
               </w:rPr>
               <w:t>TANDATANGAN</w:t>
             </w:r>
@@ -1045,6 +1089,12 @@
         <w:tc>
           <w:tcPr>
             <w:tcW w:w="5665" w:type="dxa"/>
+            <w:tcMar>
+              <w:top w:w="57" w:type="dxa"/>
+              <w:left w:w="57" w:type="dxa"/>
+              <w:bottom w:w="57" w:type="dxa"/>
+              <w:right w:w="57" w:type="dxa"/>
+            </w:tcMar>
           </w:tcPr>
           <w:p>
             <w:pPr>
@@ -1076,9 +1126,18 @@
         </w:tc>
       </w:tr>
       <w:tr>
+        <w:trPr>
+          <w:cantSplit w:val="true"/>
+        </w:trPr>
         <w:tc>
           <w:tcPr>
             <w:tcW w:w="3402" w:type="dxa"/>
+            <w:tcMar>
+              <w:top w:w="57" w:type="dxa"/>
+              <w:left w:w="57" w:type="dxa"/>
+              <w:bottom w:w="57" w:type="dxa"/>
+              <w:right w:w="57" w:type="dxa"/>
+            </w:tcMar>
           </w:tcPr>
           <w:p>
             <w:pPr>
@@ -1092,6 +1151,8 @@
               <w:rPr>
                 <w:rFonts w:ascii="Arial" w:eastAsia="Arial" w:hAnsi="Arial" w:cs="Arial"/>
                 <w:bCs/>
+                <w:color w:val="000000"/>
+                <w:sz w:val="20"/>
               </w:rPr>
               <w:t>MARKAH DIPEROLEHI (%)</w:t>
             </w:r>
@@ -1100,6 +1161,12 @@
         <w:tc>
           <w:tcPr>
             <w:tcW w:w="5665" w:type="dxa"/>
+            <w:tcMar>
+              <w:top w:w="57" w:type="dxa"/>
+              <w:left w:w="57" w:type="dxa"/>
+              <w:bottom w:w="57" w:type="dxa"/>
+              <w:right w:w="57" w:type="dxa"/>
+            </w:tcMar>
           </w:tcPr>
           <w:p>
             <w:pPr>
@@ -1114,6 +1181,8 @@
               <w:rPr>
                 <w:rFonts w:ascii="Arial" w:eastAsia="Arial" w:hAnsi="Arial" w:cs="Arial"/>
                 <w:bCs/>
+                <w:color w:val="000000"/>
+                <w:sz w:val="20"/>
               </w:rPr>
               <w:t xml:space="preserve">         </w:t>
             </w:r>
@@ -1121,6 +1190,8 @@
               <w:rPr>
                 <w:rFonts w:ascii="Arial" w:eastAsia="Arial" w:hAnsi="Arial" w:cs="Arial"/>
                 <w:bCs/>
+                <w:color w:val="000000"/>
+                <w:sz w:val="20"/>
               </w:rPr>
               <w:t>/ 100%</w:t>
             </w:r>
@@ -1128,9 +1199,18 @@
         </w:tc>
       </w:tr>
       <w:tr>
+        <w:trPr>
+          <w:cantSplit w:val="true"/>
+        </w:trPr>
         <w:tc>
           <w:tcPr>
             <w:tcW w:w="3402" w:type="dxa"/>
+            <w:tcMar>
+              <w:top w:w="57" w:type="dxa"/>
+              <w:left w:w="57" w:type="dxa"/>
+              <w:bottom w:w="57" w:type="dxa"/>
+              <w:right w:w="57" w:type="dxa"/>
+            </w:tcMar>
           </w:tcPr>
           <w:p>
             <w:pPr>
@@ -1144,6 +1224,8 @@
               <w:rPr>
                 <w:rFonts w:ascii="Arial" w:eastAsia="Arial" w:hAnsi="Arial" w:cs="Arial"/>
                 <w:bCs/>
+                <w:color w:val="000000"/>
+                <w:sz w:val="20"/>
               </w:rPr>
               <w:t xml:space="preserve">KEPUTUSAN </w:t>
             </w:r>
@@ -1152,6 +1234,12 @@
         <w:tc>
           <w:tcPr>
             <w:tcW w:w="5665" w:type="dxa"/>
+            <w:tcMar>
+              <w:top w:w="57" w:type="dxa"/>
+              <w:left w:w="57" w:type="dxa"/>
+              <w:bottom w:w="57" w:type="dxa"/>
+              <w:right w:w="57" w:type="dxa"/>
+            </w:tcMar>
           </w:tcPr>
           <w:p>
             <w:pPr>
@@ -1166,6 +1254,8 @@
               <w:rPr>
                 <w:rFonts w:ascii="Arial" w:eastAsia="Arial" w:hAnsi="Arial" w:cs="Arial"/>
                 <w:bCs/>
+                <w:color w:val="000000"/>
+                <w:sz w:val="20"/>
               </w:rPr>
               <w:t>Lulus / Gagal</w:t>
             </w:r>
@@ -1184,7 +1274,8 @@
     </w:p>
     <w:p>
       <w:pPr>
-        <w:spacing w:line="360" w:lineRule="auto"/>
+        <w:spacing w:line="276" w:lineRule="auto" w:after="120"/>
+        <w:jc w:val="left"/>
         <w:rPr>
           <w:rFonts w:ascii="Arial" w:eastAsia="Arial" w:hAnsi="Arial" w:cs="Arial"/>
           <w:b/>
@@ -1195,6 +1286,8 @@
         <w:rPr>
           <w:rFonts w:ascii="Arial" w:eastAsia="Arial" w:hAnsi="Arial" w:cs="Arial"/>
           <w:b/>
+          <w:color w:val="000000"/>
+          <w:sz w:val="22"/>
         </w:rPr>
         <w:t>Markah</w:t>
       </w:r>
@@ -1203,6 +1296,8 @@
         <w:rPr>
           <w:rFonts w:ascii="Arial" w:eastAsia="Arial" w:hAnsi="Arial" w:cs="Arial"/>
           <w:b/>
+          <w:color w:val="000000"/>
+          <w:sz w:val="22"/>
         </w:rPr>
         <w:t xml:space="preserve"> lulus minimum: 60%</w:t>
       </w:r>
@@ -1239,8 +1334,8 @@
     </w:p>
     <w:p>
       <w:pPr>
-        <w:spacing w:line="360" w:lineRule="auto"/>
-        <w:jc w:val="both"/>
+        <w:spacing w:line="276" w:lineRule="auto" w:after="120"/>
+        <w:jc w:val="left"/>
         <w:rPr>
           <w:rFonts w:ascii="Arial" w:eastAsia="Arial" w:hAnsi="Arial" w:cs="Arial"/>
           <w:b/>
@@ -1250,6 +1345,8 @@
         <w:rPr>
           <w:rFonts w:ascii="Arial" w:eastAsia="Arial" w:hAnsi="Arial" w:cs="Arial"/>
           <w:b/>
+          <w:color w:val="000000"/>
+          <w:sz w:val="22"/>
         </w:rPr>
         <w:lastRenderedPageBreak/>
         <w:t>ARAHAN PENILAIAN PENGETAHUAN:</w:t>
@@ -1270,7 +1367,9 @@
           <w:ilvl w:val="0"/>
           <w:numId w:val="10"/>
         </w:numPr>
-        <w:spacing w:after="200" w:line="360" w:lineRule="auto"/>
+        <w:spacing w:after="40" w:line="276" w:lineRule="auto"/>
+        <w:ind w:left="357" w:hanging="357"/>
+        <w:jc w:val="left"/>
         <w:rPr>
           <w:rFonts w:ascii="Arial" w:eastAsia="Arial" w:hAnsi="Arial" w:cs="Arial"/>
           <w:b/>
@@ -1282,6 +1381,8 @@
       <w:r>
         <w:rPr>
           <w:rFonts w:ascii="Arial" w:eastAsia="Arial" w:hAnsi="Arial" w:cs="Arial"/>
+          <w:color w:val="000000"/>
+          <w:sz w:val="22"/>
         </w:rPr>
         <w:t>Tuliskan</w:t>
       </w:r>
@@ -1289,6 +1390,8 @@
       <w:r>
         <w:rPr>
           <w:rFonts w:ascii="Arial" w:eastAsia="Arial" w:hAnsi="Arial" w:cs="Arial"/>
+          <w:color w:val="000000"/>
+          <w:sz w:val="22"/>
         </w:rPr>
         <w:t xml:space="preserve"> Nama dan </w:t>
       </w:r>
@@ -1296,6 +1399,8 @@
       <w:r>
         <w:rPr>
           <w:rFonts w:ascii="Arial" w:eastAsia="Arial" w:hAnsi="Arial" w:cs="Arial"/>
+          <w:color w:val="000000"/>
+          <w:sz w:val="22"/>
         </w:rPr>
         <w:t>Nombor</w:t>
       </w:r>
@@ -1303,6 +1408,8 @@
       <w:r>
         <w:rPr>
           <w:rFonts w:ascii="Arial" w:eastAsia="Arial" w:hAnsi="Arial" w:cs="Arial"/>
+          <w:color w:val="000000"/>
+          <w:sz w:val="22"/>
         </w:rPr>
         <w:t xml:space="preserve"> Kad </w:t>
       </w:r>
@@ -1310,6 +1417,8 @@
       <w:r>
         <w:rPr>
           <w:rFonts w:ascii="Arial" w:eastAsia="Arial" w:hAnsi="Arial" w:cs="Arial"/>
+          <w:color w:val="000000"/>
+          <w:sz w:val="22"/>
         </w:rPr>
         <w:t>Pengenalan</w:t>
       </w:r>
@@ -1317,6 +1426,8 @@
       <w:r>
         <w:rPr>
           <w:rFonts w:ascii="Arial" w:eastAsia="Arial" w:hAnsi="Arial" w:cs="Arial"/>
+          <w:color w:val="000000"/>
+          <w:sz w:val="22"/>
         </w:rPr>
         <w:t xml:space="preserve"> pada </w:t>
       </w:r>
@@ -1324,6 +1435,8 @@
       <w:r>
         <w:rPr>
           <w:rFonts w:ascii="Arial" w:eastAsia="Arial" w:hAnsi="Arial" w:cs="Arial"/>
+          <w:color w:val="000000"/>
+          <w:sz w:val="22"/>
         </w:rPr>
         <w:t>ruangan</w:t>
       </w:r>
@@ -1331,6 +1444,8 @@
       <w:r>
         <w:rPr>
           <w:rFonts w:ascii="Arial" w:eastAsia="Arial" w:hAnsi="Arial" w:cs="Arial"/>
+          <w:color w:val="000000"/>
+          <w:sz w:val="22"/>
         </w:rPr>
         <w:t xml:space="preserve"> yang </w:t>
       </w:r>
@@ -1338,6 +1453,8 @@
       <w:r>
         <w:rPr>
           <w:rFonts w:ascii="Arial" w:eastAsia="Arial" w:hAnsi="Arial" w:cs="Arial"/>
+          <w:color w:val="000000"/>
+          <w:sz w:val="22"/>
         </w:rPr>
         <w:t>disediakan</w:t>
       </w:r>
@@ -1345,6 +1462,8 @@
       <w:r>
         <w:rPr>
           <w:rFonts w:ascii="Arial" w:eastAsia="Arial" w:hAnsi="Arial" w:cs="Arial"/>
+          <w:color w:val="000000"/>
+          <w:sz w:val="22"/>
         </w:rPr>
         <w:t xml:space="preserve">. </w:t>
       </w:r>
@@ -1356,7 +1475,9 @@
           <w:ilvl w:val="0"/>
           <w:numId w:val="10"/>
         </w:numPr>
-        <w:spacing w:after="200" w:line="360" w:lineRule="auto"/>
+        <w:spacing w:after="40" w:line="276" w:lineRule="auto"/>
+        <w:ind w:left="357" w:hanging="357"/>
+        <w:jc w:val="left"/>
         <w:rPr>
           <w:rFonts w:ascii="Arial" w:eastAsia="Arial" w:hAnsi="Arial" w:cs="Arial"/>
           <w:b/>
@@ -1367,6 +1488,8 @@
       <w:r>
         <w:rPr>
           <w:rFonts w:ascii="Arial" w:eastAsia="Arial" w:hAnsi="Arial" w:cs="Arial"/>
+          <w:color w:val="000000"/>
+          <w:sz w:val="22"/>
         </w:rPr>
         <w:t xml:space="preserve">Bakat </w:t>
       </w:r>
@@ -1374,6 +1497,8 @@
       <w:r>
         <w:rPr>
           <w:rFonts w:ascii="Arial" w:eastAsia="Arial" w:hAnsi="Arial" w:cs="Arial"/>
+          <w:color w:val="000000"/>
+          <w:sz w:val="22"/>
         </w:rPr>
         <w:t>tidak</w:t>
       </w:r>
@@ -1381,6 +1506,8 @@
       <w:r>
         <w:rPr>
           <w:rFonts w:ascii="Arial" w:eastAsia="Arial" w:hAnsi="Arial" w:cs="Arial"/>
+          <w:color w:val="000000"/>
+          <w:sz w:val="22"/>
         </w:rPr>
         <w:t xml:space="preserve"> </w:t>
       </w:r>
@@ -1388,6 +1515,8 @@
       <w:r>
         <w:rPr>
           <w:rFonts w:ascii="Arial" w:eastAsia="Arial" w:hAnsi="Arial" w:cs="Arial"/>
+          <w:color w:val="000000"/>
+          <w:sz w:val="22"/>
         </w:rPr>
         <w:t>dibenarkan</w:t>
       </w:r>
@@ -1395,6 +1524,8 @@
       <w:r>
         <w:rPr>
           <w:rFonts w:ascii="Arial" w:eastAsia="Arial" w:hAnsi="Arial" w:cs="Arial"/>
+          <w:color w:val="000000"/>
+          <w:sz w:val="22"/>
         </w:rPr>
         <w:t xml:space="preserve"> </w:t>
       </w:r>
@@ -1402,6 +1533,8 @@
       <w:r>
         <w:rPr>
           <w:rFonts w:ascii="Arial" w:eastAsia="Arial" w:hAnsi="Arial" w:cs="Arial"/>
+          <w:color w:val="000000"/>
+          <w:sz w:val="22"/>
         </w:rPr>
         <w:t>membuka</w:t>
       </w:r>
@@ -1409,6 +1542,8 @@
       <w:r>
         <w:rPr>
           <w:rFonts w:ascii="Arial" w:eastAsia="Arial" w:hAnsi="Arial" w:cs="Arial"/>
+          <w:color w:val="000000"/>
+          <w:sz w:val="22"/>
         </w:rPr>
         <w:t xml:space="preserve"> </w:t>
       </w:r>
@@ -1416,6 +1551,8 @@
       <w:r>
         <w:rPr>
           <w:rFonts w:ascii="Arial" w:eastAsia="Arial" w:hAnsi="Arial" w:cs="Arial"/>
+          <w:color w:val="000000"/>
+          <w:sz w:val="22"/>
         </w:rPr>
         <w:t>kertas</w:t>
       </w:r>
@@ -1423,6 +1560,8 @@
       <w:r>
         <w:rPr>
           <w:rFonts w:ascii="Arial" w:eastAsia="Arial" w:hAnsi="Arial" w:cs="Arial"/>
+          <w:color w:val="000000"/>
+          <w:sz w:val="22"/>
         </w:rPr>
         <w:t xml:space="preserve"> </w:t>
       </w:r>
@@ -1430,6 +1569,8 @@
       <w:r>
         <w:rPr>
           <w:rFonts w:ascii="Arial" w:eastAsia="Arial" w:hAnsi="Arial" w:cs="Arial"/>
+          <w:color w:val="000000"/>
+          <w:sz w:val="22"/>
         </w:rPr>
         <w:t>soalan</w:t>
       </w:r>
@@ -1437,6 +1578,8 @@
       <w:r>
         <w:rPr>
           <w:rFonts w:ascii="Arial" w:eastAsia="Arial" w:hAnsi="Arial" w:cs="Arial"/>
+          <w:color w:val="000000"/>
+          <w:sz w:val="22"/>
         </w:rPr>
         <w:t xml:space="preserve"> </w:t>
       </w:r>
@@ -1444,6 +1587,8 @@
       <w:r>
         <w:rPr>
           <w:rFonts w:ascii="Arial" w:eastAsia="Arial" w:hAnsi="Arial" w:cs="Arial"/>
+          <w:color w:val="000000"/>
+          <w:sz w:val="22"/>
         </w:rPr>
         <w:t>sehingga</w:t>
       </w:r>
@@ -1451,6 +1596,8 @@
       <w:r>
         <w:rPr>
           <w:rFonts w:ascii="Arial" w:eastAsia="Arial" w:hAnsi="Arial" w:cs="Arial"/>
+          <w:color w:val="000000"/>
+          <w:sz w:val="22"/>
         </w:rPr>
         <w:t xml:space="preserve"> </w:t>
       </w:r>
@@ -1458,6 +1605,8 @@
       <w:r>
         <w:rPr>
           <w:rFonts w:ascii="Arial" w:eastAsia="Arial" w:hAnsi="Arial" w:cs="Arial"/>
+          <w:color w:val="000000"/>
+          <w:sz w:val="22"/>
         </w:rPr>
         <w:t>dibenarkan</w:t>
       </w:r>
@@ -1465,6 +1614,8 @@
       <w:r>
         <w:rPr>
           <w:rFonts w:ascii="Arial" w:eastAsia="Arial" w:hAnsi="Arial" w:cs="Arial"/>
+          <w:color w:val="000000"/>
+          <w:sz w:val="22"/>
         </w:rPr>
         <w:t xml:space="preserve">. </w:t>
       </w:r>
@@ -1476,7 +1627,9 @@
           <w:ilvl w:val="0"/>
           <w:numId w:val="10"/>
         </w:numPr>
-        <w:spacing w:after="200" w:line="360" w:lineRule="auto"/>
+        <w:spacing w:after="40" w:line="276" w:lineRule="auto"/>
+        <w:ind w:left="357" w:hanging="357"/>
+        <w:jc w:val="left"/>
         <w:rPr>
           <w:rFonts w:ascii="Arial" w:eastAsia="Arial" w:hAnsi="Arial" w:cs="Arial"/>
           <w:b/>
@@ -1487,6 +1640,8 @@
       <w:r>
         <w:rPr>
           <w:rFonts w:ascii="Arial" w:eastAsia="Arial" w:hAnsi="Arial" w:cs="Arial"/>
+          <w:color w:val="000000"/>
+          <w:sz w:val="22"/>
         </w:rPr>
         <w:t xml:space="preserve">Bakat </w:t>
       </w:r>
@@ -1494,6 +1649,8 @@
       <w:r>
         <w:rPr>
           <w:rFonts w:ascii="Arial" w:eastAsia="Arial" w:hAnsi="Arial" w:cs="Arial"/>
+          <w:color w:val="000000"/>
+          <w:sz w:val="22"/>
         </w:rPr>
         <w:t>hendaklah</w:t>
       </w:r>
@@ -1501,6 +1658,8 @@
       <w:r>
         <w:rPr>
           <w:rFonts w:ascii="Arial" w:eastAsia="Arial" w:hAnsi="Arial" w:cs="Arial"/>
+          <w:color w:val="000000"/>
+          <w:sz w:val="22"/>
         </w:rPr>
         <w:t xml:space="preserve"> </w:t>
       </w:r>
@@ -1508,6 +1667,8 @@
       <w:r>
         <w:rPr>
           <w:rFonts w:ascii="Arial" w:eastAsia="Arial" w:hAnsi="Arial" w:cs="Arial"/>
+          <w:color w:val="000000"/>
+          <w:sz w:val="22"/>
         </w:rPr>
         <w:t>menjawab</w:t>
       </w:r>
@@ -1515,6 +1676,8 @@
       <w:r>
         <w:rPr>
           <w:rFonts w:ascii="Arial" w:eastAsia="Arial" w:hAnsi="Arial" w:cs="Arial"/>
+          <w:color w:val="000000"/>
+          <w:sz w:val="22"/>
         </w:rPr>
         <w:t xml:space="preserve"> </w:t>
       </w:r>
@@ -1522,6 +1685,8 @@
       <w:r>
         <w:rPr>
           <w:rFonts w:ascii="Arial" w:eastAsia="Arial" w:hAnsi="Arial" w:cs="Arial"/>
+          <w:color w:val="000000"/>
+          <w:sz w:val="22"/>
         </w:rPr>
         <w:t>semua</w:t>
       </w:r>
@@ -1529,6 +1694,8 @@
       <w:r>
         <w:rPr>
           <w:rFonts w:ascii="Arial" w:eastAsia="Arial" w:hAnsi="Arial" w:cs="Arial"/>
+          <w:color w:val="000000"/>
+          <w:sz w:val="22"/>
         </w:rPr>
         <w:t xml:space="preserve"> </w:t>
       </w:r>
@@ -1536,6 +1703,8 @@
       <w:r>
         <w:rPr>
           <w:rFonts w:ascii="Arial" w:eastAsia="Arial" w:hAnsi="Arial" w:cs="Arial"/>
+          <w:color w:val="000000"/>
+          <w:sz w:val="22"/>
         </w:rPr>
         <w:t>soalan</w:t>
       </w:r>
@@ -1543,6 +1712,8 @@
       <w:r>
         <w:rPr>
           <w:rFonts w:ascii="Arial" w:eastAsia="Arial" w:hAnsi="Arial" w:cs="Arial"/>
+          <w:color w:val="000000"/>
+          <w:sz w:val="22"/>
         </w:rPr>
         <w:t xml:space="preserve">. </w:t>
       </w:r>
@@ -1554,7 +1725,9 @@
           <w:ilvl w:val="0"/>
           <w:numId w:val="10"/>
         </w:numPr>
-        <w:spacing w:after="200" w:line="360" w:lineRule="auto"/>
+        <w:spacing w:after="40" w:line="276" w:lineRule="auto"/>
+        <w:ind w:left="357" w:hanging="357"/>
+        <w:jc w:val="left"/>
         <w:rPr>
           <w:rFonts w:ascii="Arial" w:eastAsia="Arial" w:hAnsi="Arial" w:cs="Arial"/>
           <w:b/>
@@ -1566,6 +1739,8 @@
       <w:r>
         <w:rPr>
           <w:rFonts w:ascii="Arial" w:eastAsia="Arial" w:hAnsi="Arial" w:cs="Arial"/>
+          <w:color w:val="000000"/>
+          <w:sz w:val="22"/>
         </w:rPr>
         <w:t>Dilarang</w:t>
       </w:r>
@@ -1573,6 +1748,8 @@
       <w:r>
         <w:rPr>
           <w:rFonts w:ascii="Arial" w:eastAsia="Arial" w:hAnsi="Arial" w:cs="Arial"/>
+          <w:color w:val="000000"/>
+          <w:sz w:val="22"/>
         </w:rPr>
         <w:t xml:space="preserve"> </w:t>
       </w:r>
@@ -1580,6 +1757,8 @@
       <w:r>
         <w:rPr>
           <w:rFonts w:ascii="Arial" w:eastAsia="Arial" w:hAnsi="Arial" w:cs="Arial"/>
+          <w:color w:val="000000"/>
+          <w:sz w:val="22"/>
         </w:rPr>
         <w:t>membawa</w:t>
       </w:r>
@@ -1587,6 +1766,8 @@
       <w:r>
         <w:rPr>
           <w:rFonts w:ascii="Arial" w:eastAsia="Arial" w:hAnsi="Arial" w:cs="Arial"/>
+          <w:color w:val="000000"/>
+          <w:sz w:val="22"/>
         </w:rPr>
         <w:t xml:space="preserve"> nota dan </w:t>
       </w:r>
@@ -1594,6 +1775,8 @@
       <w:r>
         <w:rPr>
           <w:rFonts w:ascii="Arial" w:eastAsia="Arial" w:hAnsi="Arial" w:cs="Arial"/>
+          <w:color w:val="000000"/>
+          <w:sz w:val="22"/>
         </w:rPr>
         <w:t>sebarang</w:t>
       </w:r>
@@ -1601,6 +1784,8 @@
       <w:r>
         <w:rPr>
           <w:rFonts w:ascii="Arial" w:eastAsia="Arial" w:hAnsi="Arial" w:cs="Arial"/>
+          <w:color w:val="000000"/>
+          <w:sz w:val="22"/>
         </w:rPr>
         <w:t xml:space="preserve"> </w:t>
       </w:r>
@@ -1608,6 +1793,8 @@
       <w:r>
         <w:rPr>
           <w:rFonts w:ascii="Arial" w:eastAsia="Arial" w:hAnsi="Arial" w:cs="Arial"/>
+          <w:color w:val="000000"/>
+          <w:sz w:val="22"/>
         </w:rPr>
         <w:t>bahan</w:t>
       </w:r>
@@ -1615,6 +1802,8 @@
       <w:r>
         <w:rPr>
           <w:rFonts w:ascii="Arial" w:eastAsia="Arial" w:hAnsi="Arial" w:cs="Arial"/>
+          <w:color w:val="000000"/>
+          <w:sz w:val="22"/>
         </w:rPr>
         <w:t xml:space="preserve"> </w:t>
       </w:r>
@@ -1622,6 +1811,8 @@
       <w:r>
         <w:rPr>
           <w:rFonts w:ascii="Arial" w:eastAsia="Arial" w:hAnsi="Arial" w:cs="Arial"/>
+          <w:color w:val="000000"/>
+          <w:sz w:val="22"/>
         </w:rPr>
         <w:t>rujukan</w:t>
       </w:r>
@@ -1629,6 +1820,8 @@
       <w:r>
         <w:rPr>
           <w:rFonts w:ascii="Arial" w:eastAsia="Arial" w:hAnsi="Arial" w:cs="Arial"/>
+          <w:color w:val="000000"/>
+          <w:sz w:val="22"/>
         </w:rPr>
         <w:t xml:space="preserve"> </w:t>
       </w:r>
@@ -1636,6 +1829,8 @@
       <w:r>
         <w:rPr>
           <w:rFonts w:ascii="Arial" w:eastAsia="Arial" w:hAnsi="Arial" w:cs="Arial"/>
+          <w:color w:val="000000"/>
+          <w:sz w:val="22"/>
         </w:rPr>
         <w:t>kecuali</w:t>
       </w:r>
@@ -1643,6 +1838,8 @@
       <w:r>
         <w:rPr>
           <w:rFonts w:ascii="Arial" w:eastAsia="Arial" w:hAnsi="Arial" w:cs="Arial"/>
+          <w:color w:val="000000"/>
+          <w:sz w:val="22"/>
         </w:rPr>
         <w:t xml:space="preserve"> yang </w:t>
       </w:r>
@@ -1650,6 +1847,8 @@
       <w:r>
         <w:rPr>
           <w:rFonts w:ascii="Arial" w:eastAsia="Arial" w:hAnsi="Arial" w:cs="Arial"/>
+          <w:color w:val="000000"/>
+          <w:sz w:val="22"/>
         </w:rPr>
         <w:t>dibenarkan</w:t>
       </w:r>
@@ -1657,6 +1856,8 @@
       <w:r>
         <w:rPr>
           <w:rFonts w:ascii="Arial" w:eastAsia="Arial" w:hAnsi="Arial" w:cs="Arial"/>
+          <w:color w:val="000000"/>
+          <w:sz w:val="22"/>
         </w:rPr>
         <w:t>.</w:t>
       </w:r>
@@ -1668,7 +1869,9 @@
           <w:ilvl w:val="0"/>
           <w:numId w:val="10"/>
         </w:numPr>
-        <w:spacing w:after="200" w:line="360" w:lineRule="auto"/>
+        <w:spacing w:after="40" w:line="276" w:lineRule="auto"/>
+        <w:ind w:left="357" w:hanging="357"/>
+        <w:jc w:val="left"/>
         <w:rPr>
           <w:rFonts w:ascii="Arial" w:eastAsia="Arial" w:hAnsi="Arial" w:cs="Arial"/>
           <w:b/>
@@ -1680,6 +1883,8 @@
       <w:r>
         <w:rPr>
           <w:rFonts w:ascii="Arial" w:eastAsia="Arial" w:hAnsi="Arial" w:cs="Arial"/>
+          <w:color w:val="000000"/>
+          <w:sz w:val="22"/>
         </w:rPr>
         <w:t>Dilarang</w:t>
       </w:r>
@@ -1687,6 +1892,8 @@
       <w:r>
         <w:rPr>
           <w:rFonts w:ascii="Arial" w:eastAsia="Arial" w:hAnsi="Arial" w:cs="Arial"/>
+          <w:color w:val="000000"/>
+          <w:sz w:val="22"/>
         </w:rPr>
         <w:t xml:space="preserve"> </w:t>
       </w:r>
@@ -1694,6 +1901,8 @@
       <w:r>
         <w:rPr>
           <w:rFonts w:ascii="Arial" w:eastAsia="Arial" w:hAnsi="Arial" w:cs="Arial"/>
+          <w:color w:val="000000"/>
+          <w:sz w:val="22"/>
         </w:rPr>
         <w:t>meniru</w:t>
       </w:r>
@@ -1701,6 +1910,8 @@
       <w:r>
         <w:rPr>
           <w:rFonts w:ascii="Arial" w:eastAsia="Arial" w:hAnsi="Arial" w:cs="Arial"/>
+          <w:color w:val="000000"/>
+          <w:sz w:val="22"/>
         </w:rPr>
         <w:t xml:space="preserve"> </w:t>
       </w:r>
@@ -1708,6 +1919,8 @@
       <w:r>
         <w:rPr>
           <w:rFonts w:ascii="Arial" w:eastAsia="Arial" w:hAnsi="Arial" w:cs="Arial"/>
+          <w:color w:val="000000"/>
+          <w:sz w:val="22"/>
         </w:rPr>
         <w:t>semasa</w:t>
       </w:r>
@@ -1715,6 +1928,8 @@
       <w:r>
         <w:rPr>
           <w:rFonts w:ascii="Arial" w:eastAsia="Arial" w:hAnsi="Arial" w:cs="Arial"/>
+          <w:color w:val="000000"/>
+          <w:sz w:val="22"/>
         </w:rPr>
         <w:t xml:space="preserve"> </w:t>
       </w:r>
@@ -1722,6 +1937,8 @@
       <w:r>
         <w:rPr>
           <w:rFonts w:ascii="Arial" w:eastAsia="Arial" w:hAnsi="Arial" w:cs="Arial"/>
+          <w:color w:val="000000"/>
+          <w:sz w:val="22"/>
         </w:rPr>
         <w:t>penilaian</w:t>
       </w:r>
@@ -1729,6 +1946,8 @@
       <w:r>
         <w:rPr>
           <w:rFonts w:ascii="Arial" w:eastAsia="Arial" w:hAnsi="Arial" w:cs="Arial"/>
+          <w:color w:val="000000"/>
+          <w:sz w:val="22"/>
         </w:rPr>
         <w:t xml:space="preserve">. </w:t>
       </w:r>
@@ -1740,7 +1959,9 @@
           <w:ilvl w:val="0"/>
           <w:numId w:val="10"/>
         </w:numPr>
-        <w:spacing w:after="200" w:line="360" w:lineRule="auto"/>
+        <w:spacing w:after="40" w:line="276" w:lineRule="auto"/>
+        <w:ind w:left="357" w:hanging="357"/>
+        <w:jc w:val="left"/>
         <w:rPr>
           <w:rFonts w:ascii="Arial" w:eastAsia="Arial" w:hAnsi="Arial" w:cs="Arial"/>
           <w:b/>
@@ -1752,6 +1973,8 @@
       <w:r>
         <w:rPr>
           <w:rFonts w:ascii="Arial" w:eastAsia="Arial" w:hAnsi="Arial" w:cs="Arial"/>
+          <w:color w:val="000000"/>
+          <w:sz w:val="22"/>
         </w:rPr>
         <w:t>Dilarang</w:t>
       </w:r>
@@ -1759,6 +1982,8 @@
       <w:r>
         <w:rPr>
           <w:rFonts w:ascii="Arial" w:eastAsia="Arial" w:hAnsi="Arial" w:cs="Arial"/>
+          <w:color w:val="000000"/>
+          <w:sz w:val="22"/>
         </w:rPr>
         <w:t xml:space="preserve"> </w:t>
       </w:r>
@@ -1766,6 +1991,8 @@
       <w:r>
         <w:rPr>
           <w:rFonts w:ascii="Arial" w:eastAsia="Arial" w:hAnsi="Arial" w:cs="Arial"/>
+          <w:color w:val="000000"/>
+          <w:sz w:val="22"/>
         </w:rPr>
         <w:t>membawa</w:t>
       </w:r>
@@ -1773,6 +2000,8 @@
       <w:r>
         <w:rPr>
           <w:rFonts w:ascii="Arial" w:eastAsia="Arial" w:hAnsi="Arial" w:cs="Arial"/>
+          <w:color w:val="000000"/>
+          <w:sz w:val="22"/>
         </w:rPr>
         <w:t xml:space="preserve"> </w:t>
       </w:r>
@@ -1780,6 +2009,8 @@
       <w:r>
         <w:rPr>
           <w:rFonts w:ascii="Arial" w:eastAsia="Arial" w:hAnsi="Arial" w:cs="Arial"/>
+          <w:color w:val="000000"/>
+          <w:sz w:val="22"/>
         </w:rPr>
         <w:t>keluar</w:t>
       </w:r>
@@ -1787,6 +2018,8 @@
       <w:r>
         <w:rPr>
           <w:rFonts w:ascii="Arial" w:eastAsia="Arial" w:hAnsi="Arial" w:cs="Arial"/>
+          <w:color w:val="000000"/>
+          <w:sz w:val="22"/>
         </w:rPr>
         <w:t xml:space="preserve"> </w:t>
       </w:r>
@@ -1794,6 +2027,8 @@
       <w:r>
         <w:rPr>
           <w:rFonts w:ascii="Arial" w:eastAsia="Arial" w:hAnsi="Arial" w:cs="Arial"/>
+          <w:color w:val="000000"/>
+          <w:sz w:val="22"/>
         </w:rPr>
         <w:t>kertas</w:t>
       </w:r>
@@ -1801,6 +2036,8 @@
       <w:r>
         <w:rPr>
           <w:rFonts w:ascii="Arial" w:eastAsia="Arial" w:hAnsi="Arial" w:cs="Arial"/>
+          <w:color w:val="000000"/>
+          <w:sz w:val="22"/>
         </w:rPr>
         <w:t xml:space="preserve"> </w:t>
       </w:r>
@@ -1808,6 +2045,8 @@
       <w:r>
         <w:rPr>
           <w:rFonts w:ascii="Arial" w:eastAsia="Arial" w:hAnsi="Arial" w:cs="Arial"/>
+          <w:color w:val="000000"/>
+          <w:sz w:val="22"/>
         </w:rPr>
         <w:t>soalan</w:t>
       </w:r>
@@ -1815,6 +2054,8 @@
       <w:r>
         <w:rPr>
           <w:rFonts w:ascii="Arial" w:eastAsia="Arial" w:hAnsi="Arial" w:cs="Arial"/>
+          <w:color w:val="000000"/>
+          <w:sz w:val="22"/>
         </w:rPr>
         <w:t xml:space="preserve"> </w:t>
       </w:r>
@@ -1822,6 +2063,8 @@
       <w:r>
         <w:rPr>
           <w:rFonts w:ascii="Arial" w:eastAsia="Arial" w:hAnsi="Arial" w:cs="Arial"/>
+          <w:color w:val="000000"/>
+          <w:sz w:val="22"/>
         </w:rPr>
         <w:t>dari</w:t>
       </w:r>
@@ -1829,6 +2072,8 @@
       <w:r>
         <w:rPr>
           <w:rFonts w:ascii="Arial" w:eastAsia="Arial" w:hAnsi="Arial" w:cs="Arial"/>
+          <w:color w:val="000000"/>
+          <w:sz w:val="22"/>
         </w:rPr>
         <w:t xml:space="preserve"> </w:t>
       </w:r>
@@ -1836,6 +2081,8 @@
       <w:r>
         <w:rPr>
           <w:rFonts w:ascii="Arial" w:eastAsia="Arial" w:hAnsi="Arial" w:cs="Arial"/>
+          <w:color w:val="000000"/>
+          <w:sz w:val="22"/>
         </w:rPr>
         <w:t>bilik</w:t>
       </w:r>
@@ -1843,6 +2090,8 @@
       <w:r>
         <w:rPr>
           <w:rFonts w:ascii="Arial" w:eastAsia="Arial" w:hAnsi="Arial" w:cs="Arial"/>
+          <w:color w:val="000000"/>
+          <w:sz w:val="22"/>
         </w:rPr>
         <w:t xml:space="preserve"> </w:t>
       </w:r>
@@ -1850,6 +2099,8 @@
       <w:r>
         <w:rPr>
           <w:rFonts w:ascii="Arial" w:eastAsia="Arial" w:hAnsi="Arial" w:cs="Arial"/>
+          <w:color w:val="000000"/>
+          <w:sz w:val="22"/>
         </w:rPr>
         <w:t>peperiksaan</w:t>
       </w:r>
@@ -1857,1358 +2108,2226 @@
       <w:r>
         <w:rPr>
           <w:rFonts w:ascii="Arial" w:eastAsia="Arial" w:hAnsi="Arial" w:cs="Arial"/>
+          <w:color w:val="000000"/>
+          <w:sz w:val="22"/>
         </w:rPr>
         <w:t>.</w:t>
       </w:r>
       <w:r>
+        <w:rPr>
+          <w:rFonts w:ascii="Arial" w:eastAsia="Arial" w:hAnsi="Arial" w:cs="Arial"/>
+          <w:b/>
+          <w:bCs/>
+          <w:color w:val="000000"/>
+          <w:sz w:val="22"/>
+          <w:u w:val="single"/>
+        </w:rPr>
+        <w:br/>
+      </w:r>
+    </w:p>
+    <w:p>
+      <w:pPr>
+        <w:suppressAutoHyphens w:val="0"/>
         <w:rPr>
           <w:rFonts w:ascii="Arial" w:eastAsia="Arial" w:hAnsi="Arial" w:cs="Arial"/>
           <w:b/>
           <w:bCs/>
           <w:u w:val="single"/>
         </w:rPr>
-        <w:br/>
-      </w:r>
-    </w:p>
-    <w:p>
-      <w:pPr>
-        <w:suppressAutoHyphens w:val="0"/>
+      </w:pPr>
+      <w:r>
         <w:rPr>
           <w:rFonts w:ascii="Arial" w:eastAsia="Arial" w:hAnsi="Arial" w:cs="Arial"/>
           <w:b/>
           <w:bCs/>
           <w:u w:val="single"/>
         </w:rPr>
-      </w:pPr>
-      <w:r>
-        <w:rPr>
-          <w:rFonts w:ascii="Arial" w:eastAsia="Arial" w:hAnsi="Arial" w:cs="Arial"/>
+        <w:br w:type="page"/>
+      </w:r>
+    </w:p>
+    <w:p/>
+    <w:p>
+      <w:pPr>
+        <w:spacing w:before="120" w:after="120" w:line="276" w:lineRule="auto"/>
+        <w:jc w:val="left"/>
+      </w:pPr>
+      <w:r>
+        <w:rPr>
+          <w:rFonts w:ascii="Arial" w:hAnsi="Arial" w:cs="Arial"/>
           <w:b/>
-          <w:bCs/>
-          <w:u w:val="single"/>
-        </w:rPr>
+          <w:color w:val="000000"/>
+          <w:sz w:val="24"/>
+        </w:rPr>
+        <w:t>BAHAGIAN A — SOALAN OBJEKTIF</w:t>
+      </w:r>
+    </w:p>
+    <w:p/>
+    <w:p>
+      <w:pPr>
+        <w:spacing w:line="276" w:lineRule="auto" w:after="120"/>
+        <w:jc w:val="left"/>
+      </w:pPr>
+      <w:r>
+        <w:rPr>
+          <w:rFonts w:ascii="Arial" w:hAnsi="Arial" w:cs="Arial"/>
+          <w:b/>
+          <w:color w:val="000000"/>
+          <w:sz w:val="22"/>
+        </w:rPr>
+        <w:t>Soalan WA1 — Import Edit-Decision-List (EDL)</w:t>
+      </w:r>
+    </w:p>
+    <w:p>
+      <w:pPr>
+        <w:spacing w:line="276" w:lineRule="auto" w:after="120"/>
+        <w:jc w:val="left"/>
+      </w:pPr>
+      <w:r>
+        <w:rPr>
+          <w:rFonts w:ascii="Arial" w:hAnsi="Arial" w:cs="Arial"/>
+          <w:b/>
+          <w:color w:val="000000"/>
+          <w:sz w:val="22"/>
+        </w:rPr>
+        <w:t>✅ 1. SOALAN TAHAP SEDERHANA — KONSTRUK PROSEDUR</w:t>
+      </w:r>
+    </w:p>
+    <w:p>
+      <w:pPr>
+        <w:spacing w:line="276" w:lineRule="auto" w:after="120"/>
+        <w:jc w:val="left"/>
+      </w:pPr>
+      <w:r>
+        <w:rPr>
+          <w:rFonts w:ascii="Arial" w:hAnsi="Arial" w:cs="Arial"/>
+          <w:b w:val="0"/>
+          <w:color w:val="000000"/>
+          <w:sz w:val="22"/>
+        </w:rPr>
+        <w:t>Apakah tindakan pertama yang perlu diambil Editor sebelum memilih kaedah untuk mendapatkan visual beresolusi tinggi (hi-res) semasa conform EDL?</w:t>
+      </w:r>
+    </w:p>
+    <w:p>
+      <w:pPr>
+        <w:spacing w:line="276" w:lineRule="auto" w:after="120"/>
+        <w:jc w:val="left"/>
+      </w:pPr>
+      <w:r>
+        <w:rPr>
+          <w:rFonts w:ascii="Arial" w:hAnsi="Arial" w:cs="Arial"/>
+          <w:b w:val="0"/>
+          <w:color w:val="000000"/>
+          <w:sz w:val="22"/>
+        </w:rPr>
+        <w:t>A. Menghapuskan fail proxy offline.</w:t>
+      </w:r>
+    </w:p>
+    <w:p>
+      <w:pPr>
+        <w:spacing w:line="276" w:lineRule="auto" w:after="120"/>
+        <w:jc w:val="left"/>
+      </w:pPr>
+      <w:r>
+        <w:rPr>
+          <w:rFonts w:ascii="Arial" w:hAnsi="Arial" w:cs="Arial"/>
+          <w:b w:val="0"/>
+          <w:color w:val="000000"/>
+          <w:sz w:val="22"/>
+        </w:rPr>
+        <w:t>B. Mengenal pasti format sumber asal projek.</w:t>
+      </w:r>
+    </w:p>
+    <w:p>
+      <w:pPr>
+        <w:spacing w:line="276" w:lineRule="auto" w:after="120"/>
+        <w:jc w:val="left"/>
+      </w:pPr>
+      <w:r>
+        <w:rPr>
+          <w:rFonts w:ascii="Arial" w:hAnsi="Arial" w:cs="Arial"/>
+          <w:b w:val="0"/>
+          <w:color w:val="000000"/>
+          <w:sz w:val="22"/>
+        </w:rPr>
+        <w:t>C. Mengeksport sequence terus ke format akhir.</w:t>
+      </w:r>
+    </w:p>
+    <w:p>
+      <w:pPr>
+        <w:spacing w:line="276" w:lineRule="auto" w:after="120"/>
+        <w:jc w:val="left"/>
+      </w:pPr>
+      <w:r>
+        <w:rPr>
+          <w:rFonts w:ascii="Arial" w:hAnsi="Arial" w:cs="Arial"/>
+          <w:b w:val="0"/>
+          <w:color w:val="000000"/>
+          <w:sz w:val="22"/>
+        </w:rPr>
+        <w:t>D. Menukar semua footage kepada format tapeless.</w:t>
+      </w:r>
+    </w:p>
+    <w:p/>
+    <w:p>
+      <w:pPr>
+        <w:spacing w:line="276" w:lineRule="auto" w:after="120"/>
+        <w:jc w:val="left"/>
+      </w:pPr>
+      <w:r>
+        <w:rPr>
+          <w:rFonts w:ascii="Arial" w:hAnsi="Arial" w:cs="Arial"/>
+          <w:b/>
+          <w:color w:val="000000"/>
+          <w:sz w:val="22"/>
+        </w:rPr>
+        <w:t>✅ 2. SOALAN TAHAP RENDAH — KONSTRUK PROSEDUR</w:t>
+      </w:r>
+    </w:p>
+    <w:p>
+      <w:pPr>
+        <w:spacing w:line="276" w:lineRule="auto" w:after="120"/>
+        <w:jc w:val="left"/>
+      </w:pPr>
+      <w:r>
+        <w:rPr>
+          <w:rFonts w:ascii="Arial" w:hAnsi="Arial" w:cs="Arial"/>
+          <w:b w:val="0"/>
+          <w:color w:val="000000"/>
+          <w:sz w:val="22"/>
+        </w:rPr>
+        <w:t>Apakah yang perlu disemak oleh Editor semasa mengesahkan tempoh (duration) sequence online berbanding offline?</w:t>
+      </w:r>
+    </w:p>
+    <w:p>
+      <w:pPr>
+        <w:spacing w:line="276" w:lineRule="auto" w:after="120"/>
+        <w:jc w:val="left"/>
+      </w:pPr>
+      <w:r>
+        <w:rPr>
+          <w:rFonts w:ascii="Arial" w:hAnsi="Arial" w:cs="Arial"/>
+          <w:b w:val="0"/>
+          <w:color w:val="000000"/>
+          <w:sz w:val="22"/>
+        </w:rPr>
+        <w:t>A. Jumlah tempoh (TRT) dan sebarang gap atau overlap pada setiap segmen.</w:t>
+      </w:r>
+    </w:p>
+    <w:p>
+      <w:pPr>
+        <w:spacing w:line="276" w:lineRule="auto" w:after="120"/>
+        <w:jc w:val="left"/>
+      </w:pPr>
+      <w:r>
+        <w:rPr>
+          <w:rFonts w:ascii="Arial" w:hAnsi="Arial" w:cs="Arial"/>
+          <w:b w:val="0"/>
+          <w:color w:val="000000"/>
+          <w:sz w:val="22"/>
+        </w:rPr>
+        <w:t>B. Nama fail muzik latar sahaja.</w:t>
+      </w:r>
+    </w:p>
+    <w:p>
+      <w:pPr>
+        <w:spacing w:line="276" w:lineRule="auto" w:after="120"/>
+        <w:jc w:val="left"/>
+      </w:pPr>
+      <w:r>
+        <w:rPr>
+          <w:rFonts w:ascii="Arial" w:hAnsi="Arial" w:cs="Arial"/>
+          <w:b w:val="0"/>
+          <w:color w:val="000000"/>
+          <w:sz w:val="22"/>
+        </w:rPr>
+        <w:t>C. Warna latar belakang timeline.</w:t>
+      </w:r>
+    </w:p>
+    <w:p>
+      <w:pPr>
+        <w:spacing w:line="276" w:lineRule="auto" w:after="120"/>
+        <w:jc w:val="left"/>
+      </w:pPr>
+      <w:r>
+        <w:rPr>
+          <w:rFonts w:ascii="Arial" w:hAnsi="Arial" w:cs="Arial"/>
+          <w:b w:val="0"/>
+          <w:color w:val="000000"/>
+          <w:sz w:val="22"/>
+        </w:rPr>
+        <w:t>D. Bilangan track audio yang tidak digunakan.</w:t>
+      </w:r>
+    </w:p>
+    <w:p/>
+    <w:p>
+      <w:pPr>
+        <w:spacing w:line="276" w:lineRule="auto" w:after="120"/>
+        <w:jc w:val="left"/>
+      </w:pPr>
+      <w:r>
+        <w:rPr>
+          <w:rFonts w:ascii="Arial" w:hAnsi="Arial" w:cs="Arial"/>
+          <w:b/>
+          <w:color w:val="000000"/>
+          <w:sz w:val="22"/>
+        </w:rPr>
+        <w:t>✅ 3. SOALAN TAHAP RENDAH — KONSTRUK FAKTA-TEORI</w:t>
+      </w:r>
+    </w:p>
+    <w:p>
+      <w:pPr>
+        <w:spacing w:line="276" w:lineRule="auto" w:after="120"/>
+        <w:jc w:val="left"/>
+      </w:pPr>
+      <w:r>
+        <w:rPr>
+          <w:rFonts w:ascii="Arial" w:hAnsi="Arial" w:cs="Arial"/>
+          <w:b w:val="0"/>
+          <w:color w:val="000000"/>
+          <w:sz w:val="22"/>
+        </w:rPr>
+        <w:t>Apakah maksud "reconnect" atau "relink" dalam workflow tapeless?</w:t>
+      </w:r>
+    </w:p>
+    <w:p>
+      <w:pPr>
+        <w:spacing w:line="276" w:lineRule="auto" w:after="120"/>
+        <w:jc w:val="left"/>
+      </w:pPr>
+      <w:r>
+        <w:rPr>
+          <w:rFonts w:ascii="Arial" w:hAnsi="Arial" w:cs="Arial"/>
+          <w:b w:val="0"/>
+          <w:color w:val="000000"/>
+          <w:sz w:val="22"/>
+        </w:rPr>
+        <w:t>A. Menghapuskan klip proxy tanpa gantian.</w:t>
+      </w:r>
+    </w:p>
+    <w:p>
+      <w:pPr>
+        <w:spacing w:line="276" w:lineRule="auto" w:after="120"/>
+        <w:jc w:val="left"/>
+      </w:pPr>
+      <w:r>
+        <w:rPr>
+          <w:rFonts w:ascii="Arial" w:hAnsi="Arial" w:cs="Arial"/>
+          <w:b w:val="0"/>
+          <w:color w:val="000000"/>
+          <w:sz w:val="22"/>
+        </w:rPr>
+        <w:t>B. Menggantikan klip proxy resolusi rendah dengan fail media asal beresolusi penuh.</w:t>
+      </w:r>
+    </w:p>
+    <w:p>
+      <w:pPr>
+        <w:spacing w:line="276" w:lineRule="auto" w:after="120"/>
+        <w:jc w:val="left"/>
+      </w:pPr>
+      <w:r>
+        <w:rPr>
+          <w:rFonts w:ascii="Arial" w:hAnsi="Arial" w:cs="Arial"/>
+          <w:b w:val="0"/>
+          <w:color w:val="000000"/>
+          <w:sz w:val="22"/>
+        </w:rPr>
+        <w:t>C. Merakam semula footage daripada kamera.</w:t>
+      </w:r>
+    </w:p>
+    <w:p>
+      <w:pPr>
+        <w:spacing w:line="276" w:lineRule="auto" w:after="120"/>
+        <w:jc w:val="left"/>
+      </w:pPr>
+      <w:r>
+        <w:rPr>
+          <w:rFonts w:ascii="Arial" w:hAnsi="Arial" w:cs="Arial"/>
+          <w:b w:val="0"/>
+          <w:color w:val="000000"/>
+          <w:sz w:val="22"/>
+        </w:rPr>
+        <w:t>D. Menukar timecode drop frame kepada non-drop frame.</w:t>
+      </w:r>
+    </w:p>
+    <w:p/>
+    <w:p>
+      <w:pPr>
+        <w:spacing w:line="276" w:lineRule="auto" w:after="120"/>
+        <w:jc w:val="left"/>
+      </w:pPr>
+      <w:r>
+        <w:rPr>
+          <w:rFonts w:ascii="Arial" w:hAnsi="Arial" w:cs="Arial"/>
+          <w:b/>
+          <w:color w:val="000000"/>
+          <w:sz w:val="22"/>
+        </w:rPr>
+        <w:t>Soalan WA2 — Apply visual elements to editing sequences</w:t>
+      </w:r>
+    </w:p>
+    <w:p>
+      <w:pPr>
+        <w:spacing w:line="276" w:lineRule="auto" w:after="120"/>
+        <w:jc w:val="left"/>
+      </w:pPr>
+      <w:r>
+        <w:rPr>
+          <w:rFonts w:ascii="Arial" w:hAnsi="Arial" w:cs="Arial"/>
+          <w:b/>
+          <w:color w:val="000000"/>
+          <w:sz w:val="22"/>
+        </w:rPr>
+        <w:t>✅ 4. SOALAN TAHAP TINGGI — KONSTRUK PROSEDUR</w:t>
+      </w:r>
+    </w:p>
+    <w:p>
+      <w:pPr>
+        <w:spacing w:line="276" w:lineRule="auto" w:after="120"/>
+        <w:jc w:val="left"/>
+      </w:pPr>
+      <w:r>
+        <w:rPr>
+          <w:rFonts w:ascii="Arial" w:hAnsi="Arial" w:cs="Arial"/>
+          <w:b w:val="0"/>
+          <w:color w:val="000000"/>
+          <w:sz w:val="22"/>
+        </w:rPr>
+        <w:t>Susun turutan langkah yang betul bagi Editor mengaplikasikan elemen visual ke dalam editing sequence.</w:t>
+      </w:r>
+    </w:p>
+    <w:p>
+      <w:pPr>
+        <w:spacing w:before="120" w:after="120" w:line="276" w:lineRule="auto"/>
+        <w:jc w:val="left"/>
+      </w:pPr>
+      <w:r>
+        <w:rPr>
+          <w:rFonts w:ascii="Arial" w:hAnsi="Arial" w:cs="Arial"/>
+          <w:b/>
+          <w:color w:val="000000"/>
+          <w:sz w:val="24"/>
+        </w:rPr>
+        <w:t>I. Peruntukkan (allocate) elemen pada lapisan (track) berasingan mengikut timecode.</w:t>
+      </w:r>
+    </w:p>
+    <w:p>
+      <w:pPr>
+        <w:spacing w:before="120" w:after="120" w:line="276" w:lineRule="auto"/>
+        <w:jc w:val="left"/>
+      </w:pPr>
+      <w:r>
+        <w:rPr>
+          <w:rFonts w:ascii="Arial" w:hAnsi="Arial" w:cs="Arial"/>
+          <w:b/>
+          <w:color w:val="000000"/>
+          <w:sz w:val="24"/>
+        </w:rPr>
+        <w:t>II. Pratonton sequence offline yang dikunci bersama senarai keperluan grafik/VFX.</w:t>
+      </w:r>
+    </w:p>
+    <w:p>
+      <w:pPr>
+        <w:spacing w:before="120" w:after="120" w:line="276" w:lineRule="auto"/>
+        <w:jc w:val="left"/>
+      </w:pPr>
+      <w:r>
+        <w:rPr>
+          <w:rFonts w:ascii="Arial" w:hAnsi="Arial" w:cs="Arial"/>
+          <w:b/>
+          <w:color w:val="000000"/>
+          <w:sz w:val="24"/>
+        </w:rPr>
+        <w:t>III. Kenal pasti dan senaraikan setiap elemen visual dengan timecode masuk-keluar.</w:t>
+      </w:r>
+    </w:p>
+    <w:p>
+      <w:pPr>
+        <w:spacing w:before="120" w:after="120" w:line="276" w:lineRule="auto"/>
+        <w:jc w:val="left"/>
+      </w:pPr>
+      <w:r>
+        <w:rPr>
+          <w:rFonts w:ascii="Arial" w:hAnsi="Arial" w:cs="Arial"/>
+          <w:b/>
+          <w:color w:val="000000"/>
+          <w:sz w:val="24"/>
+        </w:rPr>
+        <w:t>IV. Laraskan masa muncul, animasi dan kesan peralihan mengikut mood projek.</w:t>
+      </w:r>
+    </w:p>
+    <w:p>
+      <w:pPr>
+        <w:spacing w:line="276" w:lineRule="auto" w:after="120"/>
+        <w:jc w:val="left"/>
+      </w:pPr>
+      <w:r>
+        <w:rPr>
+          <w:rFonts w:ascii="Arial" w:hAnsi="Arial" w:cs="Arial"/>
+          <w:b w:val="0"/>
+          <w:color w:val="000000"/>
+          <w:sz w:val="22"/>
+        </w:rPr>
+        <w:t>A. II, III, I, dan IV.</w:t>
+      </w:r>
+    </w:p>
+    <w:p>
+      <w:pPr>
+        <w:spacing w:line="276" w:lineRule="auto" w:after="120"/>
+        <w:jc w:val="left"/>
+      </w:pPr>
+      <w:r>
+        <w:rPr>
+          <w:rFonts w:ascii="Arial" w:hAnsi="Arial" w:cs="Arial"/>
+          <w:b w:val="0"/>
+          <w:color w:val="000000"/>
+          <w:sz w:val="22"/>
+        </w:rPr>
+        <w:t>B. I, II, III, dan IV.</w:t>
+      </w:r>
+    </w:p>
+    <w:p>
+      <w:pPr>
+        <w:spacing w:line="276" w:lineRule="auto" w:after="120"/>
+        <w:jc w:val="left"/>
+      </w:pPr>
+      <w:r>
+        <w:rPr>
+          <w:rFonts w:ascii="Arial" w:hAnsi="Arial" w:cs="Arial"/>
+          <w:b w:val="0"/>
+          <w:color w:val="000000"/>
+          <w:sz w:val="22"/>
+        </w:rPr>
+        <w:t>C. III, II, I, dan IV.</w:t>
+      </w:r>
+    </w:p>
+    <w:p>
+      <w:pPr>
+        <w:spacing w:line="276" w:lineRule="auto" w:after="120"/>
+        <w:jc w:val="left"/>
+      </w:pPr>
+      <w:r>
+        <w:rPr>
+          <w:rFonts w:ascii="Arial" w:hAnsi="Arial" w:cs="Arial"/>
+          <w:b w:val="0"/>
+          <w:color w:val="000000"/>
+          <w:sz w:val="22"/>
+        </w:rPr>
+        <w:t>D. II, I, III, dan IV.</w:t>
+      </w:r>
+    </w:p>
+    <w:p/>
+    <w:p>
+      <w:pPr>
+        <w:spacing w:line="276" w:lineRule="auto" w:after="120"/>
+        <w:jc w:val="left"/>
+      </w:pPr>
+      <w:r>
+        <w:rPr>
+          <w:rFonts w:ascii="Arial" w:hAnsi="Arial" w:cs="Arial"/>
+          <w:b/>
+          <w:color w:val="000000"/>
+          <w:sz w:val="22"/>
+        </w:rPr>
+        <w:t>✅ 5. SOALAN TAHAP SEDERHANA — KONSTRUK FAKTA-TEORI</w:t>
+      </w:r>
+    </w:p>
+    <w:p>
+      <w:pPr>
+        <w:spacing w:line="276" w:lineRule="auto" w:after="120"/>
+        <w:jc w:val="left"/>
+      </w:pPr>
+      <w:r>
+        <w:rPr>
+          <w:rFonts w:ascii="Arial" w:hAnsi="Arial" w:cs="Arial"/>
+          <w:b w:val="0"/>
+          <w:color w:val="000000"/>
+          <w:sz w:val="22"/>
+        </w:rPr>
+        <w:t>Apakah perbezaan utama antara "montage" dan "motion graphic" sebagai elemen visual?</w:t>
+      </w:r>
+    </w:p>
+    <w:p>
+      <w:pPr>
+        <w:spacing w:line="276" w:lineRule="auto" w:after="120"/>
+        <w:jc w:val="left"/>
+      </w:pPr>
+      <w:r>
+        <w:rPr>
+          <w:rFonts w:ascii="Arial" w:hAnsi="Arial" w:cs="Arial"/>
+          <w:b w:val="0"/>
+          <w:color w:val="000000"/>
+          <w:sz w:val="22"/>
+        </w:rPr>
+        <w:t>A. Montage ialah grafik beranimasi manakala motion graphic ialah gabungan shot rakaman sebenar.</w:t>
+      </w:r>
+    </w:p>
+    <w:p>
+      <w:pPr>
+        <w:spacing w:line="276" w:lineRule="auto" w:after="120"/>
+        <w:jc w:val="left"/>
+      </w:pPr>
+      <w:r>
+        <w:rPr>
+          <w:rFonts w:ascii="Arial" w:hAnsi="Arial" w:cs="Arial"/>
+          <w:b w:val="0"/>
+          <w:color w:val="000000"/>
+          <w:sz w:val="22"/>
+        </w:rPr>
+        <w:t>B. Montage menggabungkan beberapa shot rakaman sebenar secara berurutan manakala motion graphic ialah grafik beranimasi yang dihasilkan secara digital.</w:t>
+      </w:r>
+    </w:p>
+    <w:p>
+      <w:pPr>
+        <w:spacing w:line="276" w:lineRule="auto" w:after="120"/>
+        <w:jc w:val="left"/>
+      </w:pPr>
+      <w:r>
+        <w:rPr>
+          <w:rFonts w:ascii="Arial" w:hAnsi="Arial" w:cs="Arial"/>
+          <w:b w:val="0"/>
+          <w:color w:val="000000"/>
+          <w:sz w:val="22"/>
+        </w:rPr>
+        <w:t>C. Kedua-duanya merujuk kepada perkara yang sama.</w:t>
+      </w:r>
+    </w:p>
+    <w:p>
+      <w:pPr>
+        <w:spacing w:line="276" w:lineRule="auto" w:after="120"/>
+        <w:jc w:val="left"/>
+      </w:pPr>
+      <w:r>
+        <w:rPr>
+          <w:rFonts w:ascii="Arial" w:hAnsi="Arial" w:cs="Arial"/>
+          <w:b w:val="0"/>
+          <w:color w:val="000000"/>
+          <w:sz w:val="22"/>
+        </w:rPr>
+        <w:t>D. Montage hanya digunakan untuk audio sahaja.</w:t>
+      </w:r>
+    </w:p>
+    <w:p/>
+    <w:p>
+      <w:pPr>
+        <w:spacing w:line="276" w:lineRule="auto" w:after="120"/>
+        <w:jc w:val="left"/>
+      </w:pPr>
+      <w:r>
+        <w:rPr>
+          <w:rFonts w:ascii="Arial" w:hAnsi="Arial" w:cs="Arial"/>
+          <w:b/>
+          <w:color w:val="000000"/>
+          <w:sz w:val="22"/>
+        </w:rPr>
+        <w:t>✅ 6. SOALAN TAHAP RENDAH — KONSTRUK SIKAP-KESELAMATAN-PERSEKITARAN</w:t>
+      </w:r>
+    </w:p>
+    <w:p>
+      <w:pPr>
+        <w:spacing w:line="276" w:lineRule="auto" w:after="120"/>
+        <w:jc w:val="left"/>
+      </w:pPr>
+      <w:r>
+        <w:rPr>
+          <w:rFonts w:ascii="Arial" w:hAnsi="Arial" w:cs="Arial"/>
+          <w:b w:val="0"/>
+          <w:color w:val="000000"/>
+          <w:sz w:val="22"/>
+        </w:rPr>
+        <w:t>Apakah sikap yang perlu diamalkan oleh Editor semasa mengaplikasikan elemen visual seperti title dan transition ke dalam sequence?</w:t>
+      </w:r>
+    </w:p>
+    <w:p>
+      <w:pPr>
+        <w:spacing w:line="276" w:lineRule="auto" w:after="120"/>
+        <w:jc w:val="left"/>
+      </w:pPr>
+      <w:r>
+        <w:rPr>
+          <w:rFonts w:ascii="Arial" w:hAnsi="Arial" w:cs="Arial"/>
+          <w:b w:val="0"/>
+          <w:color w:val="000000"/>
+          <w:sz w:val="22"/>
+        </w:rPr>
+        <w:t>A. Meletakkan elemen tanpa merujuk skrip atau arahan Director.</w:t>
+      </w:r>
+    </w:p>
+    <w:p>
+      <w:pPr>
+        <w:spacing w:line="276" w:lineRule="auto" w:after="120"/>
+        <w:jc w:val="left"/>
+      </w:pPr>
+      <w:r>
+        <w:rPr>
+          <w:rFonts w:ascii="Arial" w:hAnsi="Arial" w:cs="Arial"/>
+          <w:b w:val="0"/>
+          <w:color w:val="000000"/>
+          <w:sz w:val="22"/>
+        </w:rPr>
+        <w:t>B. Teliti dan konsisten supaya tidak menjejaskan kesinambungan visual (continuity).</w:t>
+      </w:r>
+    </w:p>
+    <w:p>
+      <w:pPr>
+        <w:spacing w:line="276" w:lineRule="auto" w:after="120"/>
+        <w:jc w:val="left"/>
+      </w:pPr>
+      <w:r>
+        <w:rPr>
+          <w:rFonts w:ascii="Arial" w:hAnsi="Arial" w:cs="Arial"/>
+          <w:b w:val="0"/>
+          <w:color w:val="000000"/>
+          <w:sz w:val="22"/>
+        </w:rPr>
+        <w:t>C. Tergesa-gesa untuk menjimatkan masa penyuntingan.</w:t>
+      </w:r>
+    </w:p>
+    <w:p>
+      <w:pPr>
+        <w:spacing w:line="276" w:lineRule="auto" w:after="120"/>
+        <w:jc w:val="left"/>
+      </w:pPr>
+      <w:r>
+        <w:rPr>
+          <w:rFonts w:ascii="Arial" w:hAnsi="Arial" w:cs="Arial"/>
+          <w:b w:val="0"/>
+          <w:color w:val="000000"/>
+          <w:sz w:val="22"/>
+        </w:rPr>
+        <w:t>D. Mengabaikan safe area semasa meletakkan title.</w:t>
+      </w:r>
+    </w:p>
+    <w:p/>
+    <w:p>
+      <w:pPr>
+        <w:spacing w:line="276" w:lineRule="auto" w:after="120"/>
+        <w:jc w:val="left"/>
+      </w:pPr>
+      <w:r>
+        <w:rPr>
+          <w:rFonts w:ascii="Arial" w:hAnsi="Arial" w:cs="Arial"/>
+          <w:b/>
+          <w:color w:val="000000"/>
+          <w:sz w:val="22"/>
+        </w:rPr>
+        <w:t>Soalan WA3 — Apply titling to editing sequences</w:t>
+      </w:r>
+    </w:p>
+    <w:p>
+      <w:pPr>
+        <w:spacing w:line="276" w:lineRule="auto" w:after="120"/>
+        <w:jc w:val="left"/>
+      </w:pPr>
+      <w:r>
+        <w:rPr>
+          <w:rFonts w:ascii="Arial" w:hAnsi="Arial" w:cs="Arial"/>
+          <w:b/>
+          <w:color w:val="000000"/>
+          <w:sz w:val="22"/>
+        </w:rPr>
+        <w:t>✅ 7. SOALAN TAHAP TINGGI — KONSTRUK PROSEDUR</w:t>
+      </w:r>
+    </w:p>
+    <w:p>
+      <w:pPr>
+        <w:spacing w:line="276" w:lineRule="auto" w:after="120"/>
+        <w:jc w:val="left"/>
+      </w:pPr>
+      <w:r>
+        <w:rPr>
+          <w:rFonts w:ascii="Arial" w:hAnsi="Arial" w:cs="Arial"/>
+          <w:b w:val="0"/>
+          <w:color w:val="000000"/>
+          <w:sz w:val="22"/>
+        </w:rPr>
+        <w:t>Susun turutan langkah yang betul bagi Editor mengaplikasikan titling ke dalam editing sequence.</w:t>
+      </w:r>
+    </w:p>
+    <w:p>
+      <w:pPr>
+        <w:spacing w:before="120" w:after="120" w:line="276" w:lineRule="auto"/>
+        <w:jc w:val="left"/>
+      </w:pPr>
+      <w:r>
+        <w:rPr>
+          <w:rFonts w:ascii="Arial" w:hAnsi="Arial" w:cs="Arial"/>
+          <w:b/>
+          <w:color w:val="000000"/>
+          <w:sz w:val="24"/>
+        </w:rPr>
+        <w:t>I. Cipta title menggunakan alat title generator dalam NLE atau perisian grafik luar.</w:t>
+      </w:r>
+    </w:p>
+    <w:p>
+      <w:pPr>
+        <w:spacing w:before="120" w:after="120" w:line="276" w:lineRule="auto"/>
+        <w:jc w:val="left"/>
+      </w:pPr>
+      <w:r>
+        <w:rPr>
+          <w:rFonts w:ascii="Arial" w:hAnsi="Arial" w:cs="Arial"/>
+          <w:b/>
+          <w:color w:val="000000"/>
+          <w:sz w:val="24"/>
+        </w:rPr>
+        <w:t>II. Tentukan kedudukan titling berdasarkan jenis title dan keperluan safe area.</w:t>
+      </w:r>
+    </w:p>
+    <w:p>
+      <w:pPr>
+        <w:spacing w:before="120" w:after="120" w:line="276" w:lineRule="auto"/>
+        <w:jc w:val="left"/>
+      </w:pPr>
+      <w:r>
+        <w:rPr>
+          <w:rFonts w:ascii="Arial" w:hAnsi="Arial" w:cs="Arial"/>
+          <w:b/>
+          <w:color w:val="000000"/>
+          <w:sz w:val="24"/>
+        </w:rPr>
+        <w:t>III. Aplikasikan title ke sequence pada timecode yang tepat dan semak ejaan mengikut skrip.</w:t>
+      </w:r>
+    </w:p>
+    <w:p>
+      <w:pPr>
+        <w:spacing w:before="120" w:after="120" w:line="276" w:lineRule="auto"/>
+        <w:jc w:val="left"/>
+      </w:pPr>
+      <w:r>
+        <w:rPr>
+          <w:rFonts w:ascii="Arial" w:hAnsi="Arial" w:cs="Arial"/>
+          <w:b/>
+          <w:color w:val="000000"/>
+          <w:sz w:val="24"/>
+        </w:rPr>
+        <w:t>IV. Sahkan kedudukan title selari dengan pergerakan visual dan tidak melanggar safe area.</w:t>
+      </w:r>
+    </w:p>
+    <w:p>
+      <w:pPr>
+        <w:spacing w:line="276" w:lineRule="auto" w:after="120"/>
+        <w:jc w:val="left"/>
+      </w:pPr>
+      <w:r>
+        <w:rPr>
+          <w:rFonts w:ascii="Arial" w:hAnsi="Arial" w:cs="Arial"/>
+          <w:b w:val="0"/>
+          <w:color w:val="000000"/>
+          <w:sz w:val="22"/>
+        </w:rPr>
+        <w:t>A. II, I, IV, dan III.</w:t>
+      </w:r>
+    </w:p>
+    <w:p>
+      <w:pPr>
+        <w:spacing w:line="276" w:lineRule="auto" w:after="120"/>
+        <w:jc w:val="left"/>
+      </w:pPr>
+      <w:r>
+        <w:rPr>
+          <w:rFonts w:ascii="Arial" w:hAnsi="Arial" w:cs="Arial"/>
+          <w:b w:val="0"/>
+          <w:color w:val="000000"/>
+          <w:sz w:val="22"/>
+        </w:rPr>
+        <w:t>B. I, II, III, dan IV.</w:t>
+      </w:r>
+    </w:p>
+    <w:p>
+      <w:pPr>
+        <w:spacing w:line="276" w:lineRule="auto" w:after="120"/>
+        <w:jc w:val="left"/>
+      </w:pPr>
+      <w:r>
+        <w:rPr>
+          <w:rFonts w:ascii="Arial" w:hAnsi="Arial" w:cs="Arial"/>
+          <w:b w:val="0"/>
+          <w:color w:val="000000"/>
+          <w:sz w:val="22"/>
+        </w:rPr>
+        <w:t>C. II, I, III, dan IV.</w:t>
+      </w:r>
+    </w:p>
+    <w:p>
+      <w:pPr>
+        <w:spacing w:line="276" w:lineRule="auto" w:after="120"/>
+        <w:jc w:val="left"/>
+      </w:pPr>
+      <w:r>
+        <w:rPr>
+          <w:rFonts w:ascii="Arial" w:hAnsi="Arial" w:cs="Arial"/>
+          <w:b w:val="0"/>
+          <w:color w:val="000000"/>
+          <w:sz w:val="22"/>
+        </w:rPr>
+        <w:t>D. I, III, II, dan IV.</w:t>
+      </w:r>
+    </w:p>
+    <w:p/>
+    <w:p>
+      <w:pPr>
+        <w:spacing w:line="276" w:lineRule="auto" w:after="120"/>
+        <w:jc w:val="left"/>
+      </w:pPr>
+      <w:r>
+        <w:rPr>
+          <w:rFonts w:ascii="Arial" w:hAnsi="Arial" w:cs="Arial"/>
+          <w:b/>
+          <w:color w:val="000000"/>
+          <w:sz w:val="22"/>
+        </w:rPr>
+        <w:t>✅ 8. SOALAN TAHAP SEDERHANA — KONSTRUK PROSEDUR</w:t>
+      </w:r>
+    </w:p>
+    <w:p>
+      <w:pPr>
+        <w:spacing w:line="276" w:lineRule="auto" w:after="120"/>
+        <w:jc w:val="left"/>
+      </w:pPr>
+      <w:r>
+        <w:rPr>
+          <w:rFonts w:ascii="Arial" w:hAnsi="Arial" w:cs="Arial"/>
+          <w:b w:val="0"/>
+          <w:color w:val="000000"/>
+          <w:sz w:val="22"/>
+        </w:rPr>
+        <w:t>Mengapakah editing sequence perlu berada dalam keadaan terkunci (locked) dari segi masa sebelum title diaplikasikan?</w:t>
+      </w:r>
+    </w:p>
+    <w:p>
+      <w:pPr>
+        <w:spacing w:line="276" w:lineRule="auto" w:after="120"/>
+        <w:jc w:val="left"/>
+      </w:pPr>
+      <w:r>
+        <w:rPr>
+          <w:rFonts w:ascii="Arial" w:hAnsi="Arial" w:cs="Arial"/>
+          <w:b w:val="0"/>
+          <w:color w:val="000000"/>
+          <w:sz w:val="22"/>
+        </w:rPr>
+        <w:t>A. Supaya title lebih mudah dihasilkan secara automatik.</w:t>
+      </w:r>
+    </w:p>
+    <w:p>
+      <w:pPr>
+        <w:spacing w:line="276" w:lineRule="auto" w:after="120"/>
+        <w:jc w:val="left"/>
+      </w:pPr>
+      <w:r>
+        <w:rPr>
+          <w:rFonts w:ascii="Arial" w:hAnsi="Arial" w:cs="Arial"/>
+          <w:b w:val="0"/>
+          <w:color w:val="000000"/>
+          <w:sz w:val="22"/>
+        </w:rPr>
+        <w:t>B. Kerana sebarang perubahan tempoh selepas title ditambah akan menyebabkan title tidak lagi sepadan dengan visual.</w:t>
+      </w:r>
+    </w:p>
+    <w:p>
+      <w:pPr>
+        <w:spacing w:line="276" w:lineRule="auto" w:after="120"/>
+        <w:jc w:val="left"/>
+      </w:pPr>
+      <w:r>
+        <w:rPr>
+          <w:rFonts w:ascii="Arial" w:hAnsi="Arial" w:cs="Arial"/>
+          <w:b w:val="0"/>
+          <w:color w:val="000000"/>
+          <w:sz w:val="22"/>
+        </w:rPr>
+        <w:t>C. Kerana perisian NLE memerlukan sequence dikunci untuk dieksport.</w:t>
+      </w:r>
+    </w:p>
+    <w:p>
+      <w:pPr>
+        <w:spacing w:line="276" w:lineRule="auto" w:after="120"/>
+        <w:jc w:val="left"/>
+      </w:pPr>
+      <w:r>
+        <w:rPr>
+          <w:rFonts w:ascii="Arial" w:hAnsi="Arial" w:cs="Arial"/>
+          <w:b w:val="0"/>
+          <w:color w:val="000000"/>
+          <w:sz w:val="22"/>
+        </w:rPr>
+        <w:t>D. Supaya bilangan track audio dapat dikurangkan.</w:t>
+      </w:r>
+    </w:p>
+    <w:p/>
+    <w:p>
+      <w:pPr>
+        <w:spacing w:line="276" w:lineRule="auto" w:after="120"/>
+        <w:jc w:val="left"/>
+      </w:pPr>
+      <w:r>
+        <w:rPr>
+          <w:rFonts w:ascii="Arial" w:hAnsi="Arial" w:cs="Arial"/>
+          <w:b/>
+          <w:color w:val="000000"/>
+          <w:sz w:val="22"/>
+        </w:rPr>
+        <w:t>✅ 9. SOALAN TAHAP RENDAH — KONSTRUK FAKTA-TEORI</w:t>
+      </w:r>
+    </w:p>
+    <w:p>
+      <w:pPr>
+        <w:spacing w:line="276" w:lineRule="auto" w:after="120"/>
+        <w:jc w:val="left"/>
+      </w:pPr>
+      <w:r>
+        <w:rPr>
+          <w:rFonts w:ascii="Arial" w:hAnsi="Arial" w:cs="Arial"/>
+          <w:b w:val="0"/>
+          <w:color w:val="000000"/>
+          <w:sz w:val="22"/>
+        </w:rPr>
+        <w:t>Apakah maksud "safe area" dalam konteks titling?</w:t>
+      </w:r>
+    </w:p>
+    <w:p>
+      <w:pPr>
+        <w:spacing w:line="276" w:lineRule="auto" w:after="120"/>
+        <w:jc w:val="left"/>
+      </w:pPr>
+      <w:r>
+        <w:rPr>
+          <w:rFonts w:ascii="Arial" w:hAnsi="Arial" w:cs="Arial"/>
+          <w:b w:val="0"/>
+          <w:color w:val="000000"/>
+          <w:sz w:val="22"/>
+        </w:rPr>
+        <w:t>A. Kawasan dalam frame yang menjamin teks dan grafik penting tidak terpotong oleh overscan skrin.</w:t>
+      </w:r>
+    </w:p>
+    <w:p>
+      <w:pPr>
+        <w:spacing w:line="276" w:lineRule="auto" w:after="120"/>
+        <w:jc w:val="left"/>
+      </w:pPr>
+      <w:r>
+        <w:rPr>
+          <w:rFonts w:ascii="Arial" w:hAnsi="Arial" w:cs="Arial"/>
+          <w:b w:val="0"/>
+          <w:color w:val="000000"/>
+          <w:sz w:val="22"/>
+        </w:rPr>
+        <w:t>B. Kawasan simpanan fail projek dalam storan komputer.</w:t>
+      </w:r>
+    </w:p>
+    <w:p>
+      <w:pPr>
+        <w:spacing w:line="276" w:lineRule="auto" w:after="120"/>
+        <w:jc w:val="left"/>
+      </w:pPr>
+      <w:r>
+        <w:rPr>
+          <w:rFonts w:ascii="Arial" w:hAnsi="Arial" w:cs="Arial"/>
+          <w:b w:val="0"/>
+          <w:color w:val="000000"/>
+          <w:sz w:val="22"/>
+        </w:rPr>
+        <w:t>C. Kawasan pada timeline yang tidak boleh diedit.</w:t>
+      </w:r>
+    </w:p>
+    <w:p>
+      <w:pPr>
+        <w:spacing w:line="276" w:lineRule="auto" w:after="120"/>
+        <w:jc w:val="left"/>
+      </w:pPr>
+      <w:r>
+        <w:rPr>
+          <w:rFonts w:ascii="Arial" w:hAnsi="Arial" w:cs="Arial"/>
+          <w:b w:val="0"/>
+          <w:color w:val="000000"/>
+          <w:sz w:val="22"/>
+        </w:rPr>
+        <w:t>D. Kawasan warna yang selamat digunakan untuk latar belakang.</w:t>
+      </w:r>
+    </w:p>
+    <w:p/>
+    <w:p>
+      <w:pPr>
+        <w:spacing w:line="276" w:lineRule="auto" w:after="120"/>
+        <w:jc w:val="left"/>
+      </w:pPr>
+      <w:r>
+        <w:rPr>
+          <w:rFonts w:ascii="Arial" w:hAnsi="Arial" w:cs="Arial"/>
+          <w:b/>
+          <w:color w:val="000000"/>
+          <w:sz w:val="22"/>
+        </w:rPr>
+        <w:t>✅ 10. SOALAN TAHAP RENDAH — KONSTRUK SIKAP-KESELAMATAN-PERSEKITARAN</w:t>
+      </w:r>
+    </w:p>
+    <w:p>
+      <w:pPr>
+        <w:spacing w:line="276" w:lineRule="auto" w:after="120"/>
+        <w:jc w:val="left"/>
+      </w:pPr>
+      <w:r>
+        <w:rPr>
+          <w:rFonts w:ascii="Arial" w:hAnsi="Arial" w:cs="Arial"/>
+          <w:b w:val="0"/>
+          <w:color w:val="000000"/>
+          <w:sz w:val="22"/>
+        </w:rPr>
+        <w:t>Apakah sikap yang perlu diamalkan oleh Editor semasa menyemak ejaan nama dan maklumat pada lower third?</w:t>
+      </w:r>
+    </w:p>
+    <w:p>
+      <w:pPr>
+        <w:spacing w:line="276" w:lineRule="auto" w:after="120"/>
+        <w:jc w:val="left"/>
+      </w:pPr>
+      <w:r>
+        <w:rPr>
+          <w:rFonts w:ascii="Arial" w:hAnsi="Arial" w:cs="Arial"/>
+          <w:b w:val="0"/>
+          <w:color w:val="000000"/>
+          <w:sz w:val="22"/>
+        </w:rPr>
+        <w:t>A. Bergantung sepenuhnya kepada ingatan tanpa menyemak skrip.</w:t>
+      </w:r>
+    </w:p>
+    <w:p>
+      <w:pPr>
+        <w:spacing w:line="276" w:lineRule="auto" w:after="120"/>
+        <w:jc w:val="left"/>
+      </w:pPr>
+      <w:r>
+        <w:rPr>
+          <w:rFonts w:ascii="Arial" w:hAnsi="Arial" w:cs="Arial"/>
+          <w:b w:val="0"/>
+          <w:color w:val="000000"/>
+          <w:sz w:val="22"/>
+        </w:rPr>
+        <w:t>B. Teliti dan tepat dalam menyemak skrip atau senarai yang disediakan Producer.</w:t>
+      </w:r>
+    </w:p>
+    <w:p>
+      <w:pPr>
+        <w:spacing w:line="276" w:lineRule="auto" w:after="120"/>
+        <w:jc w:val="left"/>
+      </w:pPr>
+      <w:r>
+        <w:rPr>
+          <w:rFonts w:ascii="Arial" w:hAnsi="Arial" w:cs="Arial"/>
+          <w:b w:val="0"/>
+          <w:color w:val="000000"/>
+          <w:sz w:val="22"/>
+        </w:rPr>
+        <w:t>C. Mengabaikan ejaan jika masa terhad.</w:t>
+      </w:r>
+    </w:p>
+    <w:p>
+      <w:pPr>
+        <w:spacing w:line="276" w:lineRule="auto" w:after="120"/>
+        <w:jc w:val="left"/>
+      </w:pPr>
+      <w:r>
+        <w:rPr>
+          <w:rFonts w:ascii="Arial" w:hAnsi="Arial" w:cs="Arial"/>
+          <w:b w:val="0"/>
+          <w:color w:val="000000"/>
+          <w:sz w:val="22"/>
+        </w:rPr>
+        <w:t>D. Membiarkan kesilapan ejaan untuk dibetulkan kemudian sahaja.</w:t>
+      </w:r>
+    </w:p>
+    <w:p/>
+    <w:p>
+      <w:pPr>
+        <w:spacing w:line="276" w:lineRule="auto" w:after="120"/>
+        <w:jc w:val="left"/>
+      </w:pPr>
+      <w:r>
+        <w:rPr>
+          <w:rFonts w:ascii="Arial" w:hAnsi="Arial" w:cs="Arial"/>
+          <w:b/>
+          <w:color w:val="000000"/>
+          <w:sz w:val="22"/>
+        </w:rPr>
+        <w:t>Soalan WA4 — Perform colour correction</w:t>
+      </w:r>
+    </w:p>
+    <w:p>
+      <w:pPr>
+        <w:spacing w:line="276" w:lineRule="auto" w:after="120"/>
+        <w:jc w:val="left"/>
+      </w:pPr>
+      <w:r>
+        <w:rPr>
+          <w:rFonts w:ascii="Arial" w:hAnsi="Arial" w:cs="Arial"/>
+          <w:b/>
+          <w:color w:val="000000"/>
+          <w:sz w:val="22"/>
+        </w:rPr>
+        <w:t>✅ 11. SOALAN TAHAP TINGGI — KONSTRUK PROSEDUR</w:t>
+      </w:r>
+    </w:p>
+    <w:p>
+      <w:pPr>
+        <w:spacing w:line="276" w:lineRule="auto" w:after="120"/>
+        <w:jc w:val="left"/>
+      </w:pPr>
+      <w:r>
+        <w:rPr>
+          <w:rFonts w:ascii="Arial" w:hAnsi="Arial" w:cs="Arial"/>
+          <w:b w:val="0"/>
+          <w:color w:val="000000"/>
+          <w:sz w:val="22"/>
+        </w:rPr>
+        <w:t>Susun turutan langkah yang betul bagi Editor melaksanakan colour correction ke atas sequence.</w:t>
+      </w:r>
+    </w:p>
+    <w:p>
+      <w:pPr>
+        <w:spacing w:before="120" w:after="120" w:line="276" w:lineRule="auto"/>
+        <w:jc w:val="left"/>
+      </w:pPr>
+      <w:r>
+        <w:rPr>
+          <w:rFonts w:ascii="Arial" w:hAnsi="Arial" w:cs="Arial"/>
+          <w:b/>
+          <w:color w:val="000000"/>
+          <w:sz w:val="24"/>
+        </w:rPr>
+        <w:t>I. Melakukan colour correction mengikut spesifikasi produksi.</w:t>
+      </w:r>
+    </w:p>
+    <w:p>
+      <w:pPr>
+        <w:spacing w:before="120" w:after="120" w:line="276" w:lineRule="auto"/>
+        <w:jc w:val="left"/>
+      </w:pPr>
+      <w:r>
+        <w:rPr>
+          <w:rFonts w:ascii="Arial" w:hAnsi="Arial" w:cs="Arial"/>
+          <w:b/>
+          <w:color w:val="000000"/>
+          <w:sz w:val="24"/>
+        </w:rPr>
+        <w:t>II. Mempratonton sequence dan mengenal pasti shot dengan warna tidak seimbang.</w:t>
+      </w:r>
+    </w:p>
+    <w:p>
+      <w:pPr>
+        <w:spacing w:before="120" w:after="120" w:line="276" w:lineRule="auto"/>
+        <w:jc w:val="left"/>
+      </w:pPr>
+      <w:r>
+        <w:rPr>
+          <w:rFonts w:ascii="Arial" w:hAnsi="Arial" w:cs="Arial"/>
+          <w:b/>
+          <w:color w:val="000000"/>
+          <w:sz w:val="24"/>
+        </w:rPr>
+        <w:t>III. Merujuk waveform monitor dan vectorscope untuk menilai imej secara objektif.</w:t>
+      </w:r>
+    </w:p>
+    <w:p>
+      <w:pPr>
+        <w:spacing w:before="120" w:after="120" w:line="276" w:lineRule="auto"/>
+        <w:jc w:val="left"/>
+      </w:pPr>
+      <w:r>
+        <w:rPr>
+          <w:rFonts w:ascii="Arial" w:hAnsi="Arial" w:cs="Arial"/>
+          <w:b/>
+          <w:color w:val="000000"/>
+          <w:sz w:val="24"/>
+        </w:rPr>
+        <w:t>IV. Mempersembahkan sequence untuk pengesahan.</w:t>
+      </w:r>
+    </w:p>
+    <w:p>
+      <w:pPr>
+        <w:spacing w:line="276" w:lineRule="auto" w:after="120"/>
+        <w:jc w:val="left"/>
+      </w:pPr>
+      <w:r>
+        <w:rPr>
+          <w:rFonts w:ascii="Arial" w:hAnsi="Arial" w:cs="Arial"/>
+          <w:b w:val="0"/>
+          <w:color w:val="000000"/>
+          <w:sz w:val="22"/>
+        </w:rPr>
+        <w:t>A. II, III, I, dan IV.</w:t>
+      </w:r>
+    </w:p>
+    <w:p>
+      <w:pPr>
+        <w:spacing w:line="276" w:lineRule="auto" w:after="120"/>
+        <w:jc w:val="left"/>
+      </w:pPr>
+      <w:r>
+        <w:rPr>
+          <w:rFonts w:ascii="Arial" w:hAnsi="Arial" w:cs="Arial"/>
+          <w:b w:val="0"/>
+          <w:color w:val="000000"/>
+          <w:sz w:val="22"/>
+        </w:rPr>
+        <w:t>B. I, II, III, dan IV.</w:t>
+      </w:r>
+    </w:p>
+    <w:p>
+      <w:pPr>
+        <w:spacing w:line="276" w:lineRule="auto" w:after="120"/>
+        <w:jc w:val="left"/>
+      </w:pPr>
+      <w:r>
+        <w:rPr>
+          <w:rFonts w:ascii="Arial" w:hAnsi="Arial" w:cs="Arial"/>
+          <w:b w:val="0"/>
+          <w:color w:val="000000"/>
+          <w:sz w:val="22"/>
+        </w:rPr>
+        <w:t>C. III, II, I, dan IV.</w:t>
+      </w:r>
+    </w:p>
+    <w:p>
+      <w:pPr>
+        <w:spacing w:line="276" w:lineRule="auto" w:after="120"/>
+        <w:jc w:val="left"/>
+      </w:pPr>
+      <w:r>
+        <w:rPr>
+          <w:rFonts w:ascii="Arial" w:hAnsi="Arial" w:cs="Arial"/>
+          <w:b w:val="0"/>
+          <w:color w:val="000000"/>
+          <w:sz w:val="22"/>
+        </w:rPr>
+        <w:t>D. II, I, III, dan IV.</w:t>
+      </w:r>
+    </w:p>
+    <w:p/>
+    <w:p>
+      <w:pPr>
+        <w:spacing w:line="276" w:lineRule="auto" w:after="120"/>
+        <w:jc w:val="left"/>
+      </w:pPr>
+      <w:r>
+        <w:rPr>
+          <w:rFonts w:ascii="Arial" w:hAnsi="Arial" w:cs="Arial"/>
+          <w:b/>
+          <w:color w:val="000000"/>
+          <w:sz w:val="22"/>
+        </w:rPr>
+        <w:t>✅ 12. SOALAN TAHAP SEDERHANA — KONSTRUK PROSEDUR</w:t>
+      </w:r>
+    </w:p>
+    <w:p>
+      <w:pPr>
+        <w:spacing w:line="276" w:lineRule="auto" w:after="120"/>
+        <w:jc w:val="left"/>
+      </w:pPr>
+      <w:r>
+        <w:rPr>
+          <w:rFonts w:ascii="Arial" w:hAnsi="Arial" w:cs="Arial"/>
+          <w:b w:val="0"/>
+          <w:color w:val="000000"/>
+          <w:sz w:val="22"/>
+        </w:rPr>
+        <w:t>Apakah perbezaan fungsi antara waveform monitor dan vectorscope?</w:t>
+      </w:r>
+    </w:p>
+    <w:p>
+      <w:pPr>
+        <w:spacing w:line="276" w:lineRule="auto" w:after="120"/>
+        <w:jc w:val="left"/>
+      </w:pPr>
+      <w:r>
+        <w:rPr>
+          <w:rFonts w:ascii="Arial" w:hAnsi="Arial" w:cs="Arial"/>
+          <w:b w:val="0"/>
+          <w:color w:val="000000"/>
+          <w:sz w:val="22"/>
+        </w:rPr>
+        <w:t>A. Waveform monitor mengukur ketepuan warna manakala vectorscope mengukur kecerahan.</w:t>
+      </w:r>
+    </w:p>
+    <w:p>
+      <w:pPr>
+        <w:spacing w:line="276" w:lineRule="auto" w:after="120"/>
+        <w:jc w:val="left"/>
+      </w:pPr>
+      <w:r>
+        <w:rPr>
+          <w:rFonts w:ascii="Arial" w:hAnsi="Arial" w:cs="Arial"/>
+          <w:b w:val="0"/>
+          <w:color w:val="000000"/>
+          <w:sz w:val="22"/>
+        </w:rPr>
+        <w:t>B. Waveform monitor mengukur taburan aras kecerahan (luminance) manakala vectorscope mengukur taburan ketepuan dan rona warna (hue/saturation).</w:t>
+      </w:r>
+    </w:p>
+    <w:p>
+      <w:pPr>
+        <w:spacing w:line="276" w:lineRule="auto" w:after="120"/>
+        <w:jc w:val="left"/>
+      </w:pPr>
+      <w:r>
+        <w:rPr>
+          <w:rFonts w:ascii="Arial" w:hAnsi="Arial" w:cs="Arial"/>
+          <w:b w:val="0"/>
+          <w:color w:val="000000"/>
+          <w:sz w:val="22"/>
+        </w:rPr>
+        <w:t>C. Kedua-duanya mengukur perkara yang sama.</w:t>
+      </w:r>
+    </w:p>
+    <w:p>
+      <w:pPr>
+        <w:spacing w:line="276" w:lineRule="auto" w:after="120"/>
+        <w:jc w:val="left"/>
+      </w:pPr>
+      <w:r>
+        <w:rPr>
+          <w:rFonts w:ascii="Arial" w:hAnsi="Arial" w:cs="Arial"/>
+          <w:b w:val="0"/>
+          <w:color w:val="000000"/>
+          <w:sz w:val="22"/>
+        </w:rPr>
+        <w:t>D. Waveform monitor hanya digunakan untuk audio.</w:t>
+      </w:r>
+    </w:p>
+    <w:p/>
+    <w:p>
+      <w:pPr>
+        <w:spacing w:line="276" w:lineRule="auto" w:after="120"/>
+        <w:jc w:val="left"/>
+      </w:pPr>
+      <w:r>
+        <w:rPr>
+          <w:rFonts w:ascii="Arial" w:hAnsi="Arial" w:cs="Arial"/>
+          <w:b/>
+          <w:color w:val="000000"/>
+          <w:sz w:val="22"/>
+        </w:rPr>
+        <w:t>✅ 13. SOALAN TAHAP RENDAH — KONSTRUK FAKTA-TEORI</w:t>
+      </w:r>
+    </w:p>
+    <w:p>
+      <w:pPr>
+        <w:spacing w:line="276" w:lineRule="auto" w:after="120"/>
+        <w:jc w:val="left"/>
+      </w:pPr>
+      <w:r>
+        <w:rPr>
+          <w:rFonts w:ascii="Arial" w:hAnsi="Arial" w:cs="Arial"/>
+          <w:b w:val="0"/>
+          <w:color w:val="000000"/>
+          <w:sz w:val="22"/>
+        </w:rPr>
+        <w:t>Apakah fungsi pelarasan "white balance" dalam colour correction?</w:t>
+      </w:r>
+    </w:p>
+    <w:p>
+      <w:pPr>
+        <w:spacing w:line="276" w:lineRule="auto" w:after="120"/>
+        <w:jc w:val="left"/>
+      </w:pPr>
+      <w:r>
+        <w:rPr>
+          <w:rFonts w:ascii="Arial" w:hAnsi="Arial" w:cs="Arial"/>
+          <w:b w:val="0"/>
+          <w:color w:val="000000"/>
+          <w:sz w:val="22"/>
+        </w:rPr>
+        <w:t>A. Meningkatkan ketepuan warna secara keseluruhan.</w:t>
+      </w:r>
+    </w:p>
+    <w:p>
+      <w:pPr>
+        <w:spacing w:line="276" w:lineRule="auto" w:after="120"/>
+        <w:jc w:val="left"/>
+      </w:pPr>
+      <w:r>
+        <w:rPr>
+          <w:rFonts w:ascii="Arial" w:hAnsi="Arial" w:cs="Arial"/>
+          <w:b w:val="0"/>
+          <w:color w:val="000000"/>
+          <w:sz w:val="22"/>
+        </w:rPr>
+        <w:t>B. Membetulkan colour cast supaya objek putih kelihatan putih tulen.</w:t>
+      </w:r>
+    </w:p>
+    <w:p>
+      <w:pPr>
+        <w:spacing w:line="276" w:lineRule="auto" w:after="120"/>
+        <w:jc w:val="left"/>
+      </w:pPr>
+      <w:r>
+        <w:rPr>
+          <w:rFonts w:ascii="Arial" w:hAnsi="Arial" w:cs="Arial"/>
+          <w:b w:val="0"/>
+          <w:color w:val="000000"/>
+          <w:sz w:val="22"/>
+        </w:rPr>
+        <w:t>C. Menukar aspect ratio sequence.</w:t>
+      </w:r>
+    </w:p>
+    <w:p>
+      <w:pPr>
+        <w:spacing w:line="276" w:lineRule="auto" w:after="120"/>
+        <w:jc w:val="left"/>
+      </w:pPr>
+      <w:r>
+        <w:rPr>
+          <w:rFonts w:ascii="Arial" w:hAnsi="Arial" w:cs="Arial"/>
+          <w:b w:val="0"/>
+          <w:color w:val="000000"/>
+          <w:sz w:val="22"/>
+        </w:rPr>
+        <w:t>D. Menambah kecerahan pada kawasan bayang sahaja.</w:t>
+      </w:r>
+    </w:p>
+    <w:p/>
+    <w:p>
+      <w:pPr>
+        <w:spacing w:line="276" w:lineRule="auto" w:after="120"/>
+        <w:jc w:val="left"/>
+      </w:pPr>
+      <w:r>
+        <w:rPr>
+          <w:rFonts w:ascii="Arial" w:hAnsi="Arial" w:cs="Arial"/>
+          <w:b/>
+          <w:color w:val="000000"/>
+          <w:sz w:val="22"/>
+        </w:rPr>
+        <w:t>✅ 14. SOALAN TAHAP RENDAH — KONSTRUK SIKAP-KESELAMATAN-PERSEKITARAN</w:t>
+      </w:r>
+    </w:p>
+    <w:p>
+      <w:pPr>
+        <w:spacing w:line="276" w:lineRule="auto" w:after="120"/>
+        <w:jc w:val="left"/>
+      </w:pPr>
+      <w:r>
+        <w:rPr>
+          <w:rFonts w:ascii="Arial" w:hAnsi="Arial" w:cs="Arial"/>
+          <w:b w:val="0"/>
+          <w:color w:val="000000"/>
+          <w:sz w:val="22"/>
+        </w:rPr>
+        <w:t>Apakah sikap yang perlu diamalkan oleh Editor semasa melakukan pelarasan warna secara kreatif?</w:t>
+      </w:r>
+    </w:p>
+    <w:p>
+      <w:pPr>
+        <w:spacing w:line="276" w:lineRule="auto" w:after="120"/>
+        <w:jc w:val="left"/>
+      </w:pPr>
+      <w:r>
+        <w:rPr>
+          <w:rFonts w:ascii="Arial" w:hAnsi="Arial" w:cs="Arial"/>
+          <w:b w:val="0"/>
+          <w:color w:val="000000"/>
+          <w:sz w:val="22"/>
+        </w:rPr>
+        <w:t>A. Melaraskan warna secara berlebihan tanpa merujuk scope.</w:t>
+      </w:r>
+    </w:p>
+    <w:p>
+      <w:pPr>
+        <w:spacing w:line="276" w:lineRule="auto" w:after="120"/>
+        <w:jc w:val="left"/>
+      </w:pPr>
+      <w:r>
+        <w:rPr>
+          <w:rFonts w:ascii="Arial" w:hAnsi="Arial" w:cs="Arial"/>
+          <w:b w:val="0"/>
+          <w:color w:val="000000"/>
+          <w:sz w:val="22"/>
+        </w:rPr>
+        <w:t>B. Sentiasa merujuk waveform/vectorscope dan mematuhi spesifikasi broadcast/cinema yang ditetapkan.</w:t>
+      </w:r>
+    </w:p>
+    <w:p>
+      <w:pPr>
+        <w:spacing w:line="276" w:lineRule="auto" w:after="120"/>
+        <w:jc w:val="left"/>
+      </w:pPr>
+      <w:r>
+        <w:rPr>
+          <w:rFonts w:ascii="Arial" w:hAnsi="Arial" w:cs="Arial"/>
+          <w:b w:val="0"/>
+          <w:color w:val="000000"/>
+          <w:sz w:val="22"/>
+        </w:rPr>
+        <w:t>C. Mengabaikan mood yang dikehendaki Director.</w:t>
+      </w:r>
+    </w:p>
+    <w:p>
+      <w:pPr>
+        <w:spacing w:line="276" w:lineRule="auto" w:after="120"/>
+        <w:jc w:val="left"/>
+      </w:pPr>
+      <w:r>
+        <w:rPr>
+          <w:rFonts w:ascii="Arial" w:hAnsi="Arial" w:cs="Arial"/>
+          <w:b w:val="0"/>
+          <w:color w:val="000000"/>
+          <w:sz w:val="22"/>
+        </w:rPr>
+        <w:t>D. Menukar warna tanpa mengambil kira continuity antara shot.</w:t>
+      </w:r>
+    </w:p>
+    <w:p/>
+    <w:p>
+      <w:pPr>
+        <w:spacing w:line="276" w:lineRule="auto" w:after="120"/>
+        <w:jc w:val="left"/>
+      </w:pPr>
+      <w:r>
+        <w:rPr>
+          <w:rFonts w:ascii="Arial" w:hAnsi="Arial" w:cs="Arial"/>
+          <w:b/>
+          <w:color w:val="000000"/>
+          <w:sz w:val="22"/>
+        </w:rPr>
+        <w:t>Soalan WA5 — Apply balanced audio to editing sequence</w:t>
+      </w:r>
+    </w:p>
+    <w:p>
+      <w:pPr>
+        <w:spacing w:line="276" w:lineRule="auto" w:after="120"/>
+        <w:jc w:val="left"/>
+      </w:pPr>
+      <w:r>
+        <w:rPr>
+          <w:rFonts w:ascii="Arial" w:hAnsi="Arial" w:cs="Arial"/>
+          <w:b/>
+          <w:color w:val="000000"/>
+          <w:sz w:val="22"/>
+        </w:rPr>
+        <w:t>✅ 15. SOALAN TAHAP TINGGI — KONSTRUK PROSEDUR</w:t>
+      </w:r>
+    </w:p>
+    <w:p>
+      <w:pPr>
+        <w:spacing w:line="276" w:lineRule="auto" w:after="120"/>
+        <w:jc w:val="left"/>
+      </w:pPr>
+      <w:r>
+        <w:rPr>
+          <w:rFonts w:ascii="Arial" w:hAnsi="Arial" w:cs="Arial"/>
+          <w:b w:val="0"/>
+          <w:color w:val="000000"/>
+          <w:sz w:val="22"/>
+        </w:rPr>
+        <w:t>Susun turutan langkah yang betul bagi Editor mengaplikasikan audio yang telah diseimbangkan ke dalam sequence online.</w:t>
+      </w:r>
+    </w:p>
+    <w:p>
+      <w:pPr>
+        <w:spacing w:before="120" w:after="120" w:line="276" w:lineRule="auto"/>
+        <w:jc w:val="left"/>
+      </w:pPr>
+      <w:r>
+        <w:rPr>
+          <w:rFonts w:ascii="Arial" w:hAnsi="Arial" w:cs="Arial"/>
+          <w:b/>
+          <w:color w:val="000000"/>
+          <w:sz w:val="24"/>
+        </w:rPr>
+        <w:t>I. Mengesahkan susunan audio (audio arrangement) sepadan dengan visual.</w:t>
+      </w:r>
+    </w:p>
+    <w:p>
+      <w:pPr>
+        <w:spacing w:before="120" w:after="120" w:line="276" w:lineRule="auto"/>
+        <w:jc w:val="left"/>
+      </w:pPr>
+      <w:r>
+        <w:rPr>
+          <w:rFonts w:ascii="Arial" w:hAnsi="Arial" w:cs="Arial"/>
+          <w:b/>
+          <w:color w:val="000000"/>
+          <w:sz w:val="24"/>
+        </w:rPr>
+        <w:t>II. Mengimport balanced audio yang telah disiapkan daripada peringkat audio sweetening.</w:t>
+      </w:r>
+    </w:p>
+    <w:p>
+      <w:pPr>
+        <w:spacing w:before="120" w:after="120" w:line="276" w:lineRule="auto"/>
+        <w:jc w:val="left"/>
+      </w:pPr>
+      <w:r>
+        <w:rPr>
+          <w:rFonts w:ascii="Arial" w:hAnsi="Arial" w:cs="Arial"/>
+          <w:b/>
+          <w:color w:val="000000"/>
+          <w:sz w:val="24"/>
+        </w:rPr>
+        <w:t>III. Memperuntukkan setiap jenis audio ke trek yang sesuai dalam timeline.</w:t>
+      </w:r>
+    </w:p>
+    <w:p>
+      <w:pPr>
+        <w:spacing w:before="120" w:after="120" w:line="276" w:lineRule="auto"/>
+        <w:jc w:val="left"/>
+      </w:pPr>
+      <w:r>
+        <w:rPr>
+          <w:rFonts w:ascii="Arial" w:hAnsi="Arial" w:cs="Arial"/>
+          <w:b/>
+          <w:color w:val="000000"/>
+          <w:sz w:val="24"/>
+        </w:rPr>
+        <w:t>IV. Mempratonton sequence bersama audio.</w:t>
+      </w:r>
+    </w:p>
+    <w:p>
+      <w:pPr>
+        <w:spacing w:line="276" w:lineRule="auto" w:after="120"/>
+        <w:jc w:val="left"/>
+      </w:pPr>
+      <w:r>
+        <w:rPr>
+          <w:rFonts w:ascii="Arial" w:hAnsi="Arial" w:cs="Arial"/>
+          <w:b w:val="0"/>
+          <w:color w:val="000000"/>
+          <w:sz w:val="22"/>
+        </w:rPr>
+        <w:t>A. II, IV, III, dan I.</w:t>
+      </w:r>
+    </w:p>
+    <w:p>
+      <w:pPr>
+        <w:spacing w:line="276" w:lineRule="auto" w:after="120"/>
+        <w:jc w:val="left"/>
+      </w:pPr>
+      <w:r>
+        <w:rPr>
+          <w:rFonts w:ascii="Arial" w:hAnsi="Arial" w:cs="Arial"/>
+          <w:b w:val="0"/>
+          <w:color w:val="000000"/>
+          <w:sz w:val="22"/>
+        </w:rPr>
+        <w:t>B. I, II, III, dan IV.</w:t>
+      </w:r>
+    </w:p>
+    <w:p>
+      <w:pPr>
+        <w:spacing w:line="276" w:lineRule="auto" w:after="120"/>
+        <w:jc w:val="left"/>
+      </w:pPr>
+      <w:r>
+        <w:rPr>
+          <w:rFonts w:ascii="Arial" w:hAnsi="Arial" w:cs="Arial"/>
+          <w:b w:val="0"/>
+          <w:color w:val="000000"/>
+          <w:sz w:val="22"/>
+        </w:rPr>
+        <w:t>C. II, III, IV, dan I.</w:t>
+      </w:r>
+    </w:p>
+    <w:p>
+      <w:pPr>
+        <w:spacing w:line="276" w:lineRule="auto" w:after="120"/>
+        <w:jc w:val="left"/>
+      </w:pPr>
+      <w:r>
+        <w:rPr>
+          <w:rFonts w:ascii="Arial" w:hAnsi="Arial" w:cs="Arial"/>
+          <w:b w:val="0"/>
+          <w:color w:val="000000"/>
+          <w:sz w:val="22"/>
+        </w:rPr>
+        <w:t>D. IV, II, III, dan I.</w:t>
+      </w:r>
+    </w:p>
+    <w:p/>
+    <w:p>
+      <w:pPr>
+        <w:spacing w:line="276" w:lineRule="auto" w:after="120"/>
+        <w:jc w:val="left"/>
+      </w:pPr>
+      <w:r>
+        <w:rPr>
+          <w:rFonts w:ascii="Arial" w:hAnsi="Arial" w:cs="Arial"/>
+          <w:b/>
+          <w:color w:val="000000"/>
+          <w:sz w:val="22"/>
+        </w:rPr>
+        <w:t>✅ 16. SOALAN TAHAP SEDERHANA — KONSTRUK FAKTA-TEORI</w:t>
+      </w:r>
+    </w:p>
+    <w:p>
+      <w:pPr>
+        <w:spacing w:line="276" w:lineRule="auto" w:after="120"/>
+        <w:jc w:val="left"/>
+      </w:pPr>
+      <w:r>
+        <w:rPr>
+          <w:rFonts w:ascii="Arial" w:hAnsi="Arial" w:cs="Arial"/>
+          <w:b w:val="0"/>
+          <w:color w:val="000000"/>
+          <w:sz w:val="22"/>
+        </w:rPr>
+        <w:t>Mengapakah format audio uncompressed atau lossless lebih sesuai digunakan semasa editing online berbanding format lossy?</w:t>
+      </w:r>
+    </w:p>
+    <w:p>
+      <w:pPr>
+        <w:spacing w:line="276" w:lineRule="auto" w:after="120"/>
+        <w:jc w:val="left"/>
+      </w:pPr>
+      <w:r>
+        <w:rPr>
+          <w:rFonts w:ascii="Arial" w:hAnsi="Arial" w:cs="Arial"/>
+          <w:b w:val="0"/>
+          <w:color w:val="000000"/>
+          <w:sz w:val="22"/>
+        </w:rPr>
+        <w:t>A. Format lossy mempunyai saiz fail lebih besar berbanding uncompressed.</w:t>
+      </w:r>
+    </w:p>
+    <w:p>
+      <w:pPr>
+        <w:spacing w:line="276" w:lineRule="auto" w:after="120"/>
+        <w:jc w:val="left"/>
+      </w:pPr>
+      <w:r>
+        <w:rPr>
+          <w:rFonts w:ascii="Arial" w:hAnsi="Arial" w:cs="Arial"/>
+          <w:b w:val="0"/>
+          <w:color w:val="000000"/>
+          <w:sz w:val="22"/>
+        </w:rPr>
+        <w:t>B. Format uncompressed/lossless mengekalkan kualiti penuh tanpa kehilangan data, membolehkan levelling dan balancing lanjut tanpa degradasi tambahan.</w:t>
+      </w:r>
+    </w:p>
+    <w:p>
+      <w:pPr>
+        <w:spacing w:line="276" w:lineRule="auto" w:after="120"/>
+        <w:jc w:val="left"/>
+      </w:pPr>
+      <w:r>
+        <w:rPr>
+          <w:rFonts w:ascii="Arial" w:hAnsi="Arial" w:cs="Arial"/>
+          <w:b w:val="0"/>
+          <w:color w:val="000000"/>
+          <w:sz w:val="22"/>
+        </w:rPr>
+        <w:t>C. Format lossy lebih sesuai untuk penghantaran broadcast rasmi.</w:t>
+      </w:r>
+    </w:p>
+    <w:p>
+      <w:pPr>
+        <w:spacing w:line="276" w:lineRule="auto" w:after="120"/>
+        <w:jc w:val="left"/>
+      </w:pPr>
+      <w:r>
+        <w:rPr>
+          <w:rFonts w:ascii="Arial" w:hAnsi="Arial" w:cs="Arial"/>
+          <w:b w:val="0"/>
+          <w:color w:val="000000"/>
+          <w:sz w:val="22"/>
+        </w:rPr>
+        <w:t>D. Kedua-dua format memberi kualiti yang sama.</w:t>
+      </w:r>
+    </w:p>
+    <w:p/>
+    <w:p>
+      <w:pPr>
+        <w:spacing w:line="276" w:lineRule="auto" w:after="120"/>
+        <w:jc w:val="left"/>
+      </w:pPr>
+      <w:r>
+        <w:rPr>
+          <w:rFonts w:ascii="Arial" w:hAnsi="Arial" w:cs="Arial"/>
+          <w:b/>
+          <w:color w:val="000000"/>
+          <w:sz w:val="22"/>
+        </w:rPr>
+        <w:t>✅ 17. SOALAN TAHAP RENDAH — KONSTRUK SIKAP-KESELAMATAN-PERSEKITARAN</w:t>
+      </w:r>
+    </w:p>
+    <w:p>
+      <w:pPr>
+        <w:spacing w:line="276" w:lineRule="auto" w:after="120"/>
+        <w:jc w:val="left"/>
+      </w:pPr>
+      <w:r>
+        <w:rPr>
+          <w:rFonts w:ascii="Arial" w:hAnsi="Arial" w:cs="Arial"/>
+          <w:b w:val="0"/>
+          <w:color w:val="000000"/>
+          <w:sz w:val="22"/>
+        </w:rPr>
+        <w:t>Apakah sikap yang perlu diamalkan oleh Editor semasa mengesahkan setiap jenis audio (muzik, dialog, SFX) berada pada trek yang betul?</w:t>
+      </w:r>
+    </w:p>
+    <w:p>
+      <w:pPr>
+        <w:spacing w:line="276" w:lineRule="auto" w:after="120"/>
+        <w:jc w:val="left"/>
+      </w:pPr>
+      <w:r>
+        <w:rPr>
+          <w:rFonts w:ascii="Arial" w:hAnsi="Arial" w:cs="Arial"/>
+          <w:b w:val="0"/>
+          <w:color w:val="000000"/>
+          <w:sz w:val="22"/>
+        </w:rPr>
+        <w:t>A. Mengabaikan pengesahan kebersihan (clean) audio bagi menjimatkan masa.</w:t>
+      </w:r>
+    </w:p>
+    <w:p>
+      <w:pPr>
+        <w:spacing w:line="276" w:lineRule="auto" w:after="120"/>
+        <w:jc w:val="left"/>
+      </w:pPr>
+      <w:r>
+        <w:rPr>
+          <w:rFonts w:ascii="Arial" w:hAnsi="Arial" w:cs="Arial"/>
+          <w:b w:val="0"/>
+          <w:color w:val="000000"/>
+          <w:sz w:val="22"/>
+        </w:rPr>
+        <w:t>B. Teliti mengesahkan setiap trek bersih daripada bunyi bising sebelum levelling.</w:t>
+      </w:r>
+    </w:p>
+    <w:p>
+      <w:pPr>
+        <w:spacing w:line="276" w:lineRule="auto" w:after="120"/>
+        <w:jc w:val="left"/>
+      </w:pPr>
+      <w:r>
+        <w:rPr>
+          <w:rFonts w:ascii="Arial" w:hAnsi="Arial" w:cs="Arial"/>
+          <w:b w:val="0"/>
+          <w:color w:val="000000"/>
+          <w:sz w:val="22"/>
+        </w:rPr>
+        <w:t>C. Membiarkan trek bercampur tanpa penyusunan.</w:t>
+      </w:r>
+    </w:p>
+    <w:p>
+      <w:pPr>
+        <w:spacing w:line="276" w:lineRule="auto" w:after="120"/>
+        <w:jc w:val="left"/>
+      </w:pPr>
+      <w:r>
+        <w:rPr>
+          <w:rFonts w:ascii="Arial" w:hAnsi="Arial" w:cs="Arial"/>
+          <w:b w:val="0"/>
+          <w:color w:val="000000"/>
+          <w:sz w:val="22"/>
+        </w:rPr>
+        <w:t>D. Bergantung sepenuhnya kepada andaian tanpa semakan.</w:t>
+      </w:r>
+    </w:p>
+    <w:p/>
+    <w:p>
+      <w:pPr>
+        <w:spacing w:line="276" w:lineRule="auto" w:after="120"/>
+        <w:jc w:val="left"/>
+      </w:pPr>
+      <w:r>
+        <w:rPr>
+          <w:rFonts w:ascii="Arial" w:hAnsi="Arial" w:cs="Arial"/>
+          <w:b/>
+          <w:color w:val="000000"/>
+          <w:sz w:val="22"/>
+        </w:rPr>
+        <w:t>Soalan WA6 — Perform final online submission</w:t>
+      </w:r>
+    </w:p>
+    <w:p>
+      <w:pPr>
+        <w:spacing w:line="276" w:lineRule="auto" w:after="120"/>
+        <w:jc w:val="left"/>
+      </w:pPr>
+      <w:r>
+        <w:rPr>
+          <w:rFonts w:ascii="Arial" w:hAnsi="Arial" w:cs="Arial"/>
+          <w:b/>
+          <w:color w:val="000000"/>
+          <w:sz w:val="22"/>
+        </w:rPr>
+        <w:t>✅ 18. SOALAN TAHAP SEDERHANA — KONSTRUK PROSEDUR</w:t>
+      </w:r>
+    </w:p>
+    <w:p>
+      <w:pPr>
+        <w:spacing w:line="276" w:lineRule="auto" w:after="120"/>
+        <w:jc w:val="left"/>
+      </w:pPr>
+      <w:r>
+        <w:rPr>
+          <w:rFonts w:ascii="Arial" w:hAnsi="Arial" w:cs="Arial"/>
+          <w:b w:val="0"/>
+          <w:color w:val="000000"/>
+          <w:sz w:val="22"/>
+        </w:rPr>
+        <w:t>Apakah kelebihan kaedah "double head" berbanding fail composite tunggal semasa penghantaran akhir?</w:t>
+      </w:r>
+    </w:p>
+    <w:p>
+      <w:pPr>
+        <w:spacing w:line="276" w:lineRule="auto" w:after="120"/>
+        <w:jc w:val="left"/>
+      </w:pPr>
+      <w:r>
+        <w:rPr>
+          <w:rFonts w:ascii="Arial" w:hAnsi="Arial" w:cs="Arial"/>
+          <w:b w:val="0"/>
+          <w:color w:val="000000"/>
+          <w:sz w:val="22"/>
+        </w:rPr>
+        <w:t>A. Trek visual dan audio dikawal serta digunakan secara berasingan, contohnya untuk keperluan dubbing atau sarikata pelbagai bahasa.</w:t>
+      </w:r>
+    </w:p>
+    <w:p>
+      <w:pPr>
+        <w:spacing w:line="276" w:lineRule="auto" w:after="120"/>
+        <w:jc w:val="left"/>
+      </w:pPr>
+      <w:r>
+        <w:rPr>
+          <w:rFonts w:ascii="Arial" w:hAnsi="Arial" w:cs="Arial"/>
+          <w:b w:val="0"/>
+          <w:color w:val="000000"/>
+          <w:sz w:val="22"/>
+        </w:rPr>
+        <w:t>B. Ia mengurangkan saiz fail keseluruhan projek.</w:t>
+      </w:r>
+    </w:p>
+    <w:p>
+      <w:pPr>
+        <w:spacing w:line="276" w:lineRule="auto" w:after="120"/>
+        <w:jc w:val="left"/>
+      </w:pPr>
+      <w:r>
+        <w:rPr>
+          <w:rFonts w:ascii="Arial" w:hAnsi="Arial" w:cs="Arial"/>
+          <w:b w:val="0"/>
+          <w:color w:val="000000"/>
+          <w:sz w:val="22"/>
+        </w:rPr>
+        <w:t>C. Ia menghapuskan keperluan untuk menyemak sync audio-visual.</w:t>
+      </w:r>
+    </w:p>
+    <w:p>
+      <w:pPr>
+        <w:spacing w:line="276" w:lineRule="auto" w:after="120"/>
+        <w:jc w:val="left"/>
+      </w:pPr>
+      <w:r>
+        <w:rPr>
+          <w:rFonts w:ascii="Arial" w:hAnsi="Arial" w:cs="Arial"/>
+          <w:b w:val="0"/>
+          <w:color w:val="000000"/>
+          <w:sz w:val="22"/>
+        </w:rPr>
+        <w:t>D. Ia hanya sesuai untuk penghantaran fail digital sahaja.</w:t>
+      </w:r>
+    </w:p>
+    <w:p/>
+    <w:p>
+      <w:pPr>
+        <w:spacing w:line="276" w:lineRule="auto" w:after="120"/>
+        <w:jc w:val="left"/>
+      </w:pPr>
+      <w:r>
+        <w:rPr>
+          <w:rFonts w:ascii="Arial" w:hAnsi="Arial" w:cs="Arial"/>
+          <w:b/>
+          <w:color w:val="000000"/>
+          <w:sz w:val="22"/>
+        </w:rPr>
+        <w:t>✅ 19. SOALAN TAHAP RENDAH — KONSTRUK PROSEDUR</w:t>
+      </w:r>
+    </w:p>
+    <w:p>
+      <w:pPr>
+        <w:spacing w:line="276" w:lineRule="auto" w:after="120"/>
+        <w:jc w:val="left"/>
+      </w:pPr>
+      <w:r>
+        <w:rPr>
+          <w:rFonts w:ascii="Arial" w:hAnsi="Arial" w:cs="Arial"/>
+          <w:b w:val="0"/>
+          <w:color w:val="000000"/>
+          <w:sz w:val="22"/>
+        </w:rPr>
+        <w:t>Apakah yang perlu disemak oleh Editor berkenaan bahan sokongan (supporting material) sebelum penghantaran akhir?</w:t>
+      </w:r>
+    </w:p>
+    <w:p>
+      <w:pPr>
+        <w:spacing w:line="276" w:lineRule="auto" w:after="120"/>
+        <w:jc w:val="left"/>
+      </w:pPr>
+      <w:r>
+        <w:rPr>
+          <w:rFonts w:ascii="Arial" w:hAnsi="Arial" w:cs="Arial"/>
+          <w:b w:val="0"/>
+          <w:color w:val="000000"/>
+          <w:sz w:val="22"/>
+        </w:rPr>
+        <w:t>A. Hanya skrip asal produksi.</w:t>
+      </w:r>
+    </w:p>
+    <w:p>
+      <w:pPr>
+        <w:spacing w:line="276" w:lineRule="auto" w:after="120"/>
+        <w:jc w:val="left"/>
+      </w:pPr>
+      <w:r>
+        <w:rPr>
+          <w:rFonts w:ascii="Arial" w:hAnsi="Arial" w:cs="Arial"/>
+          <w:b w:val="0"/>
+          <w:color w:val="000000"/>
+          <w:sz w:val="22"/>
+        </w:rPr>
+        <w:t>B. Skrip akhir, storyboard (jika berkaitan), dan log book.</w:t>
+      </w:r>
+    </w:p>
+    <w:p>
+      <w:pPr>
+        <w:spacing w:line="276" w:lineRule="auto" w:after="120"/>
+        <w:jc w:val="left"/>
+      </w:pPr>
+      <w:r>
+        <w:rPr>
+          <w:rFonts w:ascii="Arial" w:hAnsi="Arial" w:cs="Arial"/>
+          <w:b w:val="0"/>
+          <w:color w:val="000000"/>
+          <w:sz w:val="22"/>
+        </w:rPr>
+        <w:t>C. Anggaran belanjawan produksi sahaja.</w:t>
+      </w:r>
+    </w:p>
+    <w:p>
+      <w:pPr>
+        <w:spacing w:line="276" w:lineRule="auto" w:after="120"/>
+        <w:jc w:val="left"/>
+      </w:pPr>
+      <w:r>
+        <w:rPr>
+          <w:rFonts w:ascii="Arial" w:hAnsi="Arial" w:cs="Arial"/>
+          <w:b w:val="0"/>
+          <w:color w:val="000000"/>
+          <w:sz w:val="22"/>
+        </w:rPr>
+        <w:t>D. Senarai pelakon dan kru sahaja.</w:t>
+      </w:r>
+    </w:p>
+    <w:p/>
+    <w:p>
+      <w:pPr>
+        <w:spacing w:line="276" w:lineRule="auto" w:after="120"/>
+        <w:jc w:val="left"/>
+      </w:pPr>
+      <w:r>
+        <w:rPr>
+          <w:rFonts w:ascii="Arial" w:hAnsi="Arial" w:cs="Arial"/>
+          <w:b/>
+          <w:color w:val="000000"/>
+          <w:sz w:val="22"/>
+        </w:rPr>
+        <w:t>✅ 20. SOALAN TAHAP RENDAH — KONSTRUK FAKTA-TEORI</w:t>
+      </w:r>
+    </w:p>
+    <w:p>
+      <w:pPr>
+        <w:spacing w:line="276" w:lineRule="auto" w:after="120"/>
+        <w:jc w:val="left"/>
+      </w:pPr>
+      <w:r>
+        <w:rPr>
+          <w:rFonts w:ascii="Arial" w:hAnsi="Arial" w:cs="Arial"/>
+          <w:b w:val="0"/>
+          <w:color w:val="000000"/>
+          <w:sz w:val="22"/>
+        </w:rPr>
+        <w:t>Apakah fungsi utama editing suite log book?</w:t>
+      </w:r>
+    </w:p>
+    <w:p>
+      <w:pPr>
+        <w:spacing w:line="276" w:lineRule="auto" w:after="120"/>
+        <w:jc w:val="left"/>
+      </w:pPr>
+      <w:r>
+        <w:rPr>
+          <w:rFonts w:ascii="Arial" w:hAnsi="Arial" w:cs="Arial"/>
+          <w:b w:val="0"/>
+          <w:color w:val="000000"/>
+          <w:sz w:val="22"/>
+        </w:rPr>
+        <w:t>A. Merekod rasmi setiap aktiviti dalam suite editing sebagai bukti audit trail projek.</w:t>
+      </w:r>
+    </w:p>
+    <w:p>
+      <w:pPr>
+        <w:spacing w:line="276" w:lineRule="auto" w:after="120"/>
+        <w:jc w:val="left"/>
+      </w:pPr>
+      <w:r>
+        <w:rPr>
+          <w:rFonts w:ascii="Arial" w:hAnsi="Arial" w:cs="Arial"/>
+          <w:b w:val="0"/>
+          <w:color w:val="000000"/>
+          <w:sz w:val="22"/>
+        </w:rPr>
+        <w:t>B. Menyimpan salinan sandaran (backup) fail media sahaja.</w:t>
+      </w:r>
+    </w:p>
+    <w:p>
+      <w:pPr>
+        <w:spacing w:line="276" w:lineRule="auto" w:after="120"/>
+        <w:jc w:val="left"/>
+      </w:pPr>
+      <w:r>
+        <w:rPr>
+          <w:rFonts w:ascii="Arial" w:hAnsi="Arial" w:cs="Arial"/>
+          <w:b w:val="0"/>
+          <w:color w:val="000000"/>
+          <w:sz w:val="22"/>
+        </w:rPr>
+        <w:t>C. Menyenaraikan jadual waktu penggambaran pelakon.</w:t>
+      </w:r>
+    </w:p>
+    <w:p>
+      <w:pPr>
+        <w:spacing w:line="276" w:lineRule="auto" w:after="120"/>
+        <w:jc w:val="left"/>
+      </w:pPr>
+      <w:r>
+        <w:rPr>
+          <w:rFonts w:ascii="Arial" w:hAnsi="Arial" w:cs="Arial"/>
+          <w:b w:val="0"/>
+          <w:color w:val="000000"/>
+          <w:sz w:val="22"/>
+        </w:rPr>
+        <w:t>D. Menggantikan keperluan skrip akhir.</w:t>
+      </w:r>
+    </w:p>
+    <w:p/>
+    <w:p>
+      <w:r>
         <w:br w:type="page"/>
       </w:r>
     </w:p>
-    <w:p/>
-    <w:p>
-      <w:r>
-        <w:rPr>
-          <w:rFonts w:ascii="Arial" w:hAnsi="Arial"/>
+    <w:p>
+      <w:pPr>
+        <w:spacing w:before="120" w:after="120" w:line="276" w:lineRule="auto"/>
+        <w:jc w:val="left"/>
+      </w:pPr>
+      <w:r>
+        <w:rPr>
+          <w:rFonts w:ascii="Arial" w:hAnsi="Arial" w:cs="Arial"/>
           <w:b/>
-        </w:rPr>
-        <w:t>BAHAGIAN A — SOALAN OBJEKTIF</w:t>
-      </w:r>
-    </w:p>
-    <w:p/>
-    <w:p>
-      <w:r>
-        <w:rPr>
-          <w:rFonts w:ascii="Arial" w:hAnsi="Arial"/>
-          <w:b/>
-        </w:rPr>
-        <w:t>Soalan WA1 — Import Edit-Decision-List (EDL)</w:t>
-      </w:r>
-    </w:p>
-    <w:p>
-      <w:r>
-        <w:rPr>
-          <w:rFonts w:ascii="Arial" w:hAnsi="Arial"/>
-          <w:b/>
-        </w:rPr>
-        <w:t>✅ 1. SOALAN TAHAP SEDERHANA — KONSTRUK PROSEDUR</w:t>
-      </w:r>
-    </w:p>
-    <w:p>
-      <w:r>
-        <w:rPr>
-          <w:rFonts w:ascii="Arial" w:hAnsi="Arial"/>
-          <w:b w:val="0"/>
-        </w:rPr>
-        <w:t>Apakah tindakan pertama yang perlu diambil Editor sebelum memilih kaedah untuk mendapatkan visual beresolusi tinggi (hi-res) semasa conform EDL?</w:t>
-      </w:r>
-    </w:p>
-    <w:p>
-      <w:r>
-        <w:rPr>
-          <w:rFonts w:ascii="Arial" w:hAnsi="Arial"/>
-          <w:b w:val="0"/>
-        </w:rPr>
-        <w:t>A. Menghapuskan fail proxy offline.</w:t>
-      </w:r>
-    </w:p>
-    <w:p>
-      <w:r>
-        <w:rPr>
-          <w:rFonts w:ascii="Arial" w:hAnsi="Arial"/>
-          <w:b w:val="0"/>
-        </w:rPr>
-        <w:t>B. Mengenal pasti format sumber asal projek.</w:t>
-      </w:r>
-    </w:p>
-    <w:p>
-      <w:r>
-        <w:rPr>
-          <w:rFonts w:ascii="Arial" w:hAnsi="Arial"/>
-          <w:b w:val="0"/>
-        </w:rPr>
-        <w:t>C. Mengeksport sequence terus ke format akhir.</w:t>
-      </w:r>
-    </w:p>
-    <w:p>
-      <w:r>
-        <w:rPr>
-          <w:rFonts w:ascii="Arial" w:hAnsi="Arial"/>
-          <w:b w:val="0"/>
-        </w:rPr>
-        <w:t>D. Menukar semua footage kepada format tapeless.</w:t>
-      </w:r>
-    </w:p>
-    <w:p/>
-    <w:p>
-      <w:r>
-        <w:rPr>
-          <w:rFonts w:ascii="Arial" w:hAnsi="Arial"/>
-          <w:b/>
-        </w:rPr>
-        <w:t>✅ 2. SOALAN TAHAP RENDAH — KONSTRUK PROSEDUR</w:t>
-      </w:r>
-    </w:p>
-    <w:p>
-      <w:r>
-        <w:rPr>
-          <w:rFonts w:ascii="Arial" w:hAnsi="Arial"/>
-          <w:b w:val="0"/>
-        </w:rPr>
-        <w:t>Apakah yang perlu disemak oleh Editor semasa mengesahkan tempoh (duration) sequence online berbanding offline?</w:t>
-      </w:r>
-    </w:p>
-    <w:p>
-      <w:r>
-        <w:rPr>
-          <w:rFonts w:ascii="Arial" w:hAnsi="Arial"/>
-          <w:b w:val="0"/>
-        </w:rPr>
-        <w:t>A. Jumlah tempoh (TRT) dan sebarang gap atau overlap pada setiap segmen.</w:t>
-      </w:r>
-    </w:p>
-    <w:p>
-      <w:r>
-        <w:rPr>
-          <w:rFonts w:ascii="Arial" w:hAnsi="Arial"/>
-          <w:b w:val="0"/>
-        </w:rPr>
-        <w:t>B. Nama fail muzik latar sahaja.</w:t>
-      </w:r>
-    </w:p>
-    <w:p>
-      <w:r>
-        <w:rPr>
-          <w:rFonts w:ascii="Arial" w:hAnsi="Arial"/>
-          <w:b w:val="0"/>
-        </w:rPr>
-        <w:t>C. Warna latar belakang timeline.</w:t>
-      </w:r>
-    </w:p>
-    <w:p>
-      <w:r>
-        <w:rPr>
-          <w:rFonts w:ascii="Arial" w:hAnsi="Arial"/>
-          <w:b w:val="0"/>
-        </w:rPr>
-        <w:t>D. Bilangan track audio yang tidak digunakan.</w:t>
-      </w:r>
-    </w:p>
-    <w:p/>
-    <w:p>
-      <w:r>
-        <w:rPr>
-          <w:rFonts w:ascii="Arial" w:hAnsi="Arial"/>
-          <w:b/>
-        </w:rPr>
-        <w:t>✅ 3. SOALAN TAHAP RENDAH — KONSTRUK FAKTA-TEORI</w:t>
-      </w:r>
-    </w:p>
-    <w:p>
-      <w:r>
-        <w:rPr>
-          <w:rFonts w:ascii="Arial" w:hAnsi="Arial"/>
-          <w:b w:val="0"/>
-        </w:rPr>
-        <w:t>Apakah maksud "reconnect" atau "relink" dalam workflow tapeless?</w:t>
-      </w:r>
-    </w:p>
-    <w:p>
-      <w:r>
-        <w:rPr>
-          <w:rFonts w:ascii="Arial" w:hAnsi="Arial"/>
-          <w:b w:val="0"/>
-        </w:rPr>
-        <w:t>A. Menghapuskan klip proxy tanpa gantian.</w:t>
-      </w:r>
-    </w:p>
-    <w:p>
-      <w:r>
-        <w:rPr>
-          <w:rFonts w:ascii="Arial" w:hAnsi="Arial"/>
-          <w:b w:val="0"/>
-        </w:rPr>
-        <w:t>B. Menggantikan klip proxy resolusi rendah dengan fail media asal beresolusi penuh.</w:t>
-      </w:r>
-    </w:p>
-    <w:p>
-      <w:r>
-        <w:rPr>
-          <w:rFonts w:ascii="Arial" w:hAnsi="Arial"/>
-          <w:b w:val="0"/>
-        </w:rPr>
-        <w:t>C. Merakam semula footage daripada kamera.</w:t>
-      </w:r>
-    </w:p>
-    <w:p>
-      <w:r>
-        <w:rPr>
-          <w:rFonts w:ascii="Arial" w:hAnsi="Arial"/>
-          <w:b w:val="0"/>
-        </w:rPr>
-        <w:t>D. Menukar timecode drop frame kepada non-drop frame.</w:t>
-      </w:r>
-    </w:p>
-    <w:p/>
-    <w:p>
-      <w:r>
-        <w:rPr>
-          <w:rFonts w:ascii="Arial" w:hAnsi="Arial"/>
-          <w:b/>
-        </w:rPr>
-        <w:t>Soalan WA2 — Apply visual elements to editing sequences</w:t>
-      </w:r>
-    </w:p>
-    <w:p>
-      <w:r>
-        <w:rPr>
-          <w:rFonts w:ascii="Arial" w:hAnsi="Arial"/>
-          <w:b/>
-        </w:rPr>
-        <w:t>✅ 4. SOALAN TAHAP TINGGI — KONSTRUK PROSEDUR</w:t>
-      </w:r>
-    </w:p>
-    <w:p>
-      <w:r>
-        <w:rPr>
-          <w:rFonts w:ascii="Arial" w:hAnsi="Arial"/>
-          <w:b w:val="0"/>
-        </w:rPr>
-        <w:t>Susun turutan langkah yang betul bagi Editor mengaplikasikan elemen visual ke dalam editing sequence.</w:t>
-      </w:r>
-    </w:p>
-    <w:p>
-      <w:r>
-        <w:rPr>
-          <w:rFonts w:ascii="Arial" w:hAnsi="Arial"/>
-          <w:b w:val="0"/>
-        </w:rPr>
-        <w:t>I. Peruntukkan (allocate) elemen pada lapisan (track) berasingan mengikut timecode.</w:t>
-      </w:r>
-    </w:p>
-    <w:p>
-      <w:r>
-        <w:rPr>
-          <w:rFonts w:ascii="Arial" w:hAnsi="Arial"/>
-          <w:b w:val="0"/>
-        </w:rPr>
-        <w:t>II. Pratonton sequence offline yang dikunci bersama senarai keperluan grafik/VFX.</w:t>
-      </w:r>
-    </w:p>
-    <w:p>
-      <w:r>
-        <w:rPr>
-          <w:rFonts w:ascii="Arial" w:hAnsi="Arial"/>
-          <w:b w:val="0"/>
-        </w:rPr>
-        <w:t>III. Kenal pasti dan senaraikan setiap elemen visual dengan timecode masuk-keluar.</w:t>
-      </w:r>
-    </w:p>
-    <w:p>
-      <w:r>
-        <w:rPr>
-          <w:rFonts w:ascii="Arial" w:hAnsi="Arial"/>
-          <w:b w:val="0"/>
-        </w:rPr>
-        <w:t>IV. Laraskan masa muncul, animasi dan kesan peralihan mengikut mood projek.</w:t>
-      </w:r>
-    </w:p>
-    <w:p>
-      <w:r>
-        <w:rPr>
-          <w:rFonts w:ascii="Arial" w:hAnsi="Arial"/>
-          <w:b w:val="0"/>
-        </w:rPr>
-        <w:t>A. II, III, I, dan IV.</w:t>
-      </w:r>
-    </w:p>
-    <w:p>
-      <w:r>
-        <w:rPr>
-          <w:rFonts w:ascii="Arial" w:hAnsi="Arial"/>
-          <w:b w:val="0"/>
-        </w:rPr>
-        <w:t>B. I, II, III, dan IV.</w:t>
-      </w:r>
-    </w:p>
-    <w:p>
-      <w:r>
-        <w:rPr>
-          <w:rFonts w:ascii="Arial" w:hAnsi="Arial"/>
-          <w:b w:val="0"/>
-        </w:rPr>
-        <w:t>C. III, II, I, dan IV.</w:t>
-      </w:r>
-    </w:p>
-    <w:p>
-      <w:r>
-        <w:rPr>
-          <w:rFonts w:ascii="Arial" w:hAnsi="Arial"/>
-          <w:b w:val="0"/>
-        </w:rPr>
-        <w:t>D. II, I, III, dan IV.</w:t>
-      </w:r>
-    </w:p>
-    <w:p/>
-    <w:p>
-      <w:r>
-        <w:rPr>
-          <w:rFonts w:ascii="Arial" w:hAnsi="Arial"/>
-          <w:b/>
-        </w:rPr>
-        <w:t>✅ 5. SOALAN TAHAP SEDERHANA — KONSTRUK FAKTA-TEORI</w:t>
-      </w:r>
-    </w:p>
-    <w:p>
-      <w:r>
-        <w:rPr>
-          <w:rFonts w:ascii="Arial" w:hAnsi="Arial"/>
-          <w:b w:val="0"/>
-        </w:rPr>
-        <w:t>Apakah perbezaan utama antara "montage" dan "motion graphic" sebagai elemen visual?</w:t>
-      </w:r>
-    </w:p>
-    <w:p>
-      <w:r>
-        <w:rPr>
-          <w:rFonts w:ascii="Arial" w:hAnsi="Arial"/>
-          <w:b w:val="0"/>
-        </w:rPr>
-        <w:t>A. Montage ialah grafik beranimasi manakala motion graphic ialah gabungan shot rakaman sebenar.</w:t>
-      </w:r>
-    </w:p>
-    <w:p>
-      <w:r>
-        <w:rPr>
-          <w:rFonts w:ascii="Arial" w:hAnsi="Arial"/>
-          <w:b w:val="0"/>
-        </w:rPr>
-        <w:t>B. Montage menggabungkan beberapa shot rakaman sebenar secara berurutan manakala motion graphic ialah grafik beranimasi yang dihasilkan secara digital.</w:t>
-      </w:r>
-    </w:p>
-    <w:p>
-      <w:r>
-        <w:rPr>
-          <w:rFonts w:ascii="Arial" w:hAnsi="Arial"/>
-          <w:b w:val="0"/>
-        </w:rPr>
-        <w:t>C. Kedua-duanya merujuk kepada perkara yang sama.</w:t>
-      </w:r>
-    </w:p>
-    <w:p>
-      <w:r>
-        <w:rPr>
-          <w:rFonts w:ascii="Arial" w:hAnsi="Arial"/>
-          <w:b w:val="0"/>
-        </w:rPr>
-        <w:t>D. Montage hanya digunakan untuk audio sahaja.</w:t>
-      </w:r>
-    </w:p>
-    <w:p/>
-    <w:p>
-      <w:r>
-        <w:rPr>
-          <w:rFonts w:ascii="Arial" w:hAnsi="Arial"/>
-          <w:b/>
-        </w:rPr>
-        <w:t>✅ 6. SOALAN TAHAP RENDAH — KONSTRUK SIKAP-KESELAMATAN-PERSEKITARAN</w:t>
-      </w:r>
-    </w:p>
-    <w:p>
-      <w:r>
-        <w:rPr>
-          <w:rFonts w:ascii="Arial" w:hAnsi="Arial"/>
-          <w:b w:val="0"/>
-        </w:rPr>
-        <w:t>Apakah sikap yang perlu diamalkan oleh Editor semasa mengaplikasikan elemen visual seperti title dan transition ke dalam sequence?</w:t>
-      </w:r>
-    </w:p>
-    <w:p>
-      <w:r>
-        <w:rPr>
-          <w:rFonts w:ascii="Arial" w:hAnsi="Arial"/>
-          <w:b w:val="0"/>
-        </w:rPr>
-        <w:t>A. Meletakkan elemen tanpa merujuk skrip atau arahan Director.</w:t>
-      </w:r>
-    </w:p>
-    <w:p>
-      <w:r>
-        <w:rPr>
-          <w:rFonts w:ascii="Arial" w:hAnsi="Arial"/>
-          <w:b w:val="0"/>
-        </w:rPr>
-        <w:t>B. Teliti dan konsisten supaya tidak menjejaskan kesinambungan visual (continuity).</w:t>
-      </w:r>
-    </w:p>
-    <w:p>
-      <w:r>
-        <w:rPr>
-          <w:rFonts w:ascii="Arial" w:hAnsi="Arial"/>
-          <w:b w:val="0"/>
-        </w:rPr>
-        <w:t>C. Tergesa-gesa untuk menjimatkan masa penyuntingan.</w:t>
-      </w:r>
-    </w:p>
-    <w:p>
-      <w:r>
-        <w:rPr>
-          <w:rFonts w:ascii="Arial" w:hAnsi="Arial"/>
-          <w:b w:val="0"/>
-        </w:rPr>
-        <w:t>D. Mengabaikan safe area semasa meletakkan title.</w:t>
-      </w:r>
-    </w:p>
-    <w:p/>
-    <w:p>
-      <w:r>
-        <w:rPr>
-          <w:rFonts w:ascii="Arial" w:hAnsi="Arial"/>
-          <w:b/>
-        </w:rPr>
-        <w:t>Soalan WA3 — Apply titling to editing sequences</w:t>
-      </w:r>
-    </w:p>
-    <w:p>
-      <w:r>
-        <w:rPr>
-          <w:rFonts w:ascii="Arial" w:hAnsi="Arial"/>
-          <w:b/>
-        </w:rPr>
-        <w:t>✅ 7. SOALAN TAHAP TINGGI — KONSTRUK PROSEDUR</w:t>
-      </w:r>
-    </w:p>
-    <w:p>
-      <w:r>
-        <w:rPr>
-          <w:rFonts w:ascii="Arial" w:hAnsi="Arial"/>
-          <w:b w:val="0"/>
-        </w:rPr>
-        <w:t>Susun turutan langkah yang betul bagi Editor mengaplikasikan titling ke dalam editing sequence.</w:t>
-      </w:r>
-    </w:p>
-    <w:p>
-      <w:r>
-        <w:rPr>
-          <w:rFonts w:ascii="Arial" w:hAnsi="Arial"/>
-          <w:b w:val="0"/>
-        </w:rPr>
-        <w:t>I. Cipta title menggunakan alat title generator dalam NLE atau perisian grafik luar.</w:t>
-      </w:r>
-    </w:p>
-    <w:p>
-      <w:r>
-        <w:rPr>
-          <w:rFonts w:ascii="Arial" w:hAnsi="Arial"/>
-          <w:b w:val="0"/>
-        </w:rPr>
-        <w:t>II. Tentukan kedudukan titling berdasarkan jenis title dan keperluan safe area.</w:t>
-      </w:r>
-    </w:p>
-    <w:p>
-      <w:r>
-        <w:rPr>
-          <w:rFonts w:ascii="Arial" w:hAnsi="Arial"/>
-          <w:b w:val="0"/>
-        </w:rPr>
-        <w:t>III. Aplikasikan title ke sequence pada timecode yang tepat dan semak ejaan mengikut skrip.</w:t>
-      </w:r>
-    </w:p>
-    <w:p>
-      <w:r>
-        <w:rPr>
-          <w:rFonts w:ascii="Arial" w:hAnsi="Arial"/>
-          <w:b w:val="0"/>
-        </w:rPr>
-        <w:t>IV. Sahkan kedudukan title selari dengan pergerakan visual dan tidak melanggar safe area.</w:t>
-      </w:r>
-    </w:p>
-    <w:p>
-      <w:r>
-        <w:rPr>
-          <w:rFonts w:ascii="Arial" w:hAnsi="Arial"/>
-          <w:b w:val="0"/>
-        </w:rPr>
-        <w:t>A. II, I, IV, dan III.</w:t>
-      </w:r>
-    </w:p>
-    <w:p>
-      <w:r>
-        <w:rPr>
-          <w:rFonts w:ascii="Arial" w:hAnsi="Arial"/>
-          <w:b w:val="0"/>
-        </w:rPr>
-        <w:t>B. I, II, III, dan IV.</w:t>
-      </w:r>
-    </w:p>
-    <w:p>
-      <w:r>
-        <w:rPr>
-          <w:rFonts w:ascii="Arial" w:hAnsi="Arial"/>
-          <w:b w:val="0"/>
-        </w:rPr>
-        <w:t>C. II, I, III, dan IV.</w:t>
-      </w:r>
-    </w:p>
-    <w:p>
-      <w:r>
-        <w:rPr>
-          <w:rFonts w:ascii="Arial" w:hAnsi="Arial"/>
-          <w:b w:val="0"/>
-        </w:rPr>
-        <w:t>D. I, III, II, dan IV.</w:t>
-      </w:r>
-    </w:p>
-    <w:p/>
-    <w:p>
-      <w:r>
-        <w:rPr>
-          <w:rFonts w:ascii="Arial" w:hAnsi="Arial"/>
-          <w:b/>
-        </w:rPr>
-        <w:t>✅ 8. SOALAN TAHAP SEDERHANA — KONSTRUK PROSEDUR</w:t>
-      </w:r>
-    </w:p>
-    <w:p>
-      <w:r>
-        <w:rPr>
-          <w:rFonts w:ascii="Arial" w:hAnsi="Arial"/>
-          <w:b w:val="0"/>
-        </w:rPr>
-        <w:t>Mengapakah editing sequence perlu berada dalam keadaan terkunci (locked) dari segi masa sebelum title diaplikasikan?</w:t>
-      </w:r>
-    </w:p>
-    <w:p>
-      <w:r>
-        <w:rPr>
-          <w:rFonts w:ascii="Arial" w:hAnsi="Arial"/>
-          <w:b w:val="0"/>
-        </w:rPr>
-        <w:t>A. Supaya title lebih mudah dihasilkan secara automatik.</w:t>
-      </w:r>
-    </w:p>
-    <w:p>
-      <w:r>
-        <w:rPr>
-          <w:rFonts w:ascii="Arial" w:hAnsi="Arial"/>
-          <w:b w:val="0"/>
-        </w:rPr>
-        <w:t>B. Kerana sebarang perubahan tempoh selepas title ditambah akan menyebabkan title tidak lagi sepadan dengan visual.</w:t>
-      </w:r>
-    </w:p>
-    <w:p>
-      <w:r>
-        <w:rPr>
-          <w:rFonts w:ascii="Arial" w:hAnsi="Arial"/>
-          <w:b w:val="0"/>
-        </w:rPr>
-        <w:t>C. Kerana perisian NLE memerlukan sequence dikunci untuk dieksport.</w:t>
-      </w:r>
-    </w:p>
-    <w:p>
-      <w:r>
-        <w:rPr>
-          <w:rFonts w:ascii="Arial" w:hAnsi="Arial"/>
-          <w:b w:val="0"/>
-        </w:rPr>
-        <w:t>D. Supaya bilangan track audio dapat dikurangkan.</w:t>
-      </w:r>
-    </w:p>
-    <w:p/>
-    <w:p>
-      <w:r>
-        <w:rPr>
-          <w:rFonts w:ascii="Arial" w:hAnsi="Arial"/>
-          <w:b/>
-        </w:rPr>
-        <w:t>✅ 9. SOALAN TAHAP RENDAH — KONSTRUK FAKTA-TEORI</w:t>
-      </w:r>
-    </w:p>
-    <w:p>
-      <w:r>
-        <w:rPr>
-          <w:rFonts w:ascii="Arial" w:hAnsi="Arial"/>
-          <w:b w:val="0"/>
-        </w:rPr>
-        <w:t>Apakah maksud "safe area" dalam konteks titling?</w:t>
-      </w:r>
-    </w:p>
-    <w:p>
-      <w:r>
-        <w:rPr>
-          <w:rFonts w:ascii="Arial" w:hAnsi="Arial"/>
-          <w:b w:val="0"/>
-        </w:rPr>
-        <w:t>A. Kawasan dalam frame yang menjamin teks dan grafik penting tidak terpotong oleh overscan skrin.</w:t>
-      </w:r>
-    </w:p>
-    <w:p>
-      <w:r>
-        <w:rPr>
-          <w:rFonts w:ascii="Arial" w:hAnsi="Arial"/>
-          <w:b w:val="0"/>
-        </w:rPr>
-        <w:t>B. Kawasan simpanan fail projek dalam storan komputer.</w:t>
-      </w:r>
-    </w:p>
-    <w:p>
-      <w:r>
-        <w:rPr>
-          <w:rFonts w:ascii="Arial" w:hAnsi="Arial"/>
-          <w:b w:val="0"/>
-        </w:rPr>
-        <w:t>C. Kawasan pada timeline yang tidak boleh diedit.</w:t>
-      </w:r>
-    </w:p>
-    <w:p>
-      <w:r>
-        <w:rPr>
-          <w:rFonts w:ascii="Arial" w:hAnsi="Arial"/>
-          <w:b w:val="0"/>
-        </w:rPr>
-        <w:t>D. Kawasan warna yang selamat digunakan untuk latar belakang.</w:t>
-      </w:r>
-    </w:p>
-    <w:p/>
-    <w:p>
-      <w:r>
-        <w:rPr>
-          <w:rFonts w:ascii="Arial" w:hAnsi="Arial"/>
-          <w:b/>
-        </w:rPr>
-        <w:t>✅ 10. SOALAN TAHAP RENDAH — KONSTRUK SIKAP-KESELAMATAN-PERSEKITARAN</w:t>
-      </w:r>
-    </w:p>
-    <w:p>
-      <w:r>
-        <w:rPr>
-          <w:rFonts w:ascii="Arial" w:hAnsi="Arial"/>
-          <w:b w:val="0"/>
-        </w:rPr>
-        <w:t>Apakah sikap yang perlu diamalkan oleh Editor semasa menyemak ejaan nama dan maklumat pada lower third?</w:t>
-      </w:r>
-    </w:p>
-    <w:p>
-      <w:r>
-        <w:rPr>
-          <w:rFonts w:ascii="Arial" w:hAnsi="Arial"/>
-          <w:b w:val="0"/>
-        </w:rPr>
-        <w:t>A. Bergantung sepenuhnya kepada ingatan tanpa menyemak skrip.</w:t>
-      </w:r>
-    </w:p>
-    <w:p>
-      <w:r>
-        <w:rPr>
-          <w:rFonts w:ascii="Arial" w:hAnsi="Arial"/>
-          <w:b w:val="0"/>
-        </w:rPr>
-        <w:t>B. Teliti dan tepat dalam menyemak skrip atau senarai yang disediakan Producer.</w:t>
-      </w:r>
-    </w:p>
-    <w:p>
-      <w:r>
-        <w:rPr>
-          <w:rFonts w:ascii="Arial" w:hAnsi="Arial"/>
-          <w:b w:val="0"/>
-        </w:rPr>
-        <w:t>C. Mengabaikan ejaan jika masa terhad.</w:t>
-      </w:r>
-    </w:p>
-    <w:p>
-      <w:r>
-        <w:rPr>
-          <w:rFonts w:ascii="Arial" w:hAnsi="Arial"/>
-          <w:b w:val="0"/>
-        </w:rPr>
-        <w:t>D. Membiarkan kesilapan ejaan untuk dibetulkan kemudian sahaja.</w:t>
-      </w:r>
-    </w:p>
-    <w:p/>
-    <w:p>
-      <w:r>
-        <w:rPr>
-          <w:rFonts w:ascii="Arial" w:hAnsi="Arial"/>
-          <w:b/>
-        </w:rPr>
-        <w:t>Soalan WA4 — Perform colour correction</w:t>
-      </w:r>
-    </w:p>
-    <w:p>
-      <w:r>
-        <w:rPr>
-          <w:rFonts w:ascii="Arial" w:hAnsi="Arial"/>
-          <w:b/>
-        </w:rPr>
-        <w:t>✅ 11. SOALAN TAHAP TINGGI — KONSTRUK PROSEDUR</w:t>
-      </w:r>
-    </w:p>
-    <w:p>
-      <w:r>
-        <w:rPr>
-          <w:rFonts w:ascii="Arial" w:hAnsi="Arial"/>
-          <w:b w:val="0"/>
-        </w:rPr>
-        <w:t>Susun turutan langkah yang betul bagi Editor melaksanakan colour correction ke atas sequence.</w:t>
-      </w:r>
-    </w:p>
-    <w:p>
-      <w:r>
-        <w:rPr>
-          <w:rFonts w:ascii="Arial" w:hAnsi="Arial"/>
-          <w:b w:val="0"/>
-        </w:rPr>
-        <w:t>I. Melakukan colour correction mengikut spesifikasi produksi.</w:t>
-      </w:r>
-    </w:p>
-    <w:p>
-      <w:r>
-        <w:rPr>
-          <w:rFonts w:ascii="Arial" w:hAnsi="Arial"/>
-          <w:b w:val="0"/>
-        </w:rPr>
-        <w:t>II. Mempratonton sequence dan mengenal pasti shot dengan warna tidak seimbang.</w:t>
-      </w:r>
-    </w:p>
-    <w:p>
-      <w:r>
-        <w:rPr>
-          <w:rFonts w:ascii="Arial" w:hAnsi="Arial"/>
-          <w:b w:val="0"/>
-        </w:rPr>
-        <w:t>III. Merujuk waveform monitor dan vectorscope untuk menilai imej secara objektif.</w:t>
-      </w:r>
-    </w:p>
-    <w:p>
-      <w:r>
-        <w:rPr>
-          <w:rFonts w:ascii="Arial" w:hAnsi="Arial"/>
-          <w:b w:val="0"/>
-        </w:rPr>
-        <w:t>IV. Mempersembahkan sequence untuk pengesahan.</w:t>
-      </w:r>
-    </w:p>
-    <w:p>
-      <w:r>
-        <w:rPr>
-          <w:rFonts w:ascii="Arial" w:hAnsi="Arial"/>
-          <w:b w:val="0"/>
-        </w:rPr>
-        <w:t>A. II, III, I, dan IV.</w:t>
-      </w:r>
-    </w:p>
-    <w:p>
-      <w:r>
-        <w:rPr>
-          <w:rFonts w:ascii="Arial" w:hAnsi="Arial"/>
-          <w:b w:val="0"/>
-        </w:rPr>
-        <w:t>B. I, II, III, dan IV.</w:t>
-      </w:r>
-    </w:p>
-    <w:p>
-      <w:r>
-        <w:rPr>
-          <w:rFonts w:ascii="Arial" w:hAnsi="Arial"/>
-          <w:b w:val="0"/>
-        </w:rPr>
-        <w:t>C. III, II, I, dan IV.</w:t>
-      </w:r>
-    </w:p>
-    <w:p>
-      <w:r>
-        <w:rPr>
-          <w:rFonts w:ascii="Arial" w:hAnsi="Arial"/>
-          <w:b w:val="0"/>
-        </w:rPr>
-        <w:t>D. II, I, III, dan IV.</w:t>
-      </w:r>
-    </w:p>
-    <w:p/>
-    <w:p>
-      <w:r>
-        <w:rPr>
-          <w:rFonts w:ascii="Arial" w:hAnsi="Arial"/>
-          <w:b/>
-        </w:rPr>
-        <w:t>✅ 12. SOALAN TAHAP SEDERHANA — KONSTRUK PROSEDUR</w:t>
-      </w:r>
-    </w:p>
-    <w:p>
-      <w:r>
-        <w:rPr>
-          <w:rFonts w:ascii="Arial" w:hAnsi="Arial"/>
-          <w:b w:val="0"/>
-        </w:rPr>
-        <w:t>Apakah perbezaan fungsi antara waveform monitor dan vectorscope?</w:t>
-      </w:r>
-    </w:p>
-    <w:p>
-      <w:r>
-        <w:rPr>
-          <w:rFonts w:ascii="Arial" w:hAnsi="Arial"/>
-          <w:b w:val="0"/>
-        </w:rPr>
-        <w:t>A. Waveform monitor mengukur ketepuan warna manakala vectorscope mengukur kecerahan.</w:t>
-      </w:r>
-    </w:p>
-    <w:p>
-      <w:r>
-        <w:rPr>
-          <w:rFonts w:ascii="Arial" w:hAnsi="Arial"/>
-          <w:b w:val="0"/>
-        </w:rPr>
-        <w:t>B. Waveform monitor mengukur taburan aras kecerahan (luminance) manakala vectorscope mengukur taburan ketepuan dan rona warna (hue/saturation).</w:t>
-      </w:r>
-    </w:p>
-    <w:p>
-      <w:r>
-        <w:rPr>
-          <w:rFonts w:ascii="Arial" w:hAnsi="Arial"/>
-          <w:b w:val="0"/>
-        </w:rPr>
-        <w:t>C. Kedua-duanya mengukur perkara yang sama.</w:t>
-      </w:r>
-    </w:p>
-    <w:p>
-      <w:r>
-        <w:rPr>
-          <w:rFonts w:ascii="Arial" w:hAnsi="Arial"/>
-          <w:b w:val="0"/>
-        </w:rPr>
-        <w:t>D. Waveform monitor hanya digunakan untuk audio.</w:t>
-      </w:r>
-    </w:p>
-    <w:p/>
-    <w:p>
-      <w:r>
-        <w:rPr>
-          <w:rFonts w:ascii="Arial" w:hAnsi="Arial"/>
-          <w:b/>
-        </w:rPr>
-        <w:t>✅ 13. SOALAN TAHAP RENDAH — KONSTRUK FAKTA-TEORI</w:t>
-      </w:r>
-    </w:p>
-    <w:p>
-      <w:r>
-        <w:rPr>
-          <w:rFonts w:ascii="Arial" w:hAnsi="Arial"/>
-          <w:b w:val="0"/>
-        </w:rPr>
-        <w:t>Apakah fungsi pelarasan "white balance" dalam colour correction?</w:t>
-      </w:r>
-    </w:p>
-    <w:p>
-      <w:r>
-        <w:rPr>
-          <w:rFonts w:ascii="Arial" w:hAnsi="Arial"/>
-          <w:b w:val="0"/>
-        </w:rPr>
-        <w:t>A. Meningkatkan ketepuan warna secara keseluruhan.</w:t>
-      </w:r>
-    </w:p>
-    <w:p>
-      <w:r>
-        <w:rPr>
-          <w:rFonts w:ascii="Arial" w:hAnsi="Arial"/>
-          <w:b w:val="0"/>
-        </w:rPr>
-        <w:t>B. Membetulkan colour cast supaya objek putih kelihatan putih tulen.</w:t>
-      </w:r>
-    </w:p>
-    <w:p>
-      <w:r>
-        <w:rPr>
-          <w:rFonts w:ascii="Arial" w:hAnsi="Arial"/>
-          <w:b w:val="0"/>
-        </w:rPr>
-        <w:t>C. Menukar aspect ratio sequence.</w:t>
-      </w:r>
-    </w:p>
-    <w:p>
-      <w:r>
-        <w:rPr>
-          <w:rFonts w:ascii="Arial" w:hAnsi="Arial"/>
-          <w:b w:val="0"/>
-        </w:rPr>
-        <w:t>D. Menambah kecerahan pada kawasan bayang sahaja.</w:t>
-      </w:r>
-    </w:p>
-    <w:p/>
-    <w:p>
-      <w:r>
-        <w:rPr>
-          <w:rFonts w:ascii="Arial" w:hAnsi="Arial"/>
-          <w:b/>
-        </w:rPr>
-        <w:t>✅ 14. SOALAN TAHAP RENDAH — KONSTRUK SIKAP-KESELAMATAN-PERSEKITARAN</w:t>
-      </w:r>
-    </w:p>
-    <w:p>
-      <w:r>
-        <w:rPr>
-          <w:rFonts w:ascii="Arial" w:hAnsi="Arial"/>
-          <w:b w:val="0"/>
-        </w:rPr>
-        <w:t>Apakah sikap yang perlu diamalkan oleh Editor semasa melakukan pelarasan warna secara kreatif?</w:t>
-      </w:r>
-    </w:p>
-    <w:p>
-      <w:r>
-        <w:rPr>
-          <w:rFonts w:ascii="Arial" w:hAnsi="Arial"/>
-          <w:b w:val="0"/>
-        </w:rPr>
-        <w:t>A. Melaraskan warna secara berlebihan tanpa merujuk scope.</w:t>
-      </w:r>
-    </w:p>
-    <w:p>
-      <w:r>
-        <w:rPr>
-          <w:rFonts w:ascii="Arial" w:hAnsi="Arial"/>
-          <w:b w:val="0"/>
-        </w:rPr>
-        <w:t>B. Sentiasa merujuk waveform/vectorscope dan mematuhi spesifikasi broadcast/cinema yang ditetapkan.</w:t>
-      </w:r>
-    </w:p>
-    <w:p>
-      <w:r>
-        <w:rPr>
-          <w:rFonts w:ascii="Arial" w:hAnsi="Arial"/>
-          <w:b w:val="0"/>
-        </w:rPr>
-        <w:t>C. Mengabaikan mood yang dikehendaki Director.</w:t>
-      </w:r>
-    </w:p>
-    <w:p>
-      <w:r>
-        <w:rPr>
-          <w:rFonts w:ascii="Arial" w:hAnsi="Arial"/>
-          <w:b w:val="0"/>
-        </w:rPr>
-        <w:t>D. Menukar warna tanpa mengambil kira continuity antara shot.</w:t>
-      </w:r>
-    </w:p>
-    <w:p/>
-    <w:p>
-      <w:r>
-        <w:rPr>
-          <w:rFonts w:ascii="Arial" w:hAnsi="Arial"/>
-          <w:b/>
-        </w:rPr>
-        <w:t>Soalan WA5 — Apply balanced audio to editing sequence</w:t>
-      </w:r>
-    </w:p>
-    <w:p>
-      <w:r>
-        <w:rPr>
-          <w:rFonts w:ascii="Arial" w:hAnsi="Arial"/>
-          <w:b/>
-        </w:rPr>
-        <w:t>✅ 15. SOALAN TAHAP TINGGI — KONSTRUK PROSEDUR</w:t>
-      </w:r>
-    </w:p>
-    <w:p>
-      <w:r>
-        <w:rPr>
-          <w:rFonts w:ascii="Arial" w:hAnsi="Arial"/>
-          <w:b w:val="0"/>
-        </w:rPr>
-        <w:t>Susun turutan langkah yang betul bagi Editor mengaplikasikan audio yang telah diseimbangkan ke dalam sequence online.</w:t>
-      </w:r>
-    </w:p>
-    <w:p>
-      <w:r>
-        <w:rPr>
-          <w:rFonts w:ascii="Arial" w:hAnsi="Arial"/>
-          <w:b w:val="0"/>
-        </w:rPr>
-        <w:t>I. Mengesahkan susunan audio (audio arrangement) sepadan dengan visual.</w:t>
-      </w:r>
-    </w:p>
-    <w:p>
-      <w:r>
-        <w:rPr>
-          <w:rFonts w:ascii="Arial" w:hAnsi="Arial"/>
-          <w:b w:val="0"/>
-        </w:rPr>
-        <w:t>II. Mengimport balanced audio yang telah disiapkan daripada peringkat audio sweetening.</w:t>
-      </w:r>
-    </w:p>
-    <w:p>
-      <w:r>
-        <w:rPr>
-          <w:rFonts w:ascii="Arial" w:hAnsi="Arial"/>
-          <w:b w:val="0"/>
-        </w:rPr>
-        <w:t>III. Memperuntukkan setiap jenis audio ke trek yang sesuai dalam timeline.</w:t>
-      </w:r>
-    </w:p>
-    <w:p>
-      <w:r>
-        <w:rPr>
-          <w:rFonts w:ascii="Arial" w:hAnsi="Arial"/>
-          <w:b w:val="0"/>
-        </w:rPr>
-        <w:t>IV. Mempratonton sequence bersama audio.</w:t>
-      </w:r>
-    </w:p>
-    <w:p>
-      <w:r>
-        <w:rPr>
-          <w:rFonts w:ascii="Arial" w:hAnsi="Arial"/>
-          <w:b w:val="0"/>
-        </w:rPr>
-        <w:t>A. II, IV, III, dan I.</w:t>
-      </w:r>
-    </w:p>
-    <w:p>
-      <w:r>
-        <w:rPr>
-          <w:rFonts w:ascii="Arial" w:hAnsi="Arial"/>
-          <w:b w:val="0"/>
-        </w:rPr>
-        <w:t>B. I, II, III, dan IV.</w:t>
-      </w:r>
-    </w:p>
-    <w:p>
-      <w:r>
-        <w:rPr>
-          <w:rFonts w:ascii="Arial" w:hAnsi="Arial"/>
-          <w:b w:val="0"/>
-        </w:rPr>
-        <w:t>C. II, III, IV, dan I.</w:t>
-      </w:r>
-    </w:p>
-    <w:p>
-      <w:r>
-        <w:rPr>
-          <w:rFonts w:ascii="Arial" w:hAnsi="Arial"/>
-          <w:b w:val="0"/>
-        </w:rPr>
-        <w:t>D. IV, II, III, dan I.</w:t>
-      </w:r>
-    </w:p>
-    <w:p/>
-    <w:p>
-      <w:r>
-        <w:rPr>
-          <w:rFonts w:ascii="Arial" w:hAnsi="Arial"/>
-          <w:b/>
-        </w:rPr>
-        <w:t>✅ 16. SOALAN TAHAP SEDERHANA — KONSTRUK FAKTA-TEORI</w:t>
-      </w:r>
-    </w:p>
-    <w:p>
-      <w:r>
-        <w:rPr>
-          <w:rFonts w:ascii="Arial" w:hAnsi="Arial"/>
-          <w:b w:val="0"/>
-        </w:rPr>
-        <w:t>Mengapakah format audio uncompressed atau lossless lebih sesuai digunakan semasa editing online berbanding format lossy?</w:t>
-      </w:r>
-    </w:p>
-    <w:p>
-      <w:r>
-        <w:rPr>
-          <w:rFonts w:ascii="Arial" w:hAnsi="Arial"/>
-          <w:b w:val="0"/>
-        </w:rPr>
-        <w:t>A. Format lossy mempunyai saiz fail lebih besar berbanding uncompressed.</w:t>
-      </w:r>
-    </w:p>
-    <w:p>
-      <w:r>
-        <w:rPr>
-          <w:rFonts w:ascii="Arial" w:hAnsi="Arial"/>
-          <w:b w:val="0"/>
-        </w:rPr>
-        <w:t>B. Format uncompressed/lossless mengekalkan kualiti penuh tanpa kehilangan data, membolehkan levelling dan balancing lanjut tanpa degradasi tambahan.</w:t>
-      </w:r>
-    </w:p>
-    <w:p>
-      <w:r>
-        <w:rPr>
-          <w:rFonts w:ascii="Arial" w:hAnsi="Arial"/>
-          <w:b w:val="0"/>
-        </w:rPr>
-        <w:t>C. Format lossy lebih sesuai untuk penghantaran broadcast rasmi.</w:t>
-      </w:r>
-    </w:p>
-    <w:p>
-      <w:r>
-        <w:rPr>
-          <w:rFonts w:ascii="Arial" w:hAnsi="Arial"/>
-          <w:b w:val="0"/>
-        </w:rPr>
-        <w:t>D. Kedua-dua format memberi kualiti yang sama.</w:t>
-      </w:r>
-    </w:p>
-    <w:p/>
-    <w:p>
-      <w:r>
-        <w:rPr>
-          <w:rFonts w:ascii="Arial" w:hAnsi="Arial"/>
-          <w:b/>
-        </w:rPr>
-        <w:t>✅ 17. SOALAN TAHAP RENDAH — KONSTRUK SIKAP-KESELAMATAN-PERSEKITARAN</w:t>
-      </w:r>
-    </w:p>
-    <w:p>
-      <w:r>
-        <w:rPr>
-          <w:rFonts w:ascii="Arial" w:hAnsi="Arial"/>
-          <w:b w:val="0"/>
-        </w:rPr>
-        <w:t>Apakah sikap yang perlu diamalkan oleh Editor semasa mengesahkan setiap jenis audio (muzik, dialog, SFX) berada pada trek yang betul?</w:t>
-      </w:r>
-    </w:p>
-    <w:p>
-      <w:r>
-        <w:rPr>
-          <w:rFonts w:ascii="Arial" w:hAnsi="Arial"/>
-          <w:b w:val="0"/>
-        </w:rPr>
-        <w:t>A. Mengabaikan pengesahan kebersihan (clean) audio bagi menjimatkan masa.</w:t>
-      </w:r>
-    </w:p>
-    <w:p>
-      <w:r>
-        <w:rPr>
-          <w:rFonts w:ascii="Arial" w:hAnsi="Arial"/>
-          <w:b w:val="0"/>
-        </w:rPr>
-        <w:t>B. Teliti mengesahkan setiap trek bersih daripada bunyi bising sebelum levelling.</w:t>
-      </w:r>
-    </w:p>
-    <w:p>
-      <w:r>
-        <w:rPr>
-          <w:rFonts w:ascii="Arial" w:hAnsi="Arial"/>
-          <w:b w:val="0"/>
-        </w:rPr>
-        <w:t>C. Membiarkan trek bercampur tanpa penyusunan.</w:t>
-      </w:r>
-    </w:p>
-    <w:p>
-      <w:r>
-        <w:rPr>
-          <w:rFonts w:ascii="Arial" w:hAnsi="Arial"/>
-          <w:b w:val="0"/>
-        </w:rPr>
-        <w:t>D. Bergantung sepenuhnya kepada andaian tanpa semakan.</w:t>
-      </w:r>
-    </w:p>
-    <w:p/>
-    <w:p>
-      <w:r>
-        <w:rPr>
-          <w:rFonts w:ascii="Arial" w:hAnsi="Arial"/>
-          <w:b/>
-        </w:rPr>
-        <w:t>Soalan WA6 — Perform final online submission</w:t>
-      </w:r>
-    </w:p>
-    <w:p>
-      <w:r>
-        <w:rPr>
-          <w:rFonts w:ascii="Arial" w:hAnsi="Arial"/>
-          <w:b/>
-        </w:rPr>
-        <w:t>✅ 18. SOALAN TAHAP SEDERHANA — KONSTRUK PROSEDUR</w:t>
-      </w:r>
-    </w:p>
-    <w:p>
-      <w:r>
-        <w:rPr>
-          <w:rFonts w:ascii="Arial" w:hAnsi="Arial"/>
-          <w:b w:val="0"/>
-        </w:rPr>
-        <w:t>Apakah kelebihan kaedah "double head" berbanding fail composite tunggal semasa penghantaran akhir?</w:t>
-      </w:r>
-    </w:p>
-    <w:p>
-      <w:r>
-        <w:rPr>
-          <w:rFonts w:ascii="Arial" w:hAnsi="Arial"/>
-          <w:b w:val="0"/>
-        </w:rPr>
-        <w:t>A. Trek visual dan audio dikawal serta digunakan secara berasingan, contohnya untuk keperluan dubbing atau sarikata pelbagai bahasa.</w:t>
-      </w:r>
-    </w:p>
-    <w:p>
-      <w:r>
-        <w:rPr>
-          <w:rFonts w:ascii="Arial" w:hAnsi="Arial"/>
-          <w:b w:val="0"/>
-        </w:rPr>
-        <w:t>B. Ia mengurangkan saiz fail keseluruhan projek.</w:t>
-      </w:r>
-    </w:p>
-    <w:p>
-      <w:r>
-        <w:rPr>
-          <w:rFonts w:ascii="Arial" w:hAnsi="Arial"/>
-          <w:b w:val="0"/>
-        </w:rPr>
-        <w:t>C. Ia menghapuskan keperluan untuk menyemak sync audio-visual.</w:t>
-      </w:r>
-    </w:p>
-    <w:p>
-      <w:r>
-        <w:rPr>
-          <w:rFonts w:ascii="Arial" w:hAnsi="Arial"/>
-          <w:b w:val="0"/>
-        </w:rPr>
-        <w:t>D. Ia hanya sesuai untuk penghantaran fail digital sahaja.</w:t>
-      </w:r>
-    </w:p>
-    <w:p/>
-    <w:p>
-      <w:r>
-        <w:rPr>
-          <w:rFonts w:ascii="Arial" w:hAnsi="Arial"/>
-          <w:b/>
-        </w:rPr>
-        <w:t>✅ 19. SOALAN TAHAP RENDAH — KONSTRUK PROSEDUR</w:t>
-      </w:r>
-    </w:p>
-    <w:p>
-      <w:r>
-        <w:rPr>
-          <w:rFonts w:ascii="Arial" w:hAnsi="Arial"/>
-          <w:b w:val="0"/>
-        </w:rPr>
-        <w:t>Apakah yang perlu disemak oleh Editor berkenaan bahan sokongan (supporting material) sebelum penghantaran akhir?</w:t>
-      </w:r>
-    </w:p>
-    <w:p>
-      <w:r>
-        <w:rPr>
-          <w:rFonts w:ascii="Arial" w:hAnsi="Arial"/>
-          <w:b w:val="0"/>
-        </w:rPr>
-        <w:t>A. Hanya skrip asal produksi.</w:t>
-      </w:r>
-    </w:p>
-    <w:p>
-      <w:r>
-        <w:rPr>
-          <w:rFonts w:ascii="Arial" w:hAnsi="Arial"/>
-          <w:b w:val="0"/>
-        </w:rPr>
-        <w:t>B. Skrip akhir, storyboard (jika berkaitan), dan log book.</w:t>
-      </w:r>
-    </w:p>
-    <w:p>
-      <w:r>
-        <w:rPr>
-          <w:rFonts w:ascii="Arial" w:hAnsi="Arial"/>
-          <w:b w:val="0"/>
-        </w:rPr>
-        <w:t>C. Anggaran belanjawan produksi sahaja.</w:t>
-      </w:r>
-    </w:p>
-    <w:p>
-      <w:r>
-        <w:rPr>
-          <w:rFonts w:ascii="Arial" w:hAnsi="Arial"/>
-          <w:b w:val="0"/>
-        </w:rPr>
-        <w:t>D. Senarai pelakon dan kru sahaja.</w:t>
-      </w:r>
-    </w:p>
-    <w:p/>
-    <w:p>
-      <w:r>
-        <w:rPr>
-          <w:rFonts w:ascii="Arial" w:hAnsi="Arial"/>
-          <w:b/>
-        </w:rPr>
-        <w:t>✅ 20. SOALAN TAHAP RENDAH — KONSTRUK FAKTA-TEORI</w:t>
-      </w:r>
-    </w:p>
-    <w:p>
-      <w:r>
-        <w:rPr>
-          <w:rFonts w:ascii="Arial" w:hAnsi="Arial"/>
-          <w:b w:val="0"/>
-        </w:rPr>
-        <w:t>Apakah fungsi utama editing suite log book?</w:t>
-      </w:r>
-    </w:p>
-    <w:p>
-      <w:r>
-        <w:rPr>
-          <w:rFonts w:ascii="Arial" w:hAnsi="Arial"/>
-          <w:b w:val="0"/>
-        </w:rPr>
-        <w:t>A. Merekod rasmi setiap aktiviti dalam suite editing sebagai bukti audit trail projek.</w:t>
-      </w:r>
-    </w:p>
-    <w:p>
-      <w:r>
-        <w:rPr>
-          <w:rFonts w:ascii="Arial" w:hAnsi="Arial"/>
-          <w:b w:val="0"/>
-        </w:rPr>
-        <w:t>B. Menyimpan salinan sandaran (backup) fail media sahaja.</w:t>
-      </w:r>
-    </w:p>
-    <w:p>
-      <w:r>
-        <w:rPr>
-          <w:rFonts w:ascii="Arial" w:hAnsi="Arial"/>
-          <w:b w:val="0"/>
-        </w:rPr>
-        <w:t>C. Menyenaraikan jadual waktu penggambaran pelakon.</w:t>
-      </w:r>
-    </w:p>
-    <w:p>
-      <w:r>
-        <w:rPr>
-          <w:rFonts w:ascii="Arial" w:hAnsi="Arial"/>
-          <w:b w:val="0"/>
-        </w:rPr>
-        <w:t>D. Menggantikan keperluan skrip akhir.</w:t>
-      </w:r>
-    </w:p>
-    <w:p/>
-    <w:p>
-      <w:r>
-        <w:br w:type="page"/>
-      </w:r>
-    </w:p>
-    <w:p>
-      <w:r>
-        <w:rPr>
-          <w:rFonts w:ascii="Arial" w:hAnsi="Arial"/>
-          <w:b/>
+          <w:color w:val="000000"/>
+          <w:sz w:val="24"/>
         </w:rPr>
         <w:t>BAHAGIAN B — SKEMA JAWAPAN</w:t>
       </w:r>
@@ -3218,6 +4337,7 @@
       <w:tblPr>
         <w:tblStyle w:val="TableGrid"/>
         <w:tblW w:type="auto" w:w="0"/>
+        <w:tblLayout w:type="autofit"/>
         <w:tblLook w:firstColumn="1" w:firstRow="1" w:lastColumn="0" w:lastRow="0" w:noHBand="0" w:noVBand="1" w:val="04A0"/>
       </w:tblPr>
       <w:tblGrid>
@@ -3226,12 +4346,29 @@
         <w:gridCol w:w="3024"/>
       </w:tblGrid>
       <w:tr>
+        <w:trPr>
+          <w:tblHeader w:val="true"/>
+          <w:cantSplit w:val="true"/>
+        </w:trPr>
         <w:tc>
           <w:tcPr>
             <w:tcW w:type="dxa" w:w="3024"/>
-          </w:tcPr>
-          <w:p>
-            <w:r>
+            <w:tcMar>
+              <w:top w:w="57" w:type="dxa"/>
+              <w:left w:w="57" w:type="dxa"/>
+              <w:bottom w:w="57" w:type="dxa"/>
+              <w:right w:w="57" w:type="dxa"/>
+            </w:tcMar>
+            <w:shd w:val="clear" w:color="auto" w:fill="D9D9D9"/>
+          </w:tcPr>
+          <w:p>
+            <w:r>
+              <w:rPr>
+                <w:rFonts w:ascii="Arial" w:hAnsi="Arial" w:cs="Arial"/>
+                <w:b/>
+                <w:color w:val="000000"/>
+                <w:sz w:val="20"/>
+              </w:rPr>
               <w:t>No</w:t>
             </w:r>
           </w:p>
@@ -3239,9 +4376,22 @@
         <w:tc>
           <w:tcPr>
             <w:tcW w:type="dxa" w:w="3024"/>
-          </w:tcPr>
-          <w:p>
-            <w:r>
+            <w:tcMar>
+              <w:top w:w="57" w:type="dxa"/>
+              <w:left w:w="57" w:type="dxa"/>
+              <w:bottom w:w="57" w:type="dxa"/>
+              <w:right w:w="57" w:type="dxa"/>
+            </w:tcMar>
+            <w:shd w:val="clear" w:color="auto" w:fill="D9D9D9"/>
+          </w:tcPr>
+          <w:p>
+            <w:r>
+              <w:rPr>
+                <w:rFonts w:ascii="Arial" w:hAnsi="Arial" w:cs="Arial"/>
+                <w:b/>
+                <w:color w:val="000000"/>
+                <w:sz w:val="20"/>
+              </w:rPr>
               <w:t>Jawapan</w:t>
             </w:r>
           </w:p>
@@ -3249,21 +4399,48 @@
         <w:tc>
           <w:tcPr>
             <w:tcW w:type="dxa" w:w="3024"/>
-          </w:tcPr>
-          <w:p>
-            <w:r>
+            <w:tcMar>
+              <w:top w:w="57" w:type="dxa"/>
+              <w:left w:w="57" w:type="dxa"/>
+              <w:bottom w:w="57" w:type="dxa"/>
+              <w:right w:w="57" w:type="dxa"/>
+            </w:tcMar>
+            <w:shd w:val="clear" w:color="auto" w:fill="D9D9D9"/>
+          </w:tcPr>
+          <w:p>
+            <w:r>
+              <w:rPr>
+                <w:rFonts w:ascii="Arial" w:hAnsi="Arial" w:cs="Arial"/>
+                <w:b/>
+                <w:color w:val="000000"/>
+                <w:sz w:val="20"/>
+              </w:rPr>
               <w:t>Rujukan</w:t>
             </w:r>
           </w:p>
         </w:tc>
       </w:tr>
       <w:tr>
+        <w:trPr>
+          <w:cantSplit w:val="true"/>
+        </w:trPr>
         <w:tc>
           <w:tcPr>
             <w:tcW w:type="dxa" w:w="3024"/>
-          </w:tcPr>
-          <w:p>
-            <w:r>
+            <w:tcMar>
+              <w:top w:w="57" w:type="dxa"/>
+              <w:left w:w="57" w:type="dxa"/>
+              <w:bottom w:w="57" w:type="dxa"/>
+              <w:right w:w="57" w:type="dxa"/>
+            </w:tcMar>
+          </w:tcPr>
+          <w:p>
+            <w:r>
+              <w:rPr>
+                <w:rFonts w:ascii="Arial" w:hAnsi="Arial" w:cs="Arial"/>
+                <w:color w:val="000000"/>
+                <w:sz w:val="20"/>
+              </w:rPr>
               <w:t>1</w:t>
             </w:r>
           </w:p>
@@ -3271,9 +4448,20 @@
         <w:tc>
           <w:tcPr>
             <w:tcW w:type="dxa" w:w="3024"/>
-          </w:tcPr>
-          <w:p>
-            <w:r>
+            <w:tcMar>
+              <w:top w:w="57" w:type="dxa"/>
+              <w:left w:w="57" w:type="dxa"/>
+              <w:bottom w:w="57" w:type="dxa"/>
+              <w:right w:w="57" w:type="dxa"/>
+            </w:tcMar>
+          </w:tcPr>
+          <w:p>
+            <w:r>
+              <w:rPr>
+                <w:rFonts w:ascii="Arial" w:hAnsi="Arial" w:cs="Arial"/>
+                <w:color w:val="000000"/>
+                <w:sz w:val="20"/>
+              </w:rPr>
               <w:t>B</w:t>
             </w:r>
           </w:p>
@@ -3281,21 +4469,46 @@
         <w:tc>
           <w:tcPr>
             <w:tcW w:type="dxa" w:w="3024"/>
-          </w:tcPr>
-          <w:p>
-            <w:r>
+            <w:tcMar>
+              <w:top w:w="57" w:type="dxa"/>
+              <w:left w:w="57" w:type="dxa"/>
+              <w:bottom w:w="57" w:type="dxa"/>
+              <w:right w:w="57" w:type="dxa"/>
+            </w:tcMar>
+          </w:tcPr>
+          <w:p>
+            <w:r>
+              <w:rPr>
+                <w:rFonts w:ascii="Arial" w:hAnsi="Arial" w:cs="Arial"/>
+                <w:color w:val="000000"/>
+                <w:sz w:val="20"/>
+              </w:rPr>
               <w:t>Nota C05-W01, Bab 1</w:t>
             </w:r>
           </w:p>
         </w:tc>
       </w:tr>
       <w:tr>
+        <w:trPr>
+          <w:cantSplit w:val="true"/>
+        </w:trPr>
         <w:tc>
           <w:tcPr>
             <w:tcW w:type="dxa" w:w="3024"/>
-          </w:tcPr>
-          <w:p>
-            <w:r>
+            <w:tcMar>
+              <w:top w:w="57" w:type="dxa"/>
+              <w:left w:w="57" w:type="dxa"/>
+              <w:bottom w:w="57" w:type="dxa"/>
+              <w:right w:w="57" w:type="dxa"/>
+            </w:tcMar>
+          </w:tcPr>
+          <w:p>
+            <w:r>
+              <w:rPr>
+                <w:rFonts w:ascii="Arial" w:hAnsi="Arial" w:cs="Arial"/>
+                <w:color w:val="000000"/>
+                <w:sz w:val="20"/>
+              </w:rPr>
               <w:t>2</w:t>
             </w:r>
           </w:p>
@@ -3303,9 +4516,20 @@
         <w:tc>
           <w:tcPr>
             <w:tcW w:type="dxa" w:w="3024"/>
-          </w:tcPr>
-          <w:p>
-            <w:r>
+            <w:tcMar>
+              <w:top w:w="57" w:type="dxa"/>
+              <w:left w:w="57" w:type="dxa"/>
+              <w:bottom w:w="57" w:type="dxa"/>
+              <w:right w:w="57" w:type="dxa"/>
+            </w:tcMar>
+          </w:tcPr>
+          <w:p>
+            <w:r>
+              <w:rPr>
+                <w:rFonts w:ascii="Arial" w:hAnsi="Arial" w:cs="Arial"/>
+                <w:color w:val="000000"/>
+                <w:sz w:val="20"/>
+              </w:rPr>
               <w:t>A</w:t>
             </w:r>
           </w:p>
@@ -3313,21 +4537,46 @@
         <w:tc>
           <w:tcPr>
             <w:tcW w:type="dxa" w:w="3024"/>
-          </w:tcPr>
-          <w:p>
-            <w:r>
+            <w:tcMar>
+              <w:top w:w="57" w:type="dxa"/>
+              <w:left w:w="57" w:type="dxa"/>
+              <w:bottom w:w="57" w:type="dxa"/>
+              <w:right w:w="57" w:type="dxa"/>
+            </w:tcMar>
+          </w:tcPr>
+          <w:p>
+            <w:r>
+              <w:rPr>
+                <w:rFonts w:ascii="Arial" w:hAnsi="Arial" w:cs="Arial"/>
+                <w:color w:val="000000"/>
+                <w:sz w:val="20"/>
+              </w:rPr>
               <w:t>Nota C05-W01, Bab 3</w:t>
             </w:r>
           </w:p>
         </w:tc>
       </w:tr>
       <w:tr>
+        <w:trPr>
+          <w:cantSplit w:val="true"/>
+        </w:trPr>
         <w:tc>
           <w:tcPr>
             <w:tcW w:type="dxa" w:w="3024"/>
-          </w:tcPr>
-          <w:p>
-            <w:r>
+            <w:tcMar>
+              <w:top w:w="57" w:type="dxa"/>
+              <w:left w:w="57" w:type="dxa"/>
+              <w:bottom w:w="57" w:type="dxa"/>
+              <w:right w:w="57" w:type="dxa"/>
+            </w:tcMar>
+          </w:tcPr>
+          <w:p>
+            <w:r>
+              <w:rPr>
+                <w:rFonts w:ascii="Arial" w:hAnsi="Arial" w:cs="Arial"/>
+                <w:color w:val="000000"/>
+                <w:sz w:val="20"/>
+              </w:rPr>
               <w:t>3</w:t>
             </w:r>
           </w:p>
@@ -3335,9 +4584,20 @@
         <w:tc>
           <w:tcPr>
             <w:tcW w:type="dxa" w:w="3024"/>
-          </w:tcPr>
-          <w:p>
-            <w:r>
+            <w:tcMar>
+              <w:top w:w="57" w:type="dxa"/>
+              <w:left w:w="57" w:type="dxa"/>
+              <w:bottom w:w="57" w:type="dxa"/>
+              <w:right w:w="57" w:type="dxa"/>
+            </w:tcMar>
+          </w:tcPr>
+          <w:p>
+            <w:r>
+              <w:rPr>
+                <w:rFonts w:ascii="Arial" w:hAnsi="Arial" w:cs="Arial"/>
+                <w:color w:val="000000"/>
+                <w:sz w:val="20"/>
+              </w:rPr>
               <w:t>B</w:t>
             </w:r>
           </w:p>
@@ -3345,21 +4605,46 @@
         <w:tc>
           <w:tcPr>
             <w:tcW w:type="dxa" w:w="3024"/>
-          </w:tcPr>
-          <w:p>
-            <w:r>
+            <w:tcMar>
+              <w:top w:w="57" w:type="dxa"/>
+              <w:left w:w="57" w:type="dxa"/>
+              <w:bottom w:w="57" w:type="dxa"/>
+              <w:right w:w="57" w:type="dxa"/>
+            </w:tcMar>
+          </w:tcPr>
+          <w:p>
+            <w:r>
+              <w:rPr>
+                <w:rFonts w:ascii="Arial" w:hAnsi="Arial" w:cs="Arial"/>
+                <w:color w:val="000000"/>
+                <w:sz w:val="20"/>
+              </w:rPr>
               <w:t>Nota C05-W01, Bab 1</w:t>
             </w:r>
           </w:p>
         </w:tc>
       </w:tr>
       <w:tr>
+        <w:trPr>
+          <w:cantSplit w:val="true"/>
+        </w:trPr>
         <w:tc>
           <w:tcPr>
             <w:tcW w:type="dxa" w:w="3024"/>
-          </w:tcPr>
-          <w:p>
-            <w:r>
+            <w:tcMar>
+              <w:top w:w="57" w:type="dxa"/>
+              <w:left w:w="57" w:type="dxa"/>
+              <w:bottom w:w="57" w:type="dxa"/>
+              <w:right w:w="57" w:type="dxa"/>
+            </w:tcMar>
+          </w:tcPr>
+          <w:p>
+            <w:r>
+              <w:rPr>
+                <w:rFonts w:ascii="Arial" w:hAnsi="Arial" w:cs="Arial"/>
+                <w:color w:val="000000"/>
+                <w:sz w:val="20"/>
+              </w:rPr>
               <w:t>4</w:t>
             </w:r>
           </w:p>
@@ -3367,9 +4652,20 @@
         <w:tc>
           <w:tcPr>
             <w:tcW w:type="dxa" w:w="3024"/>
-          </w:tcPr>
-          <w:p>
-            <w:r>
+            <w:tcMar>
+              <w:top w:w="57" w:type="dxa"/>
+              <w:left w:w="57" w:type="dxa"/>
+              <w:bottom w:w="57" w:type="dxa"/>
+              <w:right w:w="57" w:type="dxa"/>
+            </w:tcMar>
+          </w:tcPr>
+          <w:p>
+            <w:r>
+              <w:rPr>
+                <w:rFonts w:ascii="Arial" w:hAnsi="Arial" w:cs="Arial"/>
+                <w:color w:val="000000"/>
+                <w:sz w:val="20"/>
+              </w:rPr>
               <w:t>A</w:t>
             </w:r>
           </w:p>
@@ -3377,21 +4673,46 @@
         <w:tc>
           <w:tcPr>
             <w:tcW w:type="dxa" w:w="3024"/>
-          </w:tcPr>
-          <w:p>
-            <w:r>
+            <w:tcMar>
+              <w:top w:w="57" w:type="dxa"/>
+              <w:left w:w="57" w:type="dxa"/>
+              <w:bottom w:w="57" w:type="dxa"/>
+              <w:right w:w="57" w:type="dxa"/>
+            </w:tcMar>
+          </w:tcPr>
+          <w:p>
+            <w:r>
+              <w:rPr>
+                <w:rFonts w:ascii="Arial" w:hAnsi="Arial" w:cs="Arial"/>
+                <w:color w:val="000000"/>
+                <w:sz w:val="20"/>
+              </w:rPr>
               <w:t>Nota C05-W02, Bab 1</w:t>
             </w:r>
           </w:p>
         </w:tc>
       </w:tr>
       <w:tr>
+        <w:trPr>
+          <w:cantSplit w:val="true"/>
+        </w:trPr>
         <w:tc>
           <w:tcPr>
             <w:tcW w:type="dxa" w:w="3024"/>
-          </w:tcPr>
-          <w:p>
-            <w:r>
+            <w:tcMar>
+              <w:top w:w="57" w:type="dxa"/>
+              <w:left w:w="57" w:type="dxa"/>
+              <w:bottom w:w="57" w:type="dxa"/>
+              <w:right w:w="57" w:type="dxa"/>
+            </w:tcMar>
+          </w:tcPr>
+          <w:p>
+            <w:r>
+              <w:rPr>
+                <w:rFonts w:ascii="Arial" w:hAnsi="Arial" w:cs="Arial"/>
+                <w:color w:val="000000"/>
+                <w:sz w:val="20"/>
+              </w:rPr>
               <w:t>5</w:t>
             </w:r>
           </w:p>
@@ -3399,9 +4720,20 @@
         <w:tc>
           <w:tcPr>
             <w:tcW w:type="dxa" w:w="3024"/>
-          </w:tcPr>
-          <w:p>
-            <w:r>
+            <w:tcMar>
+              <w:top w:w="57" w:type="dxa"/>
+              <w:left w:w="57" w:type="dxa"/>
+              <w:bottom w:w="57" w:type="dxa"/>
+              <w:right w:w="57" w:type="dxa"/>
+            </w:tcMar>
+          </w:tcPr>
+          <w:p>
+            <w:r>
+              <w:rPr>
+                <w:rFonts w:ascii="Arial" w:hAnsi="Arial" w:cs="Arial"/>
+                <w:color w:val="000000"/>
+                <w:sz w:val="20"/>
+              </w:rPr>
               <w:t>B</w:t>
             </w:r>
           </w:p>
@@ -3409,21 +4741,46 @@
         <w:tc>
           <w:tcPr>
             <w:tcW w:type="dxa" w:w="3024"/>
-          </w:tcPr>
-          <w:p>
-            <w:r>
+            <w:tcMar>
+              <w:top w:w="57" w:type="dxa"/>
+              <w:left w:w="57" w:type="dxa"/>
+              <w:bottom w:w="57" w:type="dxa"/>
+              <w:right w:w="57" w:type="dxa"/>
+            </w:tcMar>
+          </w:tcPr>
+          <w:p>
+            <w:r>
+              <w:rPr>
+                <w:rFonts w:ascii="Arial" w:hAnsi="Arial" w:cs="Arial"/>
+                <w:color w:val="000000"/>
+                <w:sz w:val="20"/>
+              </w:rPr>
               <w:t>Nota C05-W02, Bab 1 (Sesi Persoalan Q1)</w:t>
             </w:r>
           </w:p>
         </w:tc>
       </w:tr>
       <w:tr>
+        <w:trPr>
+          <w:cantSplit w:val="true"/>
+        </w:trPr>
         <w:tc>
           <w:tcPr>
             <w:tcW w:type="dxa" w:w="3024"/>
-          </w:tcPr>
-          <w:p>
-            <w:r>
+            <w:tcMar>
+              <w:top w:w="57" w:type="dxa"/>
+              <w:left w:w="57" w:type="dxa"/>
+              <w:bottom w:w="57" w:type="dxa"/>
+              <w:right w:w="57" w:type="dxa"/>
+            </w:tcMar>
+          </w:tcPr>
+          <w:p>
+            <w:r>
+              <w:rPr>
+                <w:rFonts w:ascii="Arial" w:hAnsi="Arial" w:cs="Arial"/>
+                <w:color w:val="000000"/>
+                <w:sz w:val="20"/>
+              </w:rPr>
               <w:t>6</w:t>
             </w:r>
           </w:p>
@@ -3431,9 +4788,20 @@
         <w:tc>
           <w:tcPr>
             <w:tcW w:type="dxa" w:w="3024"/>
-          </w:tcPr>
-          <w:p>
-            <w:r>
+            <w:tcMar>
+              <w:top w:w="57" w:type="dxa"/>
+              <w:left w:w="57" w:type="dxa"/>
+              <w:bottom w:w="57" w:type="dxa"/>
+              <w:right w:w="57" w:type="dxa"/>
+            </w:tcMar>
+          </w:tcPr>
+          <w:p>
+            <w:r>
+              <w:rPr>
+                <w:rFonts w:ascii="Arial" w:hAnsi="Arial" w:cs="Arial"/>
+                <w:color w:val="000000"/>
+                <w:sz w:val="20"/>
+              </w:rPr>
               <w:t>B</w:t>
             </w:r>
           </w:p>
@@ -3441,21 +4809,46 @@
         <w:tc>
           <w:tcPr>
             <w:tcW w:type="dxa" w:w="3024"/>
-          </w:tcPr>
-          <w:p>
-            <w:r>
+            <w:tcMar>
+              <w:top w:w="57" w:type="dxa"/>
+              <w:left w:w="57" w:type="dxa"/>
+              <w:bottom w:w="57" w:type="dxa"/>
+              <w:right w:w="57" w:type="dxa"/>
+            </w:tcMar>
+          </w:tcPr>
+          <w:p>
+            <w:r>
+              <w:rPr>
+                <w:rFonts w:ascii="Arial" w:hAnsi="Arial" w:cs="Arial"/>
+                <w:color w:val="000000"/>
+                <w:sz w:val="20"/>
+              </w:rPr>
               <w:t>00-noss-extract.md §6.2 WA2 (C05) Attitude/Safety/Environmental</w:t>
             </w:r>
           </w:p>
         </w:tc>
       </w:tr>
       <w:tr>
+        <w:trPr>
+          <w:cantSplit w:val="true"/>
+        </w:trPr>
         <w:tc>
           <w:tcPr>
             <w:tcW w:type="dxa" w:w="3024"/>
-          </w:tcPr>
-          <w:p>
-            <w:r>
+            <w:tcMar>
+              <w:top w:w="57" w:type="dxa"/>
+              <w:left w:w="57" w:type="dxa"/>
+              <w:bottom w:w="57" w:type="dxa"/>
+              <w:right w:w="57" w:type="dxa"/>
+            </w:tcMar>
+          </w:tcPr>
+          <w:p>
+            <w:r>
+              <w:rPr>
+                <w:rFonts w:ascii="Arial" w:hAnsi="Arial" w:cs="Arial"/>
+                <w:color w:val="000000"/>
+                <w:sz w:val="20"/>
+              </w:rPr>
               <w:t>7</w:t>
             </w:r>
           </w:p>
@@ -3463,9 +4856,20 @@
         <w:tc>
           <w:tcPr>
             <w:tcW w:type="dxa" w:w="3024"/>
-          </w:tcPr>
-          <w:p>
-            <w:r>
+            <w:tcMar>
+              <w:top w:w="57" w:type="dxa"/>
+              <w:left w:w="57" w:type="dxa"/>
+              <w:bottom w:w="57" w:type="dxa"/>
+              <w:right w:w="57" w:type="dxa"/>
+            </w:tcMar>
+          </w:tcPr>
+          <w:p>
+            <w:r>
+              <w:rPr>
+                <w:rFonts w:ascii="Arial" w:hAnsi="Arial" w:cs="Arial"/>
+                <w:color w:val="000000"/>
+                <w:sz w:val="20"/>
+              </w:rPr>
               <w:t>A</w:t>
             </w:r>
           </w:p>
@@ -3473,21 +4877,46 @@
         <w:tc>
           <w:tcPr>
             <w:tcW w:type="dxa" w:w="3024"/>
-          </w:tcPr>
-          <w:p>
-            <w:r>
+            <w:tcMar>
+              <w:top w:w="57" w:type="dxa"/>
+              <w:left w:w="57" w:type="dxa"/>
+              <w:bottom w:w="57" w:type="dxa"/>
+              <w:right w:w="57" w:type="dxa"/>
+            </w:tcMar>
+          </w:tcPr>
+          <w:p>
+            <w:r>
+              <w:rPr>
+                <w:rFonts w:ascii="Arial" w:hAnsi="Arial" w:cs="Arial"/>
+                <w:color w:val="000000"/>
+                <w:sz w:val="20"/>
+              </w:rPr>
               <w:t>Nota C05-W03, Bab 2</w:t>
             </w:r>
           </w:p>
         </w:tc>
       </w:tr>
       <w:tr>
+        <w:trPr>
+          <w:cantSplit w:val="true"/>
+        </w:trPr>
         <w:tc>
           <w:tcPr>
             <w:tcW w:type="dxa" w:w="3024"/>
-          </w:tcPr>
-          <w:p>
-            <w:r>
+            <w:tcMar>
+              <w:top w:w="57" w:type="dxa"/>
+              <w:left w:w="57" w:type="dxa"/>
+              <w:bottom w:w="57" w:type="dxa"/>
+              <w:right w:w="57" w:type="dxa"/>
+            </w:tcMar>
+          </w:tcPr>
+          <w:p>
+            <w:r>
+              <w:rPr>
+                <w:rFonts w:ascii="Arial" w:hAnsi="Arial" w:cs="Arial"/>
+                <w:color w:val="000000"/>
+                <w:sz w:val="20"/>
+              </w:rPr>
               <w:t>8</w:t>
             </w:r>
           </w:p>
@@ -3495,9 +4924,20 @@
         <w:tc>
           <w:tcPr>
             <w:tcW w:type="dxa" w:w="3024"/>
-          </w:tcPr>
-          <w:p>
-            <w:r>
+            <w:tcMar>
+              <w:top w:w="57" w:type="dxa"/>
+              <w:left w:w="57" w:type="dxa"/>
+              <w:bottom w:w="57" w:type="dxa"/>
+              <w:right w:w="57" w:type="dxa"/>
+            </w:tcMar>
+          </w:tcPr>
+          <w:p>
+            <w:r>
+              <w:rPr>
+                <w:rFonts w:ascii="Arial" w:hAnsi="Arial" w:cs="Arial"/>
+                <w:color w:val="000000"/>
+                <w:sz w:val="20"/>
+              </w:rPr>
               <w:t>B</w:t>
             </w:r>
           </w:p>
@@ -3505,21 +4945,46 @@
         <w:tc>
           <w:tcPr>
             <w:tcW w:type="dxa" w:w="3024"/>
-          </w:tcPr>
-          <w:p>
-            <w:r>
+            <w:tcMar>
+              <w:top w:w="57" w:type="dxa"/>
+              <w:left w:w="57" w:type="dxa"/>
+              <w:bottom w:w="57" w:type="dxa"/>
+              <w:right w:w="57" w:type="dxa"/>
+            </w:tcMar>
+          </w:tcPr>
+          <w:p>
+            <w:r>
+              <w:rPr>
+                <w:rFonts w:ascii="Arial" w:hAnsi="Arial" w:cs="Arial"/>
+                <w:color w:val="000000"/>
+                <w:sz w:val="20"/>
+              </w:rPr>
               <w:t>Nota C05-W03, Bab 1 (Sesi Persoalan Q3)</w:t>
             </w:r>
           </w:p>
         </w:tc>
       </w:tr>
       <w:tr>
+        <w:trPr>
+          <w:cantSplit w:val="true"/>
+        </w:trPr>
         <w:tc>
           <w:tcPr>
             <w:tcW w:type="dxa" w:w="3024"/>
-          </w:tcPr>
-          <w:p>
-            <w:r>
+            <w:tcMar>
+              <w:top w:w="57" w:type="dxa"/>
+              <w:left w:w="57" w:type="dxa"/>
+              <w:bottom w:w="57" w:type="dxa"/>
+              <w:right w:w="57" w:type="dxa"/>
+            </w:tcMar>
+          </w:tcPr>
+          <w:p>
+            <w:r>
+              <w:rPr>
+                <w:rFonts w:ascii="Arial" w:hAnsi="Arial" w:cs="Arial"/>
+                <w:color w:val="000000"/>
+                <w:sz w:val="20"/>
+              </w:rPr>
               <w:t>9</w:t>
             </w:r>
           </w:p>
@@ -3527,9 +4992,20 @@
         <w:tc>
           <w:tcPr>
             <w:tcW w:type="dxa" w:w="3024"/>
-          </w:tcPr>
-          <w:p>
-            <w:r>
+            <w:tcMar>
+              <w:top w:w="57" w:type="dxa"/>
+              <w:left w:w="57" w:type="dxa"/>
+              <w:bottom w:w="57" w:type="dxa"/>
+              <w:right w:w="57" w:type="dxa"/>
+            </w:tcMar>
+          </w:tcPr>
+          <w:p>
+            <w:r>
+              <w:rPr>
+                <w:rFonts w:ascii="Arial" w:hAnsi="Arial" w:cs="Arial"/>
+                <w:color w:val="000000"/>
+                <w:sz w:val="20"/>
+              </w:rPr>
               <w:t>A</w:t>
             </w:r>
           </w:p>
@@ -3537,21 +5013,46 @@
         <w:tc>
           <w:tcPr>
             <w:tcW w:type="dxa" w:w="3024"/>
-          </w:tcPr>
-          <w:p>
-            <w:r>
+            <w:tcMar>
+              <w:top w:w="57" w:type="dxa"/>
+              <w:left w:w="57" w:type="dxa"/>
+              <w:bottom w:w="57" w:type="dxa"/>
+              <w:right w:w="57" w:type="dxa"/>
+            </w:tcMar>
+          </w:tcPr>
+          <w:p>
+            <w:r>
+              <w:rPr>
+                <w:rFonts w:ascii="Arial" w:hAnsi="Arial" w:cs="Arial"/>
+                <w:color w:val="000000"/>
+                <w:sz w:val="20"/>
+              </w:rPr>
               <w:t>Nota C05-W03, Bab 2</w:t>
             </w:r>
           </w:p>
         </w:tc>
       </w:tr>
       <w:tr>
+        <w:trPr>
+          <w:cantSplit w:val="true"/>
+        </w:trPr>
         <w:tc>
           <w:tcPr>
             <w:tcW w:type="dxa" w:w="3024"/>
-          </w:tcPr>
-          <w:p>
-            <w:r>
+            <w:tcMar>
+              <w:top w:w="57" w:type="dxa"/>
+              <w:left w:w="57" w:type="dxa"/>
+              <w:bottom w:w="57" w:type="dxa"/>
+              <w:right w:w="57" w:type="dxa"/>
+            </w:tcMar>
+          </w:tcPr>
+          <w:p>
+            <w:r>
+              <w:rPr>
+                <w:rFonts w:ascii="Arial" w:hAnsi="Arial" w:cs="Arial"/>
+                <w:color w:val="000000"/>
+                <w:sz w:val="20"/>
+              </w:rPr>
               <w:t>10</w:t>
             </w:r>
           </w:p>
@@ -3559,9 +5060,20 @@
         <w:tc>
           <w:tcPr>
             <w:tcW w:type="dxa" w:w="3024"/>
-          </w:tcPr>
-          <w:p>
-            <w:r>
+            <w:tcMar>
+              <w:top w:w="57" w:type="dxa"/>
+              <w:left w:w="57" w:type="dxa"/>
+              <w:bottom w:w="57" w:type="dxa"/>
+              <w:right w:w="57" w:type="dxa"/>
+            </w:tcMar>
+          </w:tcPr>
+          <w:p>
+            <w:r>
+              <w:rPr>
+                <w:rFonts w:ascii="Arial" w:hAnsi="Arial" w:cs="Arial"/>
+                <w:color w:val="000000"/>
+                <w:sz w:val="20"/>
+              </w:rPr>
               <w:t>B</w:t>
             </w:r>
           </w:p>
@@ -3569,21 +5081,46 @@
         <w:tc>
           <w:tcPr>
             <w:tcW w:type="dxa" w:w="3024"/>
-          </w:tcPr>
-          <w:p>
-            <w:r>
+            <w:tcMar>
+              <w:top w:w="57" w:type="dxa"/>
+              <w:left w:w="57" w:type="dxa"/>
+              <w:bottom w:w="57" w:type="dxa"/>
+              <w:right w:w="57" w:type="dxa"/>
+            </w:tcMar>
+          </w:tcPr>
+          <w:p>
+            <w:r>
+              <w:rPr>
+                <w:rFonts w:ascii="Arial" w:hAnsi="Arial" w:cs="Arial"/>
+                <w:color w:val="000000"/>
+                <w:sz w:val="20"/>
+              </w:rPr>
               <w:t>Nota C05-W03, Bab 1</w:t>
             </w:r>
           </w:p>
         </w:tc>
       </w:tr>
       <w:tr>
+        <w:trPr>
+          <w:cantSplit w:val="true"/>
+        </w:trPr>
         <w:tc>
           <w:tcPr>
             <w:tcW w:type="dxa" w:w="3024"/>
-          </w:tcPr>
-          <w:p>
-            <w:r>
+            <w:tcMar>
+              <w:top w:w="57" w:type="dxa"/>
+              <w:left w:w="57" w:type="dxa"/>
+              <w:bottom w:w="57" w:type="dxa"/>
+              <w:right w:w="57" w:type="dxa"/>
+            </w:tcMar>
+          </w:tcPr>
+          <w:p>
+            <w:r>
+              <w:rPr>
+                <w:rFonts w:ascii="Arial" w:hAnsi="Arial" w:cs="Arial"/>
+                <w:color w:val="000000"/>
+                <w:sz w:val="20"/>
+              </w:rPr>
               <w:t>11</w:t>
             </w:r>
           </w:p>
@@ -3591,9 +5128,20 @@
         <w:tc>
           <w:tcPr>
             <w:tcW w:type="dxa" w:w="3024"/>
-          </w:tcPr>
-          <w:p>
-            <w:r>
+            <w:tcMar>
+              <w:top w:w="57" w:type="dxa"/>
+              <w:left w:w="57" w:type="dxa"/>
+              <w:bottom w:w="57" w:type="dxa"/>
+              <w:right w:w="57" w:type="dxa"/>
+            </w:tcMar>
+          </w:tcPr>
+          <w:p>
+            <w:r>
+              <w:rPr>
+                <w:rFonts w:ascii="Arial" w:hAnsi="Arial" w:cs="Arial"/>
+                <w:color w:val="000000"/>
+                <w:sz w:val="20"/>
+              </w:rPr>
               <w:t>A</w:t>
             </w:r>
           </w:p>
@@ -3601,21 +5149,46 @@
         <w:tc>
           <w:tcPr>
             <w:tcW w:type="dxa" w:w="3024"/>
-          </w:tcPr>
-          <w:p>
-            <w:r>
+            <w:tcMar>
+              <w:top w:w="57" w:type="dxa"/>
+              <w:left w:w="57" w:type="dxa"/>
+              <w:bottom w:w="57" w:type="dxa"/>
+              <w:right w:w="57" w:type="dxa"/>
+            </w:tcMar>
+          </w:tcPr>
+          <w:p>
+            <w:r>
+              <w:rPr>
+                <w:rFonts w:ascii="Arial" w:hAnsi="Arial" w:cs="Arial"/>
+                <w:color w:val="000000"/>
+                <w:sz w:val="20"/>
+              </w:rPr>
               <w:t>Nota C05-W04, Bab 1 dan 3</w:t>
             </w:r>
           </w:p>
         </w:tc>
       </w:tr>
       <w:tr>
+        <w:trPr>
+          <w:cantSplit w:val="true"/>
+        </w:trPr>
         <w:tc>
           <w:tcPr>
             <w:tcW w:type="dxa" w:w="3024"/>
-          </w:tcPr>
-          <w:p>
-            <w:r>
+            <w:tcMar>
+              <w:top w:w="57" w:type="dxa"/>
+              <w:left w:w="57" w:type="dxa"/>
+              <w:bottom w:w="57" w:type="dxa"/>
+              <w:right w:w="57" w:type="dxa"/>
+            </w:tcMar>
+          </w:tcPr>
+          <w:p>
+            <w:r>
+              <w:rPr>
+                <w:rFonts w:ascii="Arial" w:hAnsi="Arial" w:cs="Arial"/>
+                <w:color w:val="000000"/>
+                <w:sz w:val="20"/>
+              </w:rPr>
               <w:t>12</w:t>
             </w:r>
           </w:p>
@@ -3623,9 +5196,20 @@
         <w:tc>
           <w:tcPr>
             <w:tcW w:type="dxa" w:w="3024"/>
-          </w:tcPr>
-          <w:p>
-            <w:r>
+            <w:tcMar>
+              <w:top w:w="57" w:type="dxa"/>
+              <w:left w:w="57" w:type="dxa"/>
+              <w:bottom w:w="57" w:type="dxa"/>
+              <w:right w:w="57" w:type="dxa"/>
+            </w:tcMar>
+          </w:tcPr>
+          <w:p>
+            <w:r>
+              <w:rPr>
+                <w:rFonts w:ascii="Arial" w:hAnsi="Arial" w:cs="Arial"/>
+                <w:color w:val="000000"/>
+                <w:sz w:val="20"/>
+              </w:rPr>
               <w:t>B</w:t>
             </w:r>
           </w:p>
@@ -3633,21 +5217,46 @@
         <w:tc>
           <w:tcPr>
             <w:tcW w:type="dxa" w:w="3024"/>
-          </w:tcPr>
-          <w:p>
-            <w:r>
+            <w:tcMar>
+              <w:top w:w="57" w:type="dxa"/>
+              <w:left w:w="57" w:type="dxa"/>
+              <w:bottom w:w="57" w:type="dxa"/>
+              <w:right w:w="57" w:type="dxa"/>
+            </w:tcMar>
+          </w:tcPr>
+          <w:p>
+            <w:r>
+              <w:rPr>
+                <w:rFonts w:ascii="Arial" w:hAnsi="Arial" w:cs="Arial"/>
+                <w:color w:val="000000"/>
+                <w:sz w:val="20"/>
+              </w:rPr>
               <w:t>Nota C05-W04, Bab 1</w:t>
             </w:r>
           </w:p>
         </w:tc>
       </w:tr>
       <w:tr>
+        <w:trPr>
+          <w:cantSplit w:val="true"/>
+        </w:trPr>
         <w:tc>
           <w:tcPr>
             <w:tcW w:type="dxa" w:w="3024"/>
-          </w:tcPr>
-          <w:p>
-            <w:r>
+            <w:tcMar>
+              <w:top w:w="57" w:type="dxa"/>
+              <w:left w:w="57" w:type="dxa"/>
+              <w:bottom w:w="57" w:type="dxa"/>
+              <w:right w:w="57" w:type="dxa"/>
+            </w:tcMar>
+          </w:tcPr>
+          <w:p>
+            <w:r>
+              <w:rPr>
+                <w:rFonts w:ascii="Arial" w:hAnsi="Arial" w:cs="Arial"/>
+                <w:color w:val="000000"/>
+                <w:sz w:val="20"/>
+              </w:rPr>
               <w:t>13</w:t>
             </w:r>
           </w:p>
@@ -3655,9 +5264,20 @@
         <w:tc>
           <w:tcPr>
             <w:tcW w:type="dxa" w:w="3024"/>
-          </w:tcPr>
-          <w:p>
-            <w:r>
+            <w:tcMar>
+              <w:top w:w="57" w:type="dxa"/>
+              <w:left w:w="57" w:type="dxa"/>
+              <w:bottom w:w="57" w:type="dxa"/>
+              <w:right w:w="57" w:type="dxa"/>
+            </w:tcMar>
+          </w:tcPr>
+          <w:p>
+            <w:r>
+              <w:rPr>
+                <w:rFonts w:ascii="Arial" w:hAnsi="Arial" w:cs="Arial"/>
+                <w:color w:val="000000"/>
+                <w:sz w:val="20"/>
+              </w:rPr>
               <w:t>B</w:t>
             </w:r>
           </w:p>
@@ -3665,21 +5285,46 @@
         <w:tc>
           <w:tcPr>
             <w:tcW w:type="dxa" w:w="3024"/>
-          </w:tcPr>
-          <w:p>
-            <w:r>
+            <w:tcMar>
+              <w:top w:w="57" w:type="dxa"/>
+              <w:left w:w="57" w:type="dxa"/>
+              <w:bottom w:w="57" w:type="dxa"/>
+              <w:right w:w="57" w:type="dxa"/>
+            </w:tcMar>
+          </w:tcPr>
+          <w:p>
+            <w:r>
+              <w:rPr>
+                <w:rFonts w:ascii="Arial" w:hAnsi="Arial" w:cs="Arial"/>
+                <w:color w:val="000000"/>
+                <w:sz w:val="20"/>
+              </w:rPr>
               <w:t>Nota C05-W04, Bab 2</w:t>
             </w:r>
           </w:p>
         </w:tc>
       </w:tr>
       <w:tr>
+        <w:trPr>
+          <w:cantSplit w:val="true"/>
+        </w:trPr>
         <w:tc>
           <w:tcPr>
             <w:tcW w:type="dxa" w:w="3024"/>
-          </w:tcPr>
-          <w:p>
-            <w:r>
+            <w:tcMar>
+              <w:top w:w="57" w:type="dxa"/>
+              <w:left w:w="57" w:type="dxa"/>
+              <w:bottom w:w="57" w:type="dxa"/>
+              <w:right w:w="57" w:type="dxa"/>
+            </w:tcMar>
+          </w:tcPr>
+          <w:p>
+            <w:r>
+              <w:rPr>
+                <w:rFonts w:ascii="Arial" w:hAnsi="Arial" w:cs="Arial"/>
+                <w:color w:val="000000"/>
+                <w:sz w:val="20"/>
+              </w:rPr>
               <w:t>14</w:t>
             </w:r>
           </w:p>
@@ -3687,9 +5332,20 @@
         <w:tc>
           <w:tcPr>
             <w:tcW w:type="dxa" w:w="3024"/>
-          </w:tcPr>
-          <w:p>
-            <w:r>
+            <w:tcMar>
+              <w:top w:w="57" w:type="dxa"/>
+              <w:left w:w="57" w:type="dxa"/>
+              <w:bottom w:w="57" w:type="dxa"/>
+              <w:right w:w="57" w:type="dxa"/>
+            </w:tcMar>
+          </w:tcPr>
+          <w:p>
+            <w:r>
+              <w:rPr>
+                <w:rFonts w:ascii="Arial" w:hAnsi="Arial" w:cs="Arial"/>
+                <w:color w:val="000000"/>
+                <w:sz w:val="20"/>
+              </w:rPr>
               <w:t>B</w:t>
             </w:r>
           </w:p>
@@ -3697,21 +5353,46 @@
         <w:tc>
           <w:tcPr>
             <w:tcW w:type="dxa" w:w="3024"/>
-          </w:tcPr>
-          <w:p>
-            <w:r>
+            <w:tcMar>
+              <w:top w:w="57" w:type="dxa"/>
+              <w:left w:w="57" w:type="dxa"/>
+              <w:bottom w:w="57" w:type="dxa"/>
+              <w:right w:w="57" w:type="dxa"/>
+            </w:tcMar>
+          </w:tcPr>
+          <w:p>
+            <w:r>
+              <w:rPr>
+                <w:rFonts w:ascii="Arial" w:hAnsi="Arial" w:cs="Arial"/>
+                <w:color w:val="000000"/>
+                <w:sz w:val="20"/>
+              </w:rPr>
               <w:t>Nota C05-W04, Bab 2–3</w:t>
             </w:r>
           </w:p>
         </w:tc>
       </w:tr>
       <w:tr>
+        <w:trPr>
+          <w:cantSplit w:val="true"/>
+        </w:trPr>
         <w:tc>
           <w:tcPr>
             <w:tcW w:type="dxa" w:w="3024"/>
-          </w:tcPr>
-          <w:p>
-            <w:r>
+            <w:tcMar>
+              <w:top w:w="57" w:type="dxa"/>
+              <w:left w:w="57" w:type="dxa"/>
+              <w:bottom w:w="57" w:type="dxa"/>
+              <w:right w:w="57" w:type="dxa"/>
+            </w:tcMar>
+          </w:tcPr>
+          <w:p>
+            <w:r>
+              <w:rPr>
+                <w:rFonts w:ascii="Arial" w:hAnsi="Arial" w:cs="Arial"/>
+                <w:color w:val="000000"/>
+                <w:sz w:val="20"/>
+              </w:rPr>
               <w:t>15</w:t>
             </w:r>
           </w:p>
@@ -3719,9 +5400,20 @@
         <w:tc>
           <w:tcPr>
             <w:tcW w:type="dxa" w:w="3024"/>
-          </w:tcPr>
-          <w:p>
-            <w:r>
+            <w:tcMar>
+              <w:top w:w="57" w:type="dxa"/>
+              <w:left w:w="57" w:type="dxa"/>
+              <w:bottom w:w="57" w:type="dxa"/>
+              <w:right w:w="57" w:type="dxa"/>
+            </w:tcMar>
+          </w:tcPr>
+          <w:p>
+            <w:r>
+              <w:rPr>
+                <w:rFonts w:ascii="Arial" w:hAnsi="Arial" w:cs="Arial"/>
+                <w:color w:val="000000"/>
+                <w:sz w:val="20"/>
+              </w:rPr>
               <w:t>A</w:t>
             </w:r>
           </w:p>
@@ -3729,21 +5421,46 @@
         <w:tc>
           <w:tcPr>
             <w:tcW w:type="dxa" w:w="3024"/>
-          </w:tcPr>
-          <w:p>
-            <w:r>
+            <w:tcMar>
+              <w:top w:w="57" w:type="dxa"/>
+              <w:left w:w="57" w:type="dxa"/>
+              <w:bottom w:w="57" w:type="dxa"/>
+              <w:right w:w="57" w:type="dxa"/>
+            </w:tcMar>
+          </w:tcPr>
+          <w:p>
+            <w:r>
+              <w:rPr>
+                <w:rFonts w:ascii="Arial" w:hAnsi="Arial" w:cs="Arial"/>
+                <w:color w:val="000000"/>
+                <w:sz w:val="20"/>
+              </w:rPr>
               <w:t>Nota C05-W05, Bab 2</w:t>
             </w:r>
           </w:p>
         </w:tc>
       </w:tr>
       <w:tr>
+        <w:trPr>
+          <w:cantSplit w:val="true"/>
+        </w:trPr>
         <w:tc>
           <w:tcPr>
             <w:tcW w:type="dxa" w:w="3024"/>
-          </w:tcPr>
-          <w:p>
-            <w:r>
+            <w:tcMar>
+              <w:top w:w="57" w:type="dxa"/>
+              <w:left w:w="57" w:type="dxa"/>
+              <w:bottom w:w="57" w:type="dxa"/>
+              <w:right w:w="57" w:type="dxa"/>
+            </w:tcMar>
+          </w:tcPr>
+          <w:p>
+            <w:r>
+              <w:rPr>
+                <w:rFonts w:ascii="Arial" w:hAnsi="Arial" w:cs="Arial"/>
+                <w:color w:val="000000"/>
+                <w:sz w:val="20"/>
+              </w:rPr>
               <w:t>16</w:t>
             </w:r>
           </w:p>
@@ -3751,9 +5468,20 @@
         <w:tc>
           <w:tcPr>
             <w:tcW w:type="dxa" w:w="3024"/>
-          </w:tcPr>
-          <w:p>
-            <w:r>
+            <w:tcMar>
+              <w:top w:w="57" w:type="dxa"/>
+              <w:left w:w="57" w:type="dxa"/>
+              <w:bottom w:w="57" w:type="dxa"/>
+              <w:right w:w="57" w:type="dxa"/>
+            </w:tcMar>
+          </w:tcPr>
+          <w:p>
+            <w:r>
+              <w:rPr>
+                <w:rFonts w:ascii="Arial" w:hAnsi="Arial" w:cs="Arial"/>
+                <w:color w:val="000000"/>
+                <w:sz w:val="20"/>
+              </w:rPr>
               <w:t>B</w:t>
             </w:r>
           </w:p>
@@ -3761,21 +5489,46 @@
         <w:tc>
           <w:tcPr>
             <w:tcW w:type="dxa" w:w="3024"/>
-          </w:tcPr>
-          <w:p>
-            <w:r>
+            <w:tcMar>
+              <w:top w:w="57" w:type="dxa"/>
+              <w:left w:w="57" w:type="dxa"/>
+              <w:bottom w:w="57" w:type="dxa"/>
+              <w:right w:w="57" w:type="dxa"/>
+            </w:tcMar>
+          </w:tcPr>
+          <w:p>
+            <w:r>
+              <w:rPr>
+                <w:rFonts w:ascii="Arial" w:hAnsi="Arial" w:cs="Arial"/>
+                <w:color w:val="000000"/>
+                <w:sz w:val="20"/>
+              </w:rPr>
               <w:t>Nota C05-W05, Bab 2 (Sesi Persoalan Q2)</w:t>
             </w:r>
           </w:p>
         </w:tc>
       </w:tr>
       <w:tr>
+        <w:trPr>
+          <w:cantSplit w:val="true"/>
+        </w:trPr>
         <w:tc>
           <w:tcPr>
             <w:tcW w:type="dxa" w:w="3024"/>
-          </w:tcPr>
-          <w:p>
-            <w:r>
+            <w:tcMar>
+              <w:top w:w="57" w:type="dxa"/>
+              <w:left w:w="57" w:type="dxa"/>
+              <w:bottom w:w="57" w:type="dxa"/>
+              <w:right w:w="57" w:type="dxa"/>
+            </w:tcMar>
+          </w:tcPr>
+          <w:p>
+            <w:r>
+              <w:rPr>
+                <w:rFonts w:ascii="Arial" w:hAnsi="Arial" w:cs="Arial"/>
+                <w:color w:val="000000"/>
+                <w:sz w:val="20"/>
+              </w:rPr>
               <w:t>17</w:t>
             </w:r>
           </w:p>
@@ -3783,9 +5536,20 @@
         <w:tc>
           <w:tcPr>
             <w:tcW w:type="dxa" w:w="3024"/>
-          </w:tcPr>
-          <w:p>
-            <w:r>
+            <w:tcMar>
+              <w:top w:w="57" w:type="dxa"/>
+              <w:left w:w="57" w:type="dxa"/>
+              <w:bottom w:w="57" w:type="dxa"/>
+              <w:right w:w="57" w:type="dxa"/>
+            </w:tcMar>
+          </w:tcPr>
+          <w:p>
+            <w:r>
+              <w:rPr>
+                <w:rFonts w:ascii="Arial" w:hAnsi="Arial" w:cs="Arial"/>
+                <w:color w:val="000000"/>
+                <w:sz w:val="20"/>
+              </w:rPr>
               <w:t>B</w:t>
             </w:r>
           </w:p>
@@ -3793,21 +5557,46 @@
         <w:tc>
           <w:tcPr>
             <w:tcW w:type="dxa" w:w="3024"/>
-          </w:tcPr>
-          <w:p>
-            <w:r>
+            <w:tcMar>
+              <w:top w:w="57" w:type="dxa"/>
+              <w:left w:w="57" w:type="dxa"/>
+              <w:bottom w:w="57" w:type="dxa"/>
+              <w:right w:w="57" w:type="dxa"/>
+            </w:tcMar>
+          </w:tcPr>
+          <w:p>
+            <w:r>
+              <w:rPr>
+                <w:rFonts w:ascii="Arial" w:hAnsi="Arial" w:cs="Arial"/>
+                <w:color w:val="000000"/>
+                <w:sz w:val="20"/>
+              </w:rPr>
               <w:t>Nota C05-W05, Bab 1</w:t>
             </w:r>
           </w:p>
         </w:tc>
       </w:tr>
       <w:tr>
+        <w:trPr>
+          <w:cantSplit w:val="true"/>
+        </w:trPr>
         <w:tc>
           <w:tcPr>
             <w:tcW w:type="dxa" w:w="3024"/>
-          </w:tcPr>
-          <w:p>
-            <w:r>
+            <w:tcMar>
+              <w:top w:w="57" w:type="dxa"/>
+              <w:left w:w="57" w:type="dxa"/>
+              <w:bottom w:w="57" w:type="dxa"/>
+              <w:right w:w="57" w:type="dxa"/>
+            </w:tcMar>
+          </w:tcPr>
+          <w:p>
+            <w:r>
+              <w:rPr>
+                <w:rFonts w:ascii="Arial" w:hAnsi="Arial" w:cs="Arial"/>
+                <w:color w:val="000000"/>
+                <w:sz w:val="20"/>
+              </w:rPr>
               <w:t>18</w:t>
             </w:r>
           </w:p>
@@ -3815,9 +5604,20 @@
         <w:tc>
           <w:tcPr>
             <w:tcW w:type="dxa" w:w="3024"/>
-          </w:tcPr>
-          <w:p>
-            <w:r>
+            <w:tcMar>
+              <w:top w:w="57" w:type="dxa"/>
+              <w:left w:w="57" w:type="dxa"/>
+              <w:bottom w:w="57" w:type="dxa"/>
+              <w:right w:w="57" w:type="dxa"/>
+            </w:tcMar>
+          </w:tcPr>
+          <w:p>
+            <w:r>
+              <w:rPr>
+                <w:rFonts w:ascii="Arial" w:hAnsi="Arial" w:cs="Arial"/>
+                <w:color w:val="000000"/>
+                <w:sz w:val="20"/>
+              </w:rPr>
               <w:t>A</w:t>
             </w:r>
           </w:p>
@@ -3825,21 +5625,46 @@
         <w:tc>
           <w:tcPr>
             <w:tcW w:type="dxa" w:w="3024"/>
-          </w:tcPr>
-          <w:p>
-            <w:r>
+            <w:tcMar>
+              <w:top w:w="57" w:type="dxa"/>
+              <w:left w:w="57" w:type="dxa"/>
+              <w:bottom w:w="57" w:type="dxa"/>
+              <w:right w:w="57" w:type="dxa"/>
+            </w:tcMar>
+          </w:tcPr>
+          <w:p>
+            <w:r>
+              <w:rPr>
+                <w:rFonts w:ascii="Arial" w:hAnsi="Arial" w:cs="Arial"/>
+                <w:color w:val="000000"/>
+                <w:sz w:val="20"/>
+              </w:rPr>
               <w:t>Nota C05-W06, Bab 1 (Sesi Persoalan Q1)</w:t>
             </w:r>
           </w:p>
         </w:tc>
       </w:tr>
       <w:tr>
+        <w:trPr>
+          <w:cantSplit w:val="true"/>
+        </w:trPr>
         <w:tc>
           <w:tcPr>
             <w:tcW w:type="dxa" w:w="3024"/>
-          </w:tcPr>
-          <w:p>
-            <w:r>
+            <w:tcMar>
+              <w:top w:w="57" w:type="dxa"/>
+              <w:left w:w="57" w:type="dxa"/>
+              <w:bottom w:w="57" w:type="dxa"/>
+              <w:right w:w="57" w:type="dxa"/>
+            </w:tcMar>
+          </w:tcPr>
+          <w:p>
+            <w:r>
+              <w:rPr>
+                <w:rFonts w:ascii="Arial" w:hAnsi="Arial" w:cs="Arial"/>
+                <w:color w:val="000000"/>
+                <w:sz w:val="20"/>
+              </w:rPr>
               <w:t>19</w:t>
             </w:r>
           </w:p>
@@ -3847,9 +5672,20 @@
         <w:tc>
           <w:tcPr>
             <w:tcW w:type="dxa" w:w="3024"/>
-          </w:tcPr>
-          <w:p>
-            <w:r>
+            <w:tcMar>
+              <w:top w:w="57" w:type="dxa"/>
+              <w:left w:w="57" w:type="dxa"/>
+              <w:bottom w:w="57" w:type="dxa"/>
+              <w:right w:w="57" w:type="dxa"/>
+            </w:tcMar>
+          </w:tcPr>
+          <w:p>
+            <w:r>
+              <w:rPr>
+                <w:rFonts w:ascii="Arial" w:hAnsi="Arial" w:cs="Arial"/>
+                <w:color w:val="000000"/>
+                <w:sz w:val="20"/>
+              </w:rPr>
               <w:t>B</w:t>
             </w:r>
           </w:p>
@@ -3857,21 +5693,46 @@
         <w:tc>
           <w:tcPr>
             <w:tcW w:type="dxa" w:w="3024"/>
-          </w:tcPr>
-          <w:p>
-            <w:r>
+            <w:tcMar>
+              <w:top w:w="57" w:type="dxa"/>
+              <w:left w:w="57" w:type="dxa"/>
+              <w:bottom w:w="57" w:type="dxa"/>
+              <w:right w:w="57" w:type="dxa"/>
+            </w:tcMar>
+          </w:tcPr>
+          <w:p>
+            <w:r>
+              <w:rPr>
+                <w:rFonts w:ascii="Arial" w:hAnsi="Arial" w:cs="Arial"/>
+                <w:color w:val="000000"/>
+                <w:sz w:val="20"/>
+              </w:rPr>
               <w:t>Nota C05-W06, Bab 7</w:t>
             </w:r>
           </w:p>
         </w:tc>
       </w:tr>
       <w:tr>
+        <w:trPr>
+          <w:cantSplit w:val="true"/>
+        </w:trPr>
         <w:tc>
           <w:tcPr>
             <w:tcW w:type="dxa" w:w="3024"/>
-          </w:tcPr>
-          <w:p>
-            <w:r>
+            <w:tcMar>
+              <w:top w:w="57" w:type="dxa"/>
+              <w:left w:w="57" w:type="dxa"/>
+              <w:bottom w:w="57" w:type="dxa"/>
+              <w:right w:w="57" w:type="dxa"/>
+            </w:tcMar>
+          </w:tcPr>
+          <w:p>
+            <w:r>
+              <w:rPr>
+                <w:rFonts w:ascii="Arial" w:hAnsi="Arial" w:cs="Arial"/>
+                <w:color w:val="000000"/>
+                <w:sz w:val="20"/>
+              </w:rPr>
               <w:t>20</w:t>
             </w:r>
           </w:p>
@@ -3879,9 +5740,20 @@
         <w:tc>
           <w:tcPr>
             <w:tcW w:type="dxa" w:w="3024"/>
-          </w:tcPr>
-          <w:p>
-            <w:r>
+            <w:tcMar>
+              <w:top w:w="57" w:type="dxa"/>
+              <w:left w:w="57" w:type="dxa"/>
+              <w:bottom w:w="57" w:type="dxa"/>
+              <w:right w:w="57" w:type="dxa"/>
+            </w:tcMar>
+          </w:tcPr>
+          <w:p>
+            <w:r>
+              <w:rPr>
+                <w:rFonts w:ascii="Arial" w:hAnsi="Arial" w:cs="Arial"/>
+                <w:color w:val="000000"/>
+                <w:sz w:val="20"/>
+              </w:rPr>
               <w:t>A</w:t>
             </w:r>
           </w:p>
@@ -3889,9 +5761,20 @@
         <w:tc>
           <w:tcPr>
             <w:tcW w:type="dxa" w:w="3024"/>
-          </w:tcPr>
-          <w:p>
-            <w:r>
+            <w:tcMar>
+              <w:top w:w="57" w:type="dxa"/>
+              <w:left w:w="57" w:type="dxa"/>
+              <w:bottom w:w="57" w:type="dxa"/>
+              <w:right w:w="57" w:type="dxa"/>
+            </w:tcMar>
+          </w:tcPr>
+          <w:p>
+            <w:r>
+              <w:rPr>
+                <w:rFonts w:ascii="Arial" w:hAnsi="Arial" w:cs="Arial"/>
+                <w:color w:val="000000"/>
+                <w:sz w:val="20"/>
+              </w:rPr>
               <w:t>Nota C05-W06, Bab 8</w:t>
             </w:r>
           </w:p>
@@ -3900,10 +5783,16 @@
     </w:tbl>
     <w:p/>
     <w:p>
-      <w:r>
-        <w:rPr>
-          <w:rFonts w:ascii="Arial" w:hAnsi="Arial"/>
+      <w:pPr>
+        <w:spacing w:before="120" w:after="120" w:line="276" w:lineRule="auto"/>
+        <w:jc w:val="left"/>
+      </w:pPr>
+      <w:r>
+        <w:rPr>
+          <w:rFonts w:ascii="Arial" w:hAnsi="Arial" w:cs="Arial"/>
           <w:b/>
+          <w:color w:val="000000"/>
+          <w:sz w:val="24"/>
         </w:rPr>
         <w:t>BAHAGIAN C — SEMAKAN JSU</w:t>
       </w:r>
@@ -3913,6 +5802,7 @@
       <w:tblPr>
         <w:tblStyle w:val="TableGrid"/>
         <w:tblW w:type="auto" w:w="0"/>
+        <w:tblLayout w:type="autofit"/>
         <w:tblLook w:firstColumn="1" w:firstRow="1" w:lastColumn="0" w:lastRow="0" w:noHBand="0" w:noVBand="1" w:val="04A0"/>
       </w:tblPr>
       <w:tblGrid>
@@ -3926,12 +5816,29 @@
         <w:gridCol w:w="1134"/>
       </w:tblGrid>
       <w:tr>
+        <w:trPr>
+          <w:tblHeader w:val="true"/>
+          <w:cantSplit w:val="true"/>
+        </w:trPr>
         <w:tc>
           <w:tcPr>
             <w:tcW w:type="dxa" w:w="1134"/>
-          </w:tcPr>
-          <w:p>
-            <w:r>
+            <w:tcMar>
+              <w:top w:w="57" w:type="dxa"/>
+              <w:left w:w="57" w:type="dxa"/>
+              <w:bottom w:w="57" w:type="dxa"/>
+              <w:right w:w="57" w:type="dxa"/>
+            </w:tcMar>
+            <w:shd w:val="clear" w:color="auto" w:fill="D9D9D9"/>
+          </w:tcPr>
+          <w:p>
+            <w:r>
+              <w:rPr>
+                <w:rFonts w:ascii="Arial" w:hAnsi="Arial" w:cs="Arial"/>
+                <w:b/>
+                <w:color w:val="000000"/>
+                <w:sz w:val="20"/>
+              </w:rPr>
               <w:t>WA</w:t>
             </w:r>
           </w:p>
@@ -3939,9 +5846,22 @@
         <w:tc>
           <w:tcPr>
             <w:tcW w:type="dxa" w:w="1134"/>
-          </w:tcPr>
-          <w:p>
-            <w:r>
+            <w:tcMar>
+              <w:top w:w="57" w:type="dxa"/>
+              <w:left w:w="57" w:type="dxa"/>
+              <w:bottom w:w="57" w:type="dxa"/>
+              <w:right w:w="57" w:type="dxa"/>
+            </w:tcMar>
+            <w:shd w:val="clear" w:color="auto" w:fill="D9D9D9"/>
+          </w:tcPr>
+          <w:p>
+            <w:r>
+              <w:rPr>
+                <w:rFonts w:ascii="Arial" w:hAnsi="Arial" w:cs="Arial"/>
+                <w:b/>
+                <w:color w:val="000000"/>
+                <w:sz w:val="20"/>
+              </w:rPr>
               <w:t>Bil. Soalan</w:t>
             </w:r>
           </w:p>
@@ -3949,9 +5869,22 @@
         <w:tc>
           <w:tcPr>
             <w:tcW w:type="dxa" w:w="1134"/>
-          </w:tcPr>
-          <w:p>
-            <w:r>
+            <w:tcMar>
+              <w:top w:w="57" w:type="dxa"/>
+              <w:left w:w="57" w:type="dxa"/>
+              <w:bottom w:w="57" w:type="dxa"/>
+              <w:right w:w="57" w:type="dxa"/>
+            </w:tcMar>
+            <w:shd w:val="clear" w:color="auto" w:fill="D9D9D9"/>
+          </w:tcPr>
+          <w:p>
+            <w:r>
+              <w:rPr>
+                <w:rFonts w:ascii="Arial" w:hAnsi="Arial" w:cs="Arial"/>
+                <w:b/>
+                <w:color w:val="000000"/>
+                <w:sz w:val="20"/>
+              </w:rPr>
               <w:t>Rendah</w:t>
             </w:r>
           </w:p>
@@ -3959,9 +5892,22 @@
         <w:tc>
           <w:tcPr>
             <w:tcW w:type="dxa" w:w="1134"/>
-          </w:tcPr>
-          <w:p>
-            <w:r>
+            <w:tcMar>
+              <w:top w:w="57" w:type="dxa"/>
+              <w:left w:w="57" w:type="dxa"/>
+              <w:bottom w:w="57" w:type="dxa"/>
+              <w:right w:w="57" w:type="dxa"/>
+            </w:tcMar>
+            <w:shd w:val="clear" w:color="auto" w:fill="D9D9D9"/>
+          </w:tcPr>
+          <w:p>
+            <w:r>
+              <w:rPr>
+                <w:rFonts w:ascii="Arial" w:hAnsi="Arial" w:cs="Arial"/>
+                <w:b/>
+                <w:color w:val="000000"/>
+                <w:sz w:val="20"/>
+              </w:rPr>
               <w:t>Sederhana</w:t>
             </w:r>
           </w:p>
@@ -3969,9 +5915,22 @@
         <w:tc>
           <w:tcPr>
             <w:tcW w:type="dxa" w:w="1134"/>
-          </w:tcPr>
-          <w:p>
-            <w:r>
+            <w:tcMar>
+              <w:top w:w="57" w:type="dxa"/>
+              <w:left w:w="57" w:type="dxa"/>
+              <w:bottom w:w="57" w:type="dxa"/>
+              <w:right w:w="57" w:type="dxa"/>
+            </w:tcMar>
+            <w:shd w:val="clear" w:color="auto" w:fill="D9D9D9"/>
+          </w:tcPr>
+          <w:p>
+            <w:r>
+              <w:rPr>
+                <w:rFonts w:ascii="Arial" w:hAnsi="Arial" w:cs="Arial"/>
+                <w:b/>
+                <w:color w:val="000000"/>
+                <w:sz w:val="20"/>
+              </w:rPr>
               <w:t>Tinggi</w:t>
             </w:r>
           </w:p>
@@ -3979,9 +5938,22 @@
         <w:tc>
           <w:tcPr>
             <w:tcW w:type="dxa" w:w="1134"/>
-          </w:tcPr>
-          <w:p>
-            <w:r>
+            <w:tcMar>
+              <w:top w:w="57" w:type="dxa"/>
+              <w:left w:w="57" w:type="dxa"/>
+              <w:bottom w:w="57" w:type="dxa"/>
+              <w:right w:w="57" w:type="dxa"/>
+            </w:tcMar>
+            <w:shd w:val="clear" w:color="auto" w:fill="D9D9D9"/>
+          </w:tcPr>
+          <w:p>
+            <w:r>
+              <w:rPr>
+                <w:rFonts w:ascii="Arial" w:hAnsi="Arial" w:cs="Arial"/>
+                <w:b/>
+                <w:color w:val="000000"/>
+                <w:sz w:val="20"/>
+              </w:rPr>
               <w:t>Prosedur</w:t>
             </w:r>
           </w:p>
@@ -3989,9 +5961,22 @@
         <w:tc>
           <w:tcPr>
             <w:tcW w:type="dxa" w:w="1134"/>
-          </w:tcPr>
-          <w:p>
-            <w:r>
+            <w:tcMar>
+              <w:top w:w="57" w:type="dxa"/>
+              <w:left w:w="57" w:type="dxa"/>
+              <w:bottom w:w="57" w:type="dxa"/>
+              <w:right w:w="57" w:type="dxa"/>
+            </w:tcMar>
+            <w:shd w:val="clear" w:color="auto" w:fill="D9D9D9"/>
+          </w:tcPr>
+          <w:p>
+            <w:r>
+              <w:rPr>
+                <w:rFonts w:ascii="Arial" w:hAnsi="Arial" w:cs="Arial"/>
+                <w:b/>
+                <w:color w:val="000000"/>
+                <w:sz w:val="20"/>
+              </w:rPr>
               <w:t>Fakta/Teori</w:t>
             </w:r>
           </w:p>
@@ -3999,21 +5984,48 @@
         <w:tc>
           <w:tcPr>
             <w:tcW w:type="dxa" w:w="1134"/>
-          </w:tcPr>
-          <w:p>
-            <w:r>
+            <w:tcMar>
+              <w:top w:w="57" w:type="dxa"/>
+              <w:left w:w="57" w:type="dxa"/>
+              <w:bottom w:w="57" w:type="dxa"/>
+              <w:right w:w="57" w:type="dxa"/>
+            </w:tcMar>
+            <w:shd w:val="clear" w:color="auto" w:fill="D9D9D9"/>
+          </w:tcPr>
+          <w:p>
+            <w:r>
+              <w:rPr>
+                <w:rFonts w:ascii="Arial" w:hAnsi="Arial" w:cs="Arial"/>
+                <w:b/>
+                <w:color w:val="000000"/>
+                <w:sz w:val="20"/>
+              </w:rPr>
               <w:t>Sikap/Kesel./Persek.</w:t>
             </w:r>
           </w:p>
         </w:tc>
       </w:tr>
       <w:tr>
+        <w:trPr>
+          <w:cantSplit w:val="true"/>
+        </w:trPr>
         <w:tc>
           <w:tcPr>
             <w:tcW w:type="dxa" w:w="1134"/>
-          </w:tcPr>
-          <w:p>
-            <w:r>
+            <w:tcMar>
+              <w:top w:w="57" w:type="dxa"/>
+              <w:left w:w="57" w:type="dxa"/>
+              <w:bottom w:w="57" w:type="dxa"/>
+              <w:right w:w="57" w:type="dxa"/>
+            </w:tcMar>
+          </w:tcPr>
+          <w:p>
+            <w:r>
+              <w:rPr>
+                <w:rFonts w:ascii="Arial" w:hAnsi="Arial" w:cs="Arial"/>
+                <w:color w:val="000000"/>
+                <w:sz w:val="20"/>
+              </w:rPr>
               <w:t>**JUMLAH**</w:t>
             </w:r>
           </w:p>
@@ -4021,9 +6033,20 @@
         <w:tc>
           <w:tcPr>
             <w:tcW w:type="dxa" w:w="1134"/>
-          </w:tcPr>
-          <w:p>
-            <w:r>
+            <w:tcMar>
+              <w:top w:w="57" w:type="dxa"/>
+              <w:left w:w="57" w:type="dxa"/>
+              <w:bottom w:w="57" w:type="dxa"/>
+              <w:right w:w="57" w:type="dxa"/>
+            </w:tcMar>
+          </w:tcPr>
+          <w:p>
+            <w:r>
+              <w:rPr>
+                <w:rFonts w:ascii="Arial" w:hAnsi="Arial" w:cs="Arial"/>
+                <w:color w:val="000000"/>
+                <w:sz w:val="20"/>
+              </w:rPr>
               <w:t>**20**</w:t>
             </w:r>
           </w:p>
@@ -4031,9 +6054,20 @@
         <w:tc>
           <w:tcPr>
             <w:tcW w:type="dxa" w:w="1134"/>
-          </w:tcPr>
-          <w:p>
-            <w:r>
+            <w:tcMar>
+              <w:top w:w="57" w:type="dxa"/>
+              <w:left w:w="57" w:type="dxa"/>
+              <w:bottom w:w="57" w:type="dxa"/>
+              <w:right w:w="57" w:type="dxa"/>
+            </w:tcMar>
+          </w:tcPr>
+          <w:p>
+            <w:r>
+              <w:rPr>
+                <w:rFonts w:ascii="Arial" w:hAnsi="Arial" w:cs="Arial"/>
+                <w:color w:val="000000"/>
+                <w:sz w:val="20"/>
+              </w:rPr>
               <w:t>**10**</w:t>
             </w:r>
           </w:p>
@@ -4041,9 +6075,20 @@
         <w:tc>
           <w:tcPr>
             <w:tcW w:type="dxa" w:w="1134"/>
-          </w:tcPr>
-          <w:p>
-            <w:r>
+            <w:tcMar>
+              <w:top w:w="57" w:type="dxa"/>
+              <w:left w:w="57" w:type="dxa"/>
+              <w:bottom w:w="57" w:type="dxa"/>
+              <w:right w:w="57" w:type="dxa"/>
+            </w:tcMar>
+          </w:tcPr>
+          <w:p>
+            <w:r>
+              <w:rPr>
+                <w:rFonts w:ascii="Arial" w:hAnsi="Arial" w:cs="Arial"/>
+                <w:color w:val="000000"/>
+                <w:sz w:val="20"/>
+              </w:rPr>
               <w:t>**6**</w:t>
             </w:r>
           </w:p>
@@ -4051,9 +6096,20 @@
         <w:tc>
           <w:tcPr>
             <w:tcW w:type="dxa" w:w="1134"/>
-          </w:tcPr>
-          <w:p>
-            <w:r>
+            <w:tcMar>
+              <w:top w:w="57" w:type="dxa"/>
+              <w:left w:w="57" w:type="dxa"/>
+              <w:bottom w:w="57" w:type="dxa"/>
+              <w:right w:w="57" w:type="dxa"/>
+            </w:tcMar>
+          </w:tcPr>
+          <w:p>
+            <w:r>
+              <w:rPr>
+                <w:rFonts w:ascii="Arial" w:hAnsi="Arial" w:cs="Arial"/>
+                <w:color w:val="000000"/>
+                <w:sz w:val="20"/>
+              </w:rPr>
               <w:t>**4**</w:t>
             </w:r>
           </w:p>
@@ -4061,9 +6117,20 @@
         <w:tc>
           <w:tcPr>
             <w:tcW w:type="dxa" w:w="1134"/>
-          </w:tcPr>
-          <w:p>
-            <w:r>
+            <w:tcMar>
+              <w:top w:w="57" w:type="dxa"/>
+              <w:left w:w="57" w:type="dxa"/>
+              <w:bottom w:w="57" w:type="dxa"/>
+              <w:right w:w="57" w:type="dxa"/>
+            </w:tcMar>
+          </w:tcPr>
+          <w:p>
+            <w:r>
+              <w:rPr>
+                <w:rFonts w:ascii="Arial" w:hAnsi="Arial" w:cs="Arial"/>
+                <w:color w:val="000000"/>
+                <w:sz w:val="20"/>
+              </w:rPr>
               <w:t>**10**</w:t>
             </w:r>
           </w:p>
@@ -4071,9 +6138,20 @@
         <w:tc>
           <w:tcPr>
             <w:tcW w:type="dxa" w:w="1134"/>
-          </w:tcPr>
-          <w:p>
-            <w:r>
+            <w:tcMar>
+              <w:top w:w="57" w:type="dxa"/>
+              <w:left w:w="57" w:type="dxa"/>
+              <w:bottom w:w="57" w:type="dxa"/>
+              <w:right w:w="57" w:type="dxa"/>
+            </w:tcMar>
+          </w:tcPr>
+          <w:p>
+            <w:r>
+              <w:rPr>
+                <w:rFonts w:ascii="Arial" w:hAnsi="Arial" w:cs="Arial"/>
+                <w:color w:val="000000"/>
+                <w:sz w:val="20"/>
+              </w:rPr>
               <w:t>**6**</w:t>
             </w:r>
           </w:p>
@@ -4081,9 +6159,20 @@
         <w:tc>
           <w:tcPr>
             <w:tcW w:type="dxa" w:w="1134"/>
-          </w:tcPr>
-          <w:p>
-            <w:r>
+            <w:tcMar>
+              <w:top w:w="57" w:type="dxa"/>
+              <w:left w:w="57" w:type="dxa"/>
+              <w:bottom w:w="57" w:type="dxa"/>
+              <w:right w:w="57" w:type="dxa"/>
+            </w:tcMar>
+          </w:tcPr>
+          <w:p>
+            <w:r>
+              <w:rPr>
+                <w:rFonts w:ascii="Arial" w:hAnsi="Arial" w:cs="Arial"/>
+                <w:color w:val="000000"/>
+                <w:sz w:val="20"/>
+              </w:rPr>
               <w:t>**4**</w:t>
             </w:r>
           </w:p>
